--- a/(e)CRF/Per nummer/19b_Werkinstructie MoveMonitor (SOP Dynaport).docx
+++ b/(e)CRF/Per nummer/19b_Werkinstructie MoveMonitor (SOP Dynaport).docx
@@ -2406,9 +2406,6 @@
       <w:pPr>
         <w:spacing w:after="0" w:line="240" w:lineRule="auto"/>
       </w:pPr>
-      <w:r>
-        <w:separator/>
-      </w:r>
     </w:p>
   </w:endnote>
   <w:endnote w:type="continuationSeparator" w:id="0">
@@ -2416,9 +2413,6 @@
       <w:pPr>
         <w:spacing w:after="0" w:line="240" w:lineRule="auto"/>
       </w:pPr>
-      <w:r>
-        <w:continuationSeparator/>
-      </w:r>
     </w:p>
   </w:endnote>
 </w:endnotes>
@@ -2464,7 +2458,116 @@
   <w:p>
     <w:pPr>
       <w:pStyle w:val="Voettekst"/>
+      <w:jc w:val="center"/>
     </w:pPr>
+    <w:r>
+      <w:rPr>
+        <w:rFonts w:ascii="Arial" w:hAnsi="Arial" w:eastAsia="Arial" w:cs="Arial"/>
+        <w:b w:val="0"/>
+        <w:color w:val="59636E"/>
+        <w:sz w:val="18"/>
+      </w:rPr>
+      <w:t xml:space="preserve">Pagina </w:t>
+    </w:r>
+    <w:r>
+      <w:rPr>
+        <w:rFonts w:ascii="Arial" w:hAnsi="Arial" w:eastAsia="Arial" w:cs="Arial"/>
+        <w:b w:val="0"/>
+        <w:color w:val="59636E"/>
+        <w:sz w:val="18"/>
+      </w:rPr>
+      <w:fldChar w:fldCharType="begin"/>
+    </w:r>
+    <w:r>
+      <w:rPr>
+        <w:rFonts w:ascii="Arial" w:hAnsi="Arial" w:eastAsia="Arial" w:cs="Arial"/>
+        <w:b w:val="0"/>
+        <w:color w:val="59636E"/>
+        <w:sz w:val="18"/>
+      </w:rPr>
+      <w:instrText xml:space="preserve"> PAGE </w:instrText>
+    </w:r>
+    <w:r>
+      <w:rPr>
+        <w:rFonts w:ascii="Arial" w:hAnsi="Arial" w:eastAsia="Arial" w:cs="Arial"/>
+        <w:b w:val="0"/>
+        <w:color w:val="59636E"/>
+        <w:sz w:val="18"/>
+      </w:rPr>
+      <w:fldChar w:fldCharType="separate"/>
+    </w:r>
+    <w:r>
+      <w:rPr>
+        <w:rFonts w:ascii="Arial" w:hAnsi="Arial" w:eastAsia="Arial" w:cs="Arial"/>
+        <w:b w:val="0"/>
+        <w:color w:val="59636E"/>
+        <w:sz w:val="18"/>
+      </w:rPr>
+      <w:t>1</w:t>
+    </w:r>
+    <w:r>
+      <w:rPr>
+        <w:rFonts w:ascii="Arial" w:hAnsi="Arial" w:eastAsia="Arial" w:cs="Arial"/>
+        <w:b w:val="0"/>
+        <w:color w:val="59636E"/>
+        <w:sz w:val="18"/>
+      </w:rPr>
+      <w:fldChar w:fldCharType="end"/>
+    </w:r>
+    <w:r>
+      <w:rPr>
+        <w:rFonts w:ascii="Arial" w:hAnsi="Arial" w:eastAsia="Arial" w:cs="Arial"/>
+        <w:b w:val="0"/>
+        <w:color w:val="59636E"/>
+        <w:sz w:val="18"/>
+      </w:rPr>
+      <w:t xml:space="preserve"> van </w:t>
+    </w:r>
+    <w:r>
+      <w:rPr>
+        <w:rFonts w:ascii="Arial" w:hAnsi="Arial" w:eastAsia="Arial" w:cs="Arial"/>
+        <w:b w:val="0"/>
+        <w:color w:val="59636E"/>
+        <w:sz w:val="18"/>
+      </w:rPr>
+      <w:fldChar w:fldCharType="begin"/>
+    </w:r>
+    <w:r>
+      <w:rPr>
+        <w:rFonts w:ascii="Arial" w:hAnsi="Arial" w:eastAsia="Arial" w:cs="Arial"/>
+        <w:b w:val="0"/>
+        <w:color w:val="59636E"/>
+        <w:sz w:val="18"/>
+      </w:rPr>
+      <w:instrText xml:space="preserve"> NUMPAGES </w:instrText>
+    </w:r>
+    <w:r>
+      <w:rPr>
+        <w:rFonts w:ascii="Arial" w:hAnsi="Arial" w:eastAsia="Arial" w:cs="Arial"/>
+        <w:b w:val="0"/>
+        <w:color w:val="59636E"/>
+        <w:sz w:val="18"/>
+      </w:rPr>
+      <w:fldChar w:fldCharType="separate"/>
+    </w:r>
+    <w:r>
+      <w:rPr>
+        <w:rFonts w:ascii="Arial" w:hAnsi="Arial" w:eastAsia="Arial" w:cs="Arial"/>
+        <w:b w:val="0"/>
+        <w:color w:val="59636E"/>
+        <w:sz w:val="18"/>
+      </w:rPr>
+      <w:t>1</w:t>
+    </w:r>
+    <w:r>
+      <w:rPr>
+        <w:rFonts w:ascii="Arial" w:hAnsi="Arial" w:eastAsia="Arial" w:cs="Arial"/>
+        <w:b w:val="0"/>
+        <w:color w:val="59636E"/>
+        <w:sz w:val="18"/>
+      </w:rPr>
+      <w:fldChar w:fldCharType="end"/>
+    </w:r>
   </w:p>
 </w:ftr>
 </file>
@@ -2476,9 +2579,6 @@
       <w:pPr>
         <w:spacing w:after="0" w:line="240" w:lineRule="auto"/>
       </w:pPr>
-      <w:r>
-        <w:separator/>
-      </w:r>
     </w:p>
   </w:footnote>
   <w:footnote w:type="continuationSeparator" w:id="0">
@@ -2486,9 +2586,6 @@
       <w:pPr>
         <w:spacing w:after="0" w:line="240" w:lineRule="auto"/>
       </w:pPr>
-      <w:r>
-        <w:continuationSeparator/>
-      </w:r>
     </w:p>
   </w:footnote>
 </w:footnotes>
@@ -2499,7 +2596,17 @@
   <w:p>
     <w:pPr>
       <w:pStyle w:val="Header"/>
+      <w:jc w:val="left"/>
     </w:pPr>
+    <w:r>
+      <w:rPr>
+        <w:rFonts w:ascii="Arial" w:hAnsi="Arial" w:eastAsia="Arial" w:cs="Arial"/>
+        <w:b w:val="0"/>
+        <w:color w:val="59636E"/>
+        <w:sz w:val="18"/>
+      </w:rPr>
+      <w:t>PARADISE (S71769) — eCRF 19b: Werkinstructie MoveMonitor (SOP Dynaport)</w:t>
+    </w:r>
   </w:p>
 </w:hdr>
 </file>

--- a/(e)CRF/Per nummer/19b_Werkinstructie MoveMonitor (SOP Dynaport).docx
+++ b/(e)CRF/Per nummer/19b_Werkinstructie MoveMonitor (SOP Dynaport).docx
@@ -2420,151 +2420,352 @@
 
 <file path=word/footer1.xml><?xml version="1.0" encoding="utf-8"?>
 <w:ftr xmlns:wpc="http://schemas.microsoft.com/office/word/2010/wordprocessingCanvas" xmlns:cx="http://schemas.microsoft.com/office/drawing/2014/chartex" xmlns:cx1="http://schemas.microsoft.com/office/drawing/2015/9/8/chartex" xmlns:cx2="http://schemas.microsoft.com/office/drawing/2015/10/21/chartex" xmlns:cx3="http://schemas.microsoft.com/office/drawing/2016/5/9/chartex" xmlns:cx4="http://schemas.microsoft.com/office/drawing/2016/5/10/chartex" xmlns:cx5="http://schemas.microsoft.com/office/drawing/2016/5/11/chartex" xmlns:cx6="http://schemas.microsoft.com/office/drawing/2016/5/12/chartex" xmlns:cx7="http://schemas.microsoft.com/office/drawing/2016/5/13/chartex" xmlns:cx8="http://schemas.microsoft.com/office/drawing/2016/5/14/chartex" xmlns:mc="http://schemas.openxmlformats.org/markup-compatibility/2006" xmlns:aink="http://schemas.microsoft.com/office/drawing/2016/ink" xmlns:am3d="http://schemas.microsoft.com/office/drawing/2017/model3d" xmlns:o="urn:schemas-microsoft-com:office:office" xmlns:oel="http://schemas.microsoft.com/office/2019/extlst" xmlns:r="http://schemas.openxmlformats.org/officeDocument/2006/relationships" xmlns:m="http://schemas.openxmlformats.org/officeDocument/2006/math" xmlns:v="urn:schemas-microsoft-com:vml" xmlns:wp14="http://schemas.microsoft.com/office/word/2010/wordprocessingDrawing" xmlns:wp="http://schemas.openxmlformats.org/drawingml/2006/wordprocessingDrawing" xmlns:w10="urn:schemas-microsoft-com:office:word" xmlns:w="http://schemas.openxmlformats.org/wordprocessingml/2006/main" xmlns:w14="http://schemas.microsoft.com/office/word/2010/wordml" xmlns:w15="http://schemas.microsoft.com/office/word/2012/wordml" xmlns:w16cex="http://schemas.microsoft.com/office/word/2018/wordml/cex" xmlns:w16cid="http://schemas.microsoft.com/office/word/2016/wordml/cid" xmlns:w16="http://schemas.microsoft.com/office/word/2018/wordml" xmlns:w16du="http://schemas.microsoft.com/office/word/2023/wordml/word16du" xmlns:w16sdtdh="http://schemas.microsoft.com/office/word/2020/wordml/sdtdatahash" xmlns:w16sdtfl="http://schemas.microsoft.com/office/word/2024/wordml/sdtformatlock" xmlns:w16se="http://schemas.microsoft.com/office/word/2015/wordml/symex" xmlns:wpg="http://schemas.microsoft.com/office/word/2010/wordprocessingGroup" xmlns:wpi="http://schemas.microsoft.com/office/word/2010/wordprocessingInk" xmlns:wne="http://schemas.microsoft.com/office/word/2006/wordml" xmlns:wps="http://schemas.microsoft.com/office/word/2010/wordprocessingShape" mc:Ignorable="w14 w15 w16se w16cid w16 w16cex w16sdtdh w16sdtfl w16du wp14">
-  <w:sdt>
-    <w:sdtPr>
-      <w:id w:val="-2092540219"/>
-      <w:docPartObj>
-        <w:docPartGallery w:val="Page Numbers (Bottom of Page)"/>
-        <w:docPartUnique/>
-      </w:docPartObj>
-    </w:sdtPr>
-    <w:sdtContent>
-      <w:p>
-        <w:pPr>
-          <w:pStyle w:val="Voettekst"/>
-          <w:jc w:val="right"/>
-        </w:pPr>
-        <w:r>
-          <w:fldChar w:fldCharType="begin"/>
-        </w:r>
-        <w:r>
-          <w:instrText>PAGE   \* MERGEFORMAT</w:instrText>
-        </w:r>
-        <w:r>
-          <w:fldChar w:fldCharType="separate"/>
-        </w:r>
-        <w:r>
-          <w:rPr>
-            <w:lang w:val="nl-NL"/>
-          </w:rPr>
-          <w:t>2</w:t>
-        </w:r>
-        <w:r>
-          <w:fldChar w:fldCharType="end"/>
-        </w:r>
-      </w:p>
-    </w:sdtContent>
-  </w:sdt>
   <w:p>
     <w:pPr>
-      <w:pStyle w:val="Voettekst"/>
-      <w:jc w:val="center"/>
+      <w:pBdr>
+        <w:top w:val="single" w:sz="6" w:space="6" w:color="C4CED8"/>
+      </w:pBdr>
     </w:pPr>
     <w:r>
       <w:rPr>
-        <w:rFonts w:ascii="Arial" w:hAnsi="Arial" w:eastAsia="Arial" w:cs="Arial"/>
-        <w:b w:val="0"/>
-        <w:color w:val="59636E"/>
-        <w:sz w:val="18"/>
-      </w:rPr>
-      <w:t xml:space="preserve">Pagina </w:t>
+        <w:noProof/>
+      </w:rPr>
+      <w:drawing>
+        <wp:anchor distT="0" distB="0" distL="114300" distR="114300" simplePos="0" relativeHeight="251659264" behindDoc="0" locked="0" layoutInCell="1" allowOverlap="1" wp14:anchorId="4A8142CD" wp14:editId="6CB4EA88">
+          <wp:simplePos x="0" y="0"/>
+          <wp:positionH relativeFrom="column">
+            <wp:posOffset>5527362</wp:posOffset>
+          </wp:positionH>
+          <wp:positionV relativeFrom="paragraph">
+            <wp:posOffset>66098</wp:posOffset>
+          </wp:positionV>
+          <wp:extent cx="1272540" cy="484505"/>
+          <wp:effectExtent l="0" t="0" r="3810" b="0"/>
+          <wp:wrapSquare wrapText="bothSides"/>
+          <wp:docPr id="1206673644" name="Afbeelding 7"/>
+          <wp:cNvGraphicFramePr>
+            <a:graphicFrameLocks xmlns:a="http://schemas.openxmlformats.org/drawingml/2006/main" noChangeAspect="1"/>
+          </wp:cNvGraphicFramePr>
+          <a:graphic xmlns:a="http://schemas.openxmlformats.org/drawingml/2006/main">
+            <a:graphicData uri="http://schemas.openxmlformats.org/drawingml/2006/picture">
+              <pic:pic xmlns:pic="http://schemas.openxmlformats.org/drawingml/2006/picture">
+                <pic:nvPicPr>
+                  <pic:cNvPr id="1340115081" name="Afbeelding 1340115081"/>
+                  <pic:cNvPicPr/>
+                </pic:nvPicPr>
+                <pic:blipFill rotWithShape="1">
+                  <a:blip r:embed="rIdTplImgC">
+                    <a:extLst>
+                      <a:ext uri="{28A0092B-C50C-407E-A947-70E740481C1C}">
+                        <a14:useLocalDpi xmlns:a14="http://schemas.microsoft.com/office/drawing/2010/main" val="0"/>
+                      </a:ext>
+                    </a:extLst>
+                  </a:blip>
+                  <a:srcRect l="8409" t="28983" b="36048"/>
+                  <a:stretch>
+                    <a:fillRect/>
+                  </a:stretch>
+                </pic:blipFill>
+                <pic:spPr bwMode="auto">
+                  <a:xfrm>
+                    <a:off x="0" y="0"/>
+                    <a:ext cx="1272540" cy="484505"/>
+                  </a:xfrm>
+                  <a:prstGeom prst="rect">
+                    <a:avLst/>
+                  </a:prstGeom>
+                  <a:ln>
+                    <a:noFill/>
+                  </a:ln>
+                  <a:extLst>
+                    <a:ext uri="{53640926-AAD7-44D8-BBD7-CCE9431645EC}">
+                      <a14:shadowObscured xmlns:a14="http://schemas.microsoft.com/office/drawing/2010/main"/>
+                    </a:ext>
+                  </a:extLst>
+                </pic:spPr>
+              </pic:pic>
+            </a:graphicData>
+          </a:graphic>
+          <wp14:sizeRelH relativeFrom="page">
+            <wp14:pctWidth>0</wp14:pctWidth>
+          </wp14:sizeRelH>
+          <wp14:sizeRelV relativeFrom="page">
+            <wp14:pctHeight>0</wp14:pctHeight>
+          </wp14:sizeRelV>
+        </wp:anchor>
+      </w:drawing>
     </w:r>
     <w:r>
       <w:rPr>
-        <w:rFonts w:ascii="Arial" w:hAnsi="Arial" w:eastAsia="Arial" w:cs="Arial"/>
-        <w:b w:val="0"/>
         <w:color w:val="59636E"/>
-        <w:sz w:val="18"/>
+        <w:sz w:val="16"/>
+        <w:szCs w:val="16"/>
+      </w:rPr>
+      <w:t>PARADISE-</w:t>
+    </w:r>
+    <w:proofErr w:type="gramStart"/>
+    <w:r>
+      <w:rPr>
+        <w:color w:val="59636E"/>
+        <w:sz w:val="16"/>
+        <w:szCs w:val="16"/>
+      </w:rPr>
+      <w:t>studie  ·</w:t>
+    </w:r>
+    <w:proofErr w:type="gramEnd"/>
+    <w:r>
+      <w:rPr>
+        <w:color w:val="59636E"/>
+        <w:sz w:val="16"/>
+        <w:szCs w:val="16"/>
+      </w:rPr>
+      <w:t xml:space="preserve">  eCRF 19b: Werkinstructie MoveMonitor (SOP Dynaport) </w:t>
+    </w:r>
+    <w:proofErr w:type="gramStart"/>
+    <w:r>
+      <w:rPr>
+        <w:color w:val="59636E"/>
+        <w:sz w:val="16"/>
+        <w:szCs w:val="16"/>
+      </w:rPr>
+      <w:t>·</w:t>
+    </w:r>
+    <w:proofErr w:type="gramEnd"/>
+    <w:r>
+      <w:rPr>
+        <w:color w:val="59636E"/>
+        <w:sz w:val="16"/>
+        <w:szCs w:val="16"/>
+      </w:rPr>
+      <w:t xml:space="preserve">  Versie </w:t>
+    </w:r>
+    <w:proofErr w:type="gramStart"/>
+    <w:r>
+      <w:rPr>
+        <w:i/>
+        <w:iCs/>
+        <w:color w:val="59636E"/>
+        <w:sz w:val="16"/>
+        <w:szCs w:val="16"/>
+      </w:rPr>
+      <w:t xml:space="preserve">[ </w:t>
+    </w:r>
+    <w:r>
+      <w:rPr>
+        <w:i/>
+        <w:iCs/>
+        <w:color w:val="59636E"/>
+        <w:sz w:val="16"/>
+        <w:szCs w:val="16"/>
+      </w:rPr>
+      <w:t>1.0</w:t>
+    </w:r>
+    <w:proofErr w:type="gramEnd"/>
+    <w:r>
+      <w:rPr>
+        <w:i/>
+        <w:iCs/>
+        <w:color w:val="59636E"/>
+        <w:sz w:val="16"/>
+        <w:szCs w:val="16"/>
+      </w:rPr>
+      <w:t xml:space="preserve"> </w:t>
+    </w:r>
+    <w:proofErr w:type="gramStart"/>
+    <w:r>
+      <w:rPr>
+        <w:i/>
+        <w:iCs/>
+        <w:color w:val="59636E"/>
+        <w:sz w:val="16"/>
+        <w:szCs w:val="16"/>
+      </w:rPr>
+      <w:t>]</w:t>
+    </w:r>
+    <w:r>
+      <w:rPr>
+        <w:color w:val="59636E"/>
+        <w:sz w:val="16"/>
+        <w:szCs w:val="16"/>
+      </w:rPr>
+      <w:t xml:space="preserve">  ·</w:t>
+    </w:r>
+    <w:proofErr w:type="gramEnd"/>
+    <w:r>
+      <w:rPr>
+        <w:color w:val="59636E"/>
+        <w:sz w:val="16"/>
+        <w:szCs w:val="16"/>
+      </w:rPr>
+      <w:t xml:space="preserve">  </w:t>
+    </w:r>
+    <w:proofErr w:type="gramStart"/>
+    <w:r>
+      <w:rPr>
+        <w:i/>
+        <w:iCs/>
+        <w:color w:val="59636E"/>
+        <w:sz w:val="16"/>
+        <w:szCs w:val="16"/>
+      </w:rPr>
+      <w:t xml:space="preserve">[ </w:t>
+    </w:r>
+    <w:r>
+      <w:rPr>
+        <w:i/>
+        <w:iCs/>
+        <w:color w:val="59636E"/>
+        <w:sz w:val="16"/>
+        <w:szCs w:val="16"/>
+      </w:rPr>
+      <w:t>27</w:t>
+    </w:r>
+    <w:proofErr w:type="gramEnd"/>
+    <w:r>
+      <w:rPr>
+        <w:i/>
+        <w:iCs/>
+        <w:color w:val="59636E"/>
+        <w:sz w:val="16"/>
+        <w:szCs w:val="16"/>
+      </w:rPr>
+      <w:t>/07/</w:t>
+    </w:r>
+    <w:proofErr w:type="gramStart"/>
+    <w:r>
+      <w:rPr>
+        <w:i/>
+        <w:iCs/>
+        <w:color w:val="59636E"/>
+        <w:sz w:val="16"/>
+        <w:szCs w:val="16"/>
+      </w:rPr>
+      <w:t>2026</w:t>
+    </w:r>
+    <w:r>
+      <w:rPr>
+        <w:i/>
+        <w:iCs/>
+        <w:color w:val="59636E"/>
+        <w:sz w:val="16"/>
+        <w:szCs w:val="16"/>
+      </w:rPr>
+      <w:t xml:space="preserve"> ]</w:t>
+    </w:r>
+    <w:proofErr w:type="gramEnd"/>
+    <w:r>
+      <w:rPr>
+        <w:color w:val="59636E"/>
+        <w:sz w:val="16"/>
+        <w:szCs w:val="16"/>
+      </w:rPr>
+      <w:t xml:space="preserve">  </w:t>
+    </w:r>
+    <w:proofErr w:type="gramStart"/>
+    <w:r>
+      <w:rPr>
+        <w:color w:val="59636E"/>
+        <w:sz w:val="16"/>
+        <w:szCs w:val="16"/>
+      </w:rPr>
+      <w:t>·  Pagina</w:t>
+    </w:r>
+    <w:proofErr w:type="gramEnd"/>
+    <w:r>
+      <w:rPr>
+        <w:color w:val="59636E"/>
+        <w:sz w:val="16"/>
+        <w:szCs w:val="16"/>
+      </w:rPr>
+      <w:t xml:space="preserve"> </w:t>
+    </w:r>
+    <w:r>
+      <w:rPr>
+        <w:color w:val="59636E"/>
+        <w:sz w:val="16"/>
+        <w:szCs w:val="16"/>
       </w:rPr>
       <w:fldChar w:fldCharType="begin"/>
     </w:r>
     <w:r>
       <w:rPr>
-        <w:rFonts w:ascii="Arial" w:hAnsi="Arial" w:eastAsia="Arial" w:cs="Arial"/>
-        <w:b w:val="0"/>
         <w:color w:val="59636E"/>
-        <w:sz w:val="18"/>
-      </w:rPr>
-      <w:instrText xml:space="preserve"> PAGE </w:instrText>
+        <w:sz w:val="16"/>
+        <w:szCs w:val="16"/>
+      </w:rPr>
+      <w:instrText>PAGE</w:instrText>
     </w:r>
     <w:r>
       <w:rPr>
-        <w:rFonts w:ascii="Arial" w:hAnsi="Arial" w:eastAsia="Arial" w:cs="Arial"/>
-        <w:b w:val="0"/>
         <w:color w:val="59636E"/>
-        <w:sz w:val="18"/>
+        <w:sz w:val="16"/>
+        <w:szCs w:val="16"/>
       </w:rPr>
       <w:fldChar w:fldCharType="separate"/>
     </w:r>
     <w:r>
       <w:rPr>
-        <w:rFonts w:ascii="Arial" w:hAnsi="Arial" w:eastAsia="Arial" w:cs="Arial"/>
-        <w:b w:val="0"/>
+        <w:noProof/>
         <w:color w:val="59636E"/>
-        <w:sz w:val="18"/>
+        <w:sz w:val="16"/>
+        <w:szCs w:val="16"/>
       </w:rPr>
       <w:t>1</w:t>
     </w:r>
     <w:r>
       <w:rPr>
-        <w:rFonts w:ascii="Arial" w:hAnsi="Arial" w:eastAsia="Arial" w:cs="Arial"/>
-        <w:b w:val="0"/>
         <w:color w:val="59636E"/>
-        <w:sz w:val="18"/>
+        <w:sz w:val="16"/>
+        <w:szCs w:val="16"/>
       </w:rPr>
       <w:fldChar w:fldCharType="end"/>
     </w:r>
     <w:r>
       <w:rPr>
-        <w:rFonts w:ascii="Arial" w:hAnsi="Arial" w:eastAsia="Arial" w:cs="Arial"/>
-        <w:b w:val="0"/>
         <w:color w:val="59636E"/>
-        <w:sz w:val="18"/>
+        <w:sz w:val="16"/>
+        <w:szCs w:val="16"/>
       </w:rPr>
       <w:t xml:space="preserve"> van </w:t>
     </w:r>
     <w:r>
       <w:rPr>
-        <w:rFonts w:ascii="Arial" w:hAnsi="Arial" w:eastAsia="Arial" w:cs="Arial"/>
-        <w:b w:val="0"/>
         <w:color w:val="59636E"/>
-        <w:sz w:val="18"/>
+        <w:sz w:val="16"/>
+        <w:szCs w:val="16"/>
       </w:rPr>
       <w:fldChar w:fldCharType="begin"/>
     </w:r>
     <w:r>
       <w:rPr>
-        <w:rFonts w:ascii="Arial" w:hAnsi="Arial" w:eastAsia="Arial" w:cs="Arial"/>
-        <w:b w:val="0"/>
         <w:color w:val="59636E"/>
-        <w:sz w:val="18"/>
-      </w:rPr>
-      <w:instrText xml:space="preserve"> NUMPAGES </w:instrText>
+        <w:sz w:val="16"/>
+        <w:szCs w:val="16"/>
+      </w:rPr>
+      <w:instrText>NUMPAGES</w:instrText>
     </w:r>
     <w:r>
       <w:rPr>
-        <w:rFonts w:ascii="Arial" w:hAnsi="Arial" w:eastAsia="Arial" w:cs="Arial"/>
-        <w:b w:val="0"/>
         <w:color w:val="59636E"/>
-        <w:sz w:val="18"/>
+        <w:sz w:val="16"/>
+        <w:szCs w:val="16"/>
       </w:rPr>
       <w:fldChar w:fldCharType="separate"/>
     </w:r>
     <w:r>
       <w:rPr>
-        <w:rFonts w:ascii="Arial" w:hAnsi="Arial" w:eastAsia="Arial" w:cs="Arial"/>
-        <w:b w:val="0"/>
+        <w:noProof/>
         <w:color w:val="59636E"/>
-        <w:sz w:val="18"/>
-      </w:rPr>
-      <w:t>1</w:t>
+        <w:sz w:val="16"/>
+        <w:szCs w:val="16"/>
+      </w:rPr>
+      <w:t>2</w:t>
     </w:r>
     <w:r>
       <w:rPr>
-        <w:rFonts w:ascii="Arial" w:hAnsi="Arial" w:eastAsia="Arial" w:cs="Arial"/>
-        <w:b w:val="0"/>
         <w:color w:val="59636E"/>
-        <w:sz w:val="18"/>
+        <w:sz w:val="16"/>
+        <w:szCs w:val="16"/>
       </w:rPr>
       <w:fldChar w:fldCharType="end"/>
     </w:r>
@@ -2592,20 +2793,130 @@
 </file>
 
 <file path=word/header1.xml><?xml version="1.0" encoding="utf-8"?>
-<w:hdr xmlns:m="http://schemas.openxmlformats.org/officeDocument/2006/math" xmlns:mc="http://schemas.openxmlformats.org/markup-compatibility/2006" xmlns:mo="http://schemas.microsoft.com/office/mac/office/2008/main" xmlns:mv="urn:schemas-microsoft-com:mac:vml" xmlns:o="urn:schemas-microsoft-com:office:office" xmlns:r="http://schemas.openxmlformats.org/officeDocument/2006/relationships" xmlns:v="urn:schemas-microsoft-com:vml" xmlns:w10="urn:schemas-microsoft-com:office:word" xmlns:w14="http://schemas.microsoft.com/office/word/2010/wordml" xmlns:w="http://schemas.openxmlformats.org/wordprocessingml/2006/main" xmlns:wne="http://schemas.microsoft.com/office/word/2006/wordml" xmlns:wp14="http://schemas.microsoft.com/office/word/2010/wordprocessingDrawing" xmlns:wp="http://schemas.openxmlformats.org/drawingml/2006/wordprocessingDrawing" xmlns:wpc="http://schemas.microsoft.com/office/word/2010/wordprocessingCanvas" xmlns:wpg="http://schemas.microsoft.com/office/word/2010/wordprocessingGroup" xmlns:wpi="http://schemas.microsoft.com/office/word/2010/wordprocessingInk" xmlns:wps="http://schemas.microsoft.com/office/word/2010/wordprocessingShape" mc:Ignorable="w14 wp14">
+<w:hdr xmlns:wpc="http://schemas.microsoft.com/office/word/2010/wordprocessingCanvas" xmlns:cx="http://schemas.microsoft.com/office/drawing/2014/chartex" xmlns:cx1="http://schemas.microsoft.com/office/drawing/2015/9/8/chartex" xmlns:cx2="http://schemas.microsoft.com/office/drawing/2015/10/21/chartex" xmlns:cx3="http://schemas.microsoft.com/office/drawing/2016/5/9/chartex" xmlns:cx4="http://schemas.microsoft.com/office/drawing/2016/5/10/chartex" xmlns:cx5="http://schemas.microsoft.com/office/drawing/2016/5/11/chartex" xmlns:cx6="http://schemas.microsoft.com/office/drawing/2016/5/12/chartex" xmlns:cx7="http://schemas.microsoft.com/office/drawing/2016/5/13/chartex" xmlns:cx8="http://schemas.microsoft.com/office/drawing/2016/5/14/chartex" xmlns:mc="http://schemas.openxmlformats.org/markup-compatibility/2006" xmlns:aink="http://schemas.microsoft.com/office/drawing/2016/ink" xmlns:am3d="http://schemas.microsoft.com/office/drawing/2017/model3d" xmlns:o="urn:schemas-microsoft-com:office:office" xmlns:oel="http://schemas.microsoft.com/office/2019/extlst" xmlns:r="http://schemas.openxmlformats.org/officeDocument/2006/relationships" xmlns:m="http://schemas.openxmlformats.org/officeDocument/2006/math" xmlns:v="urn:schemas-microsoft-com:vml" xmlns:wp14="http://schemas.microsoft.com/office/word/2010/wordprocessingDrawing" xmlns:wp="http://schemas.openxmlformats.org/drawingml/2006/wordprocessingDrawing" xmlns:w10="urn:schemas-microsoft-com:office:word" xmlns:w="http://schemas.openxmlformats.org/wordprocessingml/2006/main" xmlns:w14="http://schemas.microsoft.com/office/word/2010/wordml" xmlns:w15="http://schemas.microsoft.com/office/word/2012/wordml" xmlns:w16cex="http://schemas.microsoft.com/office/word/2018/wordml/cex" xmlns:w16cid="http://schemas.microsoft.com/office/word/2016/wordml/cid" xmlns:w16="http://schemas.microsoft.com/office/word/2018/wordml" xmlns:w16du="http://schemas.microsoft.com/office/word/2023/wordml/word16du" xmlns:w16sdtdh="http://schemas.microsoft.com/office/word/2020/wordml/sdtdatahash" xmlns:w16sdtfl="http://schemas.microsoft.com/office/word/2024/wordml/sdtformatlock" xmlns:w16se="http://schemas.microsoft.com/office/word/2015/wordml/symex" xmlns:wpg="http://schemas.microsoft.com/office/word/2010/wordprocessingGroup" xmlns:wpi="http://schemas.microsoft.com/office/word/2010/wordprocessingInk" xmlns:wne="http://schemas.microsoft.com/office/word/2006/wordml" xmlns:wps="http://schemas.microsoft.com/office/word/2010/wordprocessingShape" mc:Ignorable="w14 w15 w16se w16cid w16 w16cex w16sdtdh w16sdtfl w16du wp14">
   <w:p>
     <w:pPr>
-      <w:pStyle w:val="Header"/>
-      <w:jc w:val="left"/>
+      <w:pStyle w:val="Koptekst"/>
+      <w:jc w:val="right"/>
     </w:pPr>
     <w:r>
       <w:rPr>
-        <w:rFonts w:ascii="Arial" w:hAnsi="Arial" w:eastAsia="Arial" w:cs="Arial"/>
-        <w:b w:val="0"/>
-        <w:color w:val="59636E"/>
-        <w:sz w:val="18"/>
-      </w:rPr>
-      <w:t>PARADISE (S71769) — eCRF 19b: Werkinstructie MoveMonitor (SOP Dynaport)</w:t>
+        <w:noProof/>
+      </w:rPr>
+      <w:drawing>
+        <wp:anchor distT="0" distB="0" distL="114300" distR="114300" simplePos="0" relativeHeight="251658240" behindDoc="1" locked="0" layoutInCell="1" allowOverlap="1" wp14:anchorId="755D2A89" wp14:editId="42F71064">
+          <wp:simplePos x="0" y="0"/>
+          <wp:positionH relativeFrom="margin">
+            <wp:align>left</wp:align>
+          </wp:positionH>
+          <wp:positionV relativeFrom="paragraph">
+            <wp:posOffset>-20955</wp:posOffset>
+          </wp:positionV>
+          <wp:extent cx="1615079" cy="720000"/>
+          <wp:effectExtent l="0" t="0" r="0" b="0"/>
+          <wp:wrapTight wrapText="bothSides">
+            <wp:wrapPolygon edited="0">
+              <wp:start x="510" y="1716"/>
+              <wp:lineTo x="255" y="5719"/>
+              <wp:lineTo x="764" y="20018"/>
+              <wp:lineTo x="8664" y="20018"/>
+              <wp:lineTo x="13250" y="18874"/>
+              <wp:lineTo x="20895" y="14298"/>
+              <wp:lineTo x="20895" y="9151"/>
+              <wp:lineTo x="14015" y="4004"/>
+              <wp:lineTo x="8664" y="1716"/>
+              <wp:lineTo x="510" y="1716"/>
+            </wp:wrapPolygon>
+          </wp:wrapTight>
+          <wp:docPr id="1820294796" name="Afbeelding 5"/>
+          <wp:cNvGraphicFramePr>
+            <a:graphicFrameLocks xmlns:a="http://schemas.openxmlformats.org/drawingml/2006/main" noChangeAspect="1"/>
+          </wp:cNvGraphicFramePr>
+          <a:graphic xmlns:a="http://schemas.openxmlformats.org/drawingml/2006/main">
+            <a:graphicData uri="http://schemas.openxmlformats.org/drawingml/2006/picture">
+              <pic:pic xmlns:pic="http://schemas.openxmlformats.org/drawingml/2006/picture">
+                <pic:nvPicPr>
+                  <pic:cNvPr id="1820294796" name="Afbeelding 1820294796"/>
+                  <pic:cNvPicPr/>
+                </pic:nvPicPr>
+                <pic:blipFill>
+                  <a:blip r:embed="rIdTplImgA">
+                    <a:extLst>
+                      <a:ext uri="{28A0092B-C50C-407E-A947-70E740481C1C}">
+                        <a14:useLocalDpi xmlns:a14="http://schemas.microsoft.com/office/drawing/2010/main" val="0"/>
+                      </a:ext>
+                    </a:extLst>
+                  </a:blip>
+                  <a:stretch>
+                    <a:fillRect/>
+                  </a:stretch>
+                </pic:blipFill>
+                <pic:spPr>
+                  <a:xfrm>
+                    <a:off x="0" y="0"/>
+                    <a:ext cx="1615079" cy="720000"/>
+                  </a:xfrm>
+                  <a:prstGeom prst="rect">
+                    <a:avLst/>
+                  </a:prstGeom>
+                </pic:spPr>
+              </pic:pic>
+            </a:graphicData>
+          </a:graphic>
+          <wp14:sizeRelH relativeFrom="page">
+            <wp14:pctWidth>0</wp14:pctWidth>
+          </wp14:sizeRelH>
+          <wp14:sizeRelV relativeFrom="page">
+            <wp14:pctHeight>0</wp14:pctHeight>
+          </wp14:sizeRelV>
+        </wp:anchor>
+      </w:drawing>
+    </w:r>
+    <w:r>
+      <w:rPr>
+        <w:noProof/>
+      </w:rPr>
+      <w:drawing>
+        <wp:inline distT="0" distB="0" distL="0" distR="0" wp14:anchorId="4E8F3C53" wp14:editId="680A2799">
+          <wp:extent cx="2525825" cy="720000"/>
+          <wp:effectExtent l="0" t="0" r="0" b="4445"/>
+          <wp:docPr id="328170997" name="Afbeelding 6"/>
+          <wp:cNvGraphicFramePr>
+            <a:graphicFrameLocks xmlns:a="http://schemas.openxmlformats.org/drawingml/2006/main" noChangeAspect="1"/>
+          </wp:cNvGraphicFramePr>
+          <a:graphic xmlns:a="http://schemas.openxmlformats.org/drawingml/2006/main">
+            <a:graphicData uri="http://schemas.openxmlformats.org/drawingml/2006/picture">
+              <pic:pic xmlns:pic="http://schemas.openxmlformats.org/drawingml/2006/picture">
+                <pic:nvPicPr>
+                  <pic:cNvPr id="328170997" name="Afbeelding 328170997"/>
+                  <pic:cNvPicPr/>
+                </pic:nvPicPr>
+                <pic:blipFill>
+                  <a:blip r:embed="rIdTplImgB">
+                    <a:extLst>
+                      <a:ext uri="{28A0092B-C50C-407E-A947-70E740481C1C}">
+                        <a14:useLocalDpi xmlns:a14="http://schemas.microsoft.com/office/drawing/2010/main" val="0"/>
+                      </a:ext>
+                    </a:extLst>
+                  </a:blip>
+                  <a:stretch>
+                    <a:fillRect/>
+                  </a:stretch>
+                </pic:blipFill>
+                <pic:spPr>
+                  <a:xfrm>
+                    <a:off x="0" y="0"/>
+                    <a:ext cx="2525825" cy="720000"/>
+                  </a:xfrm>
+                  <a:prstGeom prst="rect">
+                    <a:avLst/>
+                  </a:prstGeom>
+                </pic:spPr>
+              </pic:pic>
+            </a:graphicData>
+          </a:graphic>
+        </wp:inline>
+      </w:drawing>
     </w:r>
   </w:p>
 </w:hdr>

--- a/(e)CRF/Per nummer/19b_Werkinstructie MoveMonitor (SOP Dynaport).docx
+++ b/(e)CRF/Per nummer/19b_Werkinstructie MoveMonitor (SOP Dynaport).docx
@@ -2434,7 +2434,7 @@
         <wp:anchor distT="0" distB="0" distL="114300" distR="114300" simplePos="0" relativeHeight="251659264" behindDoc="0" locked="0" layoutInCell="1" allowOverlap="1" wp14:anchorId="4A8142CD" wp14:editId="6CB4EA88">
           <wp:simplePos x="0" y="0"/>
           <wp:positionH relativeFrom="column">
-            <wp:posOffset>5527362</wp:posOffset>
+            <wp:posOffset>5351825</wp:posOffset>
           </wp:positionH>
           <wp:positionV relativeFrom="paragraph">
             <wp:posOffset>66098</wp:posOffset>

--- a/(e)CRF/Per nummer/19b_Werkinstructie MoveMonitor (SOP Dynaport).docx
+++ b/(e)CRF/Per nummer/19b_Werkinstructie MoveMonitor (SOP Dynaport).docx
@@ -1,77 +1,281 @@
 
 <file path=word/document.xml><?xml version="1.0" encoding="utf-8"?>
-<w:document xmlns:wpc="http://schemas.microsoft.com/office/word/2010/wordprocessingCanvas" xmlns:cx="http://schemas.microsoft.com/office/drawing/2014/chartex" xmlns:cx1="http://schemas.microsoft.com/office/drawing/2015/9/8/chartex" xmlns:cx2="http://schemas.microsoft.com/office/drawing/2015/10/21/chartex" xmlns:cx3="http://schemas.microsoft.com/office/drawing/2016/5/9/chartex" xmlns:cx4="http://schemas.microsoft.com/office/drawing/2016/5/10/chartex" xmlns:cx5="http://schemas.microsoft.com/office/drawing/2016/5/11/chartex" xmlns:cx6="http://schemas.microsoft.com/office/drawing/2016/5/12/chartex" xmlns:cx7="http://schemas.microsoft.com/office/drawing/2016/5/13/chartex" xmlns:cx8="http://schemas.microsoft.com/office/drawing/2016/5/14/chartex" xmlns:mc="http://schemas.openxmlformats.org/markup-compatibility/2006" xmlns:aink="http://schemas.microsoft.com/office/drawing/2016/ink" xmlns:am3d="http://schemas.microsoft.com/office/drawing/2017/model3d" xmlns:o="urn:schemas-microsoft-com:office:office" xmlns:oel="http://schemas.microsoft.com/office/2019/extlst" xmlns:r="http://schemas.openxmlformats.org/officeDocument/2006/relationships" xmlns:m="http://schemas.openxmlformats.org/officeDocument/2006/math" xmlns:v="urn:schemas-microsoft-com:vml" xmlns:wp14="http://schemas.microsoft.com/office/word/2010/wordprocessingDrawing" xmlns:wp="http://schemas.openxmlformats.org/drawingml/2006/wordprocessingDrawing" xmlns:w10="urn:schemas-microsoft-com:office:word" xmlns:w="http://schemas.openxmlformats.org/wordprocessingml/2006/main" xmlns:w14="http://schemas.microsoft.com/office/word/2010/wordml" xmlns:w15="http://schemas.microsoft.com/office/word/2012/wordml" xmlns:w16cex="http://schemas.microsoft.com/office/word/2018/wordml/cex" xmlns:w16cid="http://schemas.microsoft.com/office/word/2016/wordml/cid" xmlns:w16="http://schemas.microsoft.com/office/word/2018/wordml" xmlns:w16du="http://schemas.microsoft.com/office/word/2023/wordml/word16du" xmlns:w16sdtdh="http://schemas.microsoft.com/office/word/2020/wordml/sdtdatahash" xmlns:w16sdtfl="http://schemas.microsoft.com/office/word/2024/wordml/sdtformatlock" xmlns:w16se="http://schemas.microsoft.com/office/word/2015/wordml/symex" xmlns:wpg="http://schemas.microsoft.com/office/word/2010/wordprocessingGroup" xmlns:wpi="http://schemas.microsoft.com/office/word/2010/wordprocessingInk" xmlns:wne="http://schemas.microsoft.com/office/word/2006/wordml" xmlns:wps="http://schemas.microsoft.com/office/word/2010/wordprocessingShape" xmlns:a="http://schemas.openxmlformats.org/drawingml/2006/main" xmlns:pic="http://schemas.openxmlformats.org/drawingml/2006/picture" xmlns:a14="http://schemas.microsoft.com/office/drawing/2010/main" mc:Ignorable="w14 w15 w16se w16cid w16 w16cex w16sdtdh w16sdtfl w16du wp14">
+<w:document xmlns:wpc="http://schemas.microsoft.com/office/word/2010/wordprocessingCanvas" xmlns:cx="http://schemas.microsoft.com/office/drawing/2014/chartex" xmlns:cx1="http://schemas.microsoft.com/office/drawing/2015/9/8/chartex" xmlns:cx2="http://schemas.microsoft.com/office/drawing/2015/10/21/chartex" xmlns:cx3="http://schemas.microsoft.com/office/drawing/2016/5/9/chartex" xmlns:cx4="http://schemas.microsoft.com/office/drawing/2016/5/10/chartex" xmlns:cx5="http://schemas.microsoft.com/office/drawing/2016/5/11/chartex" xmlns:cx6="http://schemas.microsoft.com/office/drawing/2016/5/12/chartex" xmlns:cx7="http://schemas.microsoft.com/office/drawing/2016/5/13/chartex" xmlns:cx8="http://schemas.microsoft.com/office/drawing/2016/5/14/chartex" xmlns:mc="http://schemas.openxmlformats.org/markup-compatibility/2006" xmlns:aink="http://schemas.microsoft.com/office/drawing/2016/ink" xmlns:am3d="http://schemas.microsoft.com/office/drawing/2017/model3d" xmlns:o="urn:schemas-microsoft-com:office:office" xmlns:oel="http://schemas.microsoft.com/office/2019/extlst" xmlns:r="http://schemas.openxmlformats.org/officeDocument/2006/relationships" xmlns:m="http://schemas.openxmlformats.org/officeDocument/2006/math" xmlns:v="urn:schemas-microsoft-com:vml" xmlns:wp14="http://schemas.microsoft.com/office/word/2010/wordprocessingDrawing" xmlns:wp="http://schemas.openxmlformats.org/drawingml/2006/wordprocessingDrawing" xmlns:w10="urn:schemas-microsoft-com:office:word" xmlns:w="http://schemas.openxmlformats.org/wordprocessingml/2006/main" xmlns:w14="http://schemas.microsoft.com/office/word/2010/wordml" xmlns:w15="http://schemas.microsoft.com/office/word/2012/wordml" xmlns:w16cei="http://schemas.microsoft.com/office/word/2026/wordml/cei" xmlns:w16cex="http://schemas.microsoft.com/office/word/2018/wordml/cex" xmlns:w16cid="http://schemas.microsoft.com/office/word/2016/wordml/cid" xmlns:w16="http://schemas.microsoft.com/office/word/2018/wordml" xmlns:w16du="http://schemas.microsoft.com/office/word/2023/wordml/word16du" xmlns:w16sdtdh="http://schemas.microsoft.com/office/word/2020/wordml/sdtdatahash" xmlns:w16sdtfl="http://schemas.microsoft.com/office/word/2024/wordml/sdtformatlock" xmlns:w16se="http://schemas.microsoft.com/office/word/2015/wordml/symex" xmlns:wpg="http://schemas.microsoft.com/office/word/2010/wordprocessingGroup" xmlns:wpi="http://schemas.microsoft.com/office/word/2010/wordprocessingInk" xmlns:wne="http://schemas.microsoft.com/office/word/2006/wordml" xmlns:wps="http://schemas.microsoft.com/office/word/2010/wordprocessingShape" mc:Ignorable="w14 w15 w16se w16cid w16 w16cex w16sdtdh w16sdtfl w16du wp14">
   <w:body>
     <w:p>
       <w:pPr>
         <w:jc w:val="center"/>
         <w:rPr>
-          <w:b/>
-          <w:bCs/>
-          <w:u w:val="single"/>
-          <w:lang w:val="en-US"/>
-        </w:rPr>
-      </w:pPr>
-      <w:r>
-        <w:rPr>
-          <w:rFonts w:ascii="Arial" w:hAnsi="Arial" w:eastAsia="Arial" w:cs="Arial"/>
           <w:b/>
           <w:bCs/>
           <w:color w:val="123A5F"/>
           <w:u w:val="single"/>
           <w:lang w:val="en-US"/>
         </w:rPr>
-        <w:t xml:space="preserve">McRoberts </w:t>
-      </w:r>
-      <w:proofErr w:type="spellStart"/>
-      <w:r>
-        <w:rPr>
-          <w:rFonts w:ascii="Arial" w:hAnsi="Arial" w:eastAsia="Arial" w:cs="Arial"/>
+      </w:pPr>
+      <w:r>
+        <w:rPr>
           <w:b/>
           <w:bCs/>
           <w:color w:val="123A5F"/>
           <w:u w:val="single"/>
           <w:lang w:val="en-US"/>
         </w:rPr>
-        <w:t>Dyna</w:t>
-      </w:r>
-      <w:r>
-        <w:rPr>
-          <w:rFonts w:ascii="Arial" w:hAnsi="Arial" w:eastAsia="Arial" w:cs="Arial"/>
+        <w:t xml:space="preserve">McRoberts </w:t>
+      </w:r>
+      <w:proofErr w:type="spellStart"/>
+      <w:r>
+        <w:rPr>
           <w:b/>
           <w:bCs/>
           <w:color w:val="123A5F"/>
           <w:u w:val="single"/>
           <w:lang w:val="en-US"/>
         </w:rPr>
-        <w:t>P</w:t>
-      </w:r>
-      <w:r>
-        <w:rPr>
-          <w:rFonts w:ascii="Arial" w:hAnsi="Arial" w:eastAsia="Arial" w:cs="Arial"/>
+        <w:t>Dyna</w:t>
+      </w:r>
+      <w:r>
+        <w:rPr>
           <w:b/>
           <w:bCs/>
           <w:color w:val="123A5F"/>
           <w:u w:val="single"/>
           <w:lang w:val="en-US"/>
         </w:rPr>
-        <w:t>ort</w:t>
-      </w:r>
-      <w:proofErr w:type="spellEnd"/>
-      <w:r>
-        <w:rPr>
-          <w:rFonts w:ascii="Arial" w:hAnsi="Arial" w:eastAsia="Arial" w:cs="Arial"/>
+        <w:t>P</w:t>
+      </w:r>
+      <w:r>
+        <w:rPr>
           <w:b/>
           <w:bCs/>
           <w:color w:val="123A5F"/>
           <w:u w:val="single"/>
           <w:lang w:val="en-US"/>
         </w:rPr>
+        <w:t>ort</w:t>
+      </w:r>
+      <w:proofErr w:type="spellEnd"/>
+      <w:r>
+        <w:rPr>
+          <w:b/>
+          <w:bCs/>
+          <w:color w:val="123A5F"/>
+          <w:u w:val="single"/>
+          <w:lang w:val="en-US"/>
+        </w:rPr>
         <w:t xml:space="preserve"> Manual</w:t>
       </w:r>
     </w:p>
     <w:p>
       <w:pPr>
+        <w:tabs>
+          <w:tab w:val="left" w:leader="underscore" w:pos="8505"/>
+        </w:tabs>
+        <w:spacing w:line="360" w:lineRule="auto"/>
+        <w:rPr>
+          <w:rFonts w:ascii="Calibri" w:hAnsi="Calibri" w:cs="Calibri"/>
+          <w:b/>
+          <w:bCs/>
+          <w:sz w:val="24"/>
+          <w:szCs w:val="24"/>
+          <w:lang w:val="nl-BE"/>
+        </w:rPr>
+      </w:pPr>
+      <w:r>
+        <w:rPr>
+          <w:b/>
+          <w:bCs/>
+          <w:color w:val="123A5F"/>
+          <w:sz w:val="24"/>
+          <w:szCs w:val="24"/>
+        </w:rPr>
+        <w:t>Studie-</w:t>
+      </w:r>
+      <w:proofErr w:type="spellStart"/>
+      <w:r>
+        <w:rPr>
+          <w:b/>
+          <w:bCs/>
+          <w:color w:val="123A5F"/>
+          <w:sz w:val="24"/>
+          <w:szCs w:val="24"/>
+        </w:rPr>
+        <w:t>informatie</w:t>
+      </w:r>
+      <w:proofErr w:type="spellEnd"/>
+    </w:p>
+    <w:p>
+      <w:pPr>
+        <w:numPr>
+          <w:ilvl w:val="0"/>
+          <w:numId w:val="5"/>
+        </w:numPr>
+        <w:tabs>
+          <w:tab w:val="left" w:leader="underscore" w:pos="8505"/>
+        </w:tabs>
+        <w:spacing w:line="360" w:lineRule="auto"/>
+        <w:rPr>
+          <w:rFonts w:ascii="Calibri" w:hAnsi="Calibri" w:cs="Calibri"/>
+        </w:rPr>
+      </w:pPr>
+      <w:r>
+        <w:rPr>
+          <w:color w:val="24303B"/>
+        </w:rPr>
+        <w:t xml:space="preserve">Studie </w:t>
+      </w:r>
+      <w:proofErr w:type="spellStart"/>
+      <w:r>
+        <w:rPr>
+          <w:color w:val="24303B"/>
+        </w:rPr>
+        <w:t>titel</w:t>
+      </w:r>
+      <w:proofErr w:type="spellEnd"/>
+      <w:r>
+        <w:rPr>
+          <w:color w:val="24303B"/>
+        </w:rPr>
+        <w:t>: Towards Pressure-Adherence &amp; Education Driven Service in Diabetic Foot Disease (PARADISE trial)</w:t>
+      </w:r>
+    </w:p>
+    <w:p>
+      <w:pPr>
+        <w:numPr>
+          <w:ilvl w:val="0"/>
+          <w:numId w:val="5"/>
+        </w:numPr>
+        <w:tabs>
+          <w:tab w:val="left" w:leader="underscore" w:pos="8505"/>
+        </w:tabs>
+        <w:spacing w:line="360" w:lineRule="auto"/>
+        <w:rPr>
+          <w:rFonts w:ascii="Calibri" w:hAnsi="Calibri" w:cs="Calibri"/>
+          <w:lang w:val="nl-BE"/>
+        </w:rPr>
+      </w:pPr>
+      <w:proofErr w:type="spellStart"/>
+      <w:r>
+        <w:rPr>
+          <w:color w:val="24303B"/>
+        </w:rPr>
+        <w:t>Protocolnummer</w:t>
+      </w:r>
+      <w:proofErr w:type="spellEnd"/>
+      <w:r>
+        <w:rPr>
+          <w:color w:val="24303B"/>
+        </w:rPr>
+        <w:t>: S71769</w:t>
+      </w:r>
+    </w:p>
+    <w:p>
+      <w:pPr>
+        <w:numPr>
+          <w:ilvl w:val="0"/>
+          <w:numId w:val="5"/>
+        </w:numPr>
+        <w:tabs>
+          <w:tab w:val="left" w:leader="underscore" w:pos="8505"/>
+        </w:tabs>
+        <w:spacing w:line="360" w:lineRule="auto"/>
+        <w:rPr>
+          <w:rFonts w:ascii="Calibri" w:hAnsi="Calibri" w:cs="Calibri"/>
+        </w:rPr>
+      </w:pPr>
+      <w:proofErr w:type="spellStart"/>
+      <w:r>
+        <w:rPr>
+          <w:color w:val="24303B"/>
+        </w:rPr>
+        <w:t>Studielocatie</w:t>
+      </w:r>
+      <w:proofErr w:type="spellEnd"/>
+      <w:r>
+        <w:rPr>
+          <w:color w:val="24303B"/>
+        </w:rPr>
+        <w:t xml:space="preserve">: </w:t>
+      </w:r>
+      <w:r>
+        <w:rPr>
+          <w:color w:val="24303B"/>
+        </w:rPr>
+        <w:tab/>
+      </w:r>
+    </w:p>
+    <w:p>
+      <w:pPr>
+        <w:numPr>
+          <w:ilvl w:val="0"/>
+          <w:numId w:val="5"/>
+        </w:numPr>
+        <w:tabs>
+          <w:tab w:val="left" w:leader="underscore" w:pos="8505"/>
+        </w:tabs>
+        <w:spacing w:line="360" w:lineRule="auto"/>
+        <w:rPr>
+          <w:rFonts w:ascii="Calibri" w:hAnsi="Calibri" w:cs="Calibri"/>
+        </w:rPr>
+      </w:pPr>
+      <w:proofErr w:type="spellStart"/>
+      <w:r>
+        <w:rPr>
+          <w:color w:val="24303B"/>
+        </w:rPr>
+        <w:t>Hoofdonderzoeker</w:t>
+      </w:r>
+      <w:proofErr w:type="spellEnd"/>
+      <w:r>
+        <w:rPr>
+          <w:color w:val="24303B"/>
+        </w:rPr>
+        <w:t xml:space="preserve"> (PI): </w:t>
+      </w:r>
+      <w:r>
+        <w:rPr>
+          <w:color w:val="24303B"/>
+        </w:rPr>
+        <w:tab/>
+      </w:r>
+    </w:p>
+    <w:p>
+      <w:pPr>
+        <w:numPr>
+          <w:ilvl w:val="0"/>
+          <w:numId w:val="5"/>
+        </w:numPr>
+        <w:tabs>
+          <w:tab w:val="left" w:leader="underscore" w:pos="8505"/>
+        </w:tabs>
+        <w:spacing w:line="360" w:lineRule="auto"/>
+        <w:rPr>
+          <w:rFonts w:ascii="Calibri" w:hAnsi="Calibri" w:cs="Calibri"/>
+        </w:rPr>
+      </w:pPr>
+      <w:proofErr w:type="spellStart"/>
+      <w:r>
+        <w:rPr>
+          <w:color w:val="24303B"/>
+        </w:rPr>
+        <w:t>Deelnemerscode</w:t>
+      </w:r>
+      <w:proofErr w:type="spellEnd"/>
+      <w:r>
+        <w:rPr>
+          <w:color w:val="24303B"/>
+        </w:rPr>
+        <w:t xml:space="preserve">: </w:t>
+      </w:r>
+      <w:r>
+        <w:rPr>
+          <w:color w:val="24303B"/>
+        </w:rPr>
+        <w:tab/>
+      </w:r>
+    </w:p>
+    <w:p>
+      <w:pPr>
         <w:ind w:firstLine="708"/>
         <w:rPr>
           <w:lang w:val="en-US"/>
@@ -79,7 +283,6 @@
       </w:pPr>
       <w:r>
         <w:rPr>
-          <w:rFonts w:ascii="Arial" w:hAnsi="Arial" w:eastAsia="Arial" w:cs="Arial"/>
           <w:color w:val="24303B"/>
           <w:lang w:val="en-US"/>
         </w:rPr>
@@ -87,7 +290,6 @@
       </w:r>
       <w:r>
         <w:rPr>
-          <w:rFonts w:ascii="Arial" w:hAnsi="Arial" w:eastAsia="Arial" w:cs="Arial"/>
           <w:color w:val="24303B"/>
           <w:lang w:val="en-US"/>
         </w:rPr>
@@ -107,7 +309,6 @@
       </w:pPr>
       <w:r>
         <w:rPr>
-          <w:rFonts w:ascii="Arial" w:hAnsi="Arial" w:eastAsia="Arial" w:cs="Arial"/>
           <w:color w:val="24303B"/>
           <w:lang w:val="en-US"/>
         </w:rPr>
@@ -115,7 +316,6 @@
       </w:r>
       <w:r>
         <w:rPr>
-          <w:rFonts w:ascii="Arial" w:hAnsi="Arial" w:eastAsia="Arial" w:cs="Arial"/>
           <w:color w:val="24303B"/>
           <w:lang w:val="en-US"/>
         </w:rPr>
@@ -123,7 +323,6 @@
       </w:r>
       <w:r>
         <w:rPr>
-          <w:rFonts w:ascii="Arial" w:hAnsi="Arial" w:eastAsia="Arial" w:cs="Arial"/>
           <w:color w:val="24303B"/>
           <w:lang w:val="en-US"/>
         </w:rPr>
@@ -131,7 +330,6 @@
       </w:r>
       <w:r>
         <w:rPr>
-          <w:rFonts w:ascii="Arial" w:hAnsi="Arial" w:eastAsia="Arial" w:cs="Arial"/>
           <w:color w:val="24303B"/>
           <w:lang w:val="en-US"/>
         </w:rPr>
@@ -151,7 +349,6 @@
       </w:pPr>
       <w:r>
         <w:rPr>
-          <w:rFonts w:ascii="Arial" w:hAnsi="Arial" w:eastAsia="Arial" w:cs="Arial"/>
           <w:color w:val="24303B"/>
           <w:lang w:val="en-US"/>
         </w:rPr>
@@ -159,7 +356,6 @@
       </w:r>
       <w:r>
         <w:rPr>
-          <w:rFonts w:ascii="Arial" w:hAnsi="Arial" w:eastAsia="Arial" w:cs="Arial"/>
           <w:color w:val="24303B"/>
           <w:lang w:val="en-US"/>
         </w:rPr>
@@ -175,7 +371,6 @@
       </w:pPr>
       <w:r>
         <w:rPr>
-          <w:rFonts w:ascii="Arial" w:hAnsi="Arial" w:eastAsia="Arial" w:cs="Arial"/>
           <w:color w:val="24303B"/>
           <w:lang w:val="en-US"/>
         </w:rPr>
@@ -191,43 +386,22 @@
       </w:pPr>
       <w:r>
         <w:rPr>
-          <w:rFonts w:ascii="Arial" w:hAnsi="Arial" w:eastAsia="Arial" w:cs="Arial"/>
-          <w:color w:val="24303B"/>
-          <w:lang w:val="en-US"/>
-        </w:rPr>
-        <w:t xml:space="preserve">Note: Make sure </w:t>
+          <w:color w:val="24303B"/>
+          <w:lang w:val="en-US"/>
+        </w:rPr>
+        <w:t xml:space="preserve">Note: Make sure Dynaport Manager is on (Programs 86x – </w:t>
       </w:r>
       <w:proofErr w:type="spellStart"/>
       <w:r>
         <w:rPr>
-          <w:rFonts w:ascii="Arial" w:hAnsi="Arial" w:eastAsia="Arial" w:cs="Arial"/>
-          <w:color w:val="24303B"/>
-          <w:lang w:val="en-US"/>
-        </w:rPr>
-        <w:t>Dynaport</w:t>
+          <w:color w:val="24303B"/>
+          <w:lang w:val="en-US"/>
+        </w:rPr>
+        <w:t>Mcroberts</w:t>
       </w:r>
       <w:proofErr w:type="spellEnd"/>
       <w:r>
         <w:rPr>
-          <w:rFonts w:ascii="Arial" w:hAnsi="Arial" w:eastAsia="Arial" w:cs="Arial"/>
-          <w:color w:val="24303B"/>
-          <w:lang w:val="en-US"/>
-        </w:rPr>
-        <w:t xml:space="preserve"> Manager is on (Programs 86x – </w:t>
-      </w:r>
-      <w:proofErr w:type="spellStart"/>
-      <w:r>
-        <w:rPr>
-          <w:rFonts w:ascii="Arial" w:hAnsi="Arial" w:eastAsia="Arial" w:cs="Arial"/>
-          <w:color w:val="24303B"/>
-          <w:lang w:val="en-US"/>
-        </w:rPr>
-        <w:t>Mcroberts</w:t>
-      </w:r>
-      <w:proofErr w:type="spellEnd"/>
-      <w:r>
-        <w:rPr>
-          <w:rFonts w:ascii="Arial" w:hAnsi="Arial" w:eastAsia="Arial" w:cs="Arial"/>
           <w:color w:val="24303B"/>
           <w:lang w:val="en-US"/>
         </w:rPr>
@@ -247,29 +421,26 @@
       </w:pPr>
       <w:r>
         <w:rPr>
-          <w:rFonts w:ascii="Arial" w:hAnsi="Arial" w:eastAsia="Arial" w:cs="Arial"/>
-          <w:color w:val="24303B"/>
-          <w:lang w:val="en-US"/>
-        </w:rPr>
-        <w:t xml:space="preserve">Connect a </w:t>
-      </w:r>
-      <w:proofErr w:type="spellStart"/>
-      <w:r>
-        <w:rPr>
-          <w:rFonts w:ascii="Arial" w:hAnsi="Arial" w:eastAsia="Arial" w:cs="Arial"/>
-          <w:color w:val="24303B"/>
-          <w:lang w:val="en-US"/>
-        </w:rPr>
-        <w:t>Dynaport</w:t>
-      </w:r>
-      <w:proofErr w:type="spellEnd"/>
-      <w:r>
-        <w:rPr>
-          <w:rFonts w:ascii="Arial" w:hAnsi="Arial" w:eastAsia="Arial" w:cs="Arial"/>
-          <w:color w:val="24303B"/>
-          <w:lang w:val="en-US"/>
-        </w:rPr>
-        <w:t xml:space="preserve"> to your pc (Blue and Green light)</w:t>
+          <w:color w:val="24303B"/>
+          <w:lang w:val="en-US"/>
+        </w:rPr>
+        <w:t xml:space="preserve">Connect a Dynaport to your </w:t>
+      </w:r>
+      <w:proofErr w:type="gramStart"/>
+      <w:r>
+        <w:rPr>
+          <w:color w:val="24303B"/>
+          <w:lang w:val="en-US"/>
+        </w:rPr>
+        <w:t>pc</w:t>
+      </w:r>
+      <w:proofErr w:type="gramEnd"/>
+      <w:r>
+        <w:rPr>
+          <w:color w:val="24303B"/>
+          <w:lang w:val="en-US"/>
+        </w:rPr>
+        <w:t xml:space="preserve"> (Blue and Green light)</w:t>
       </w:r>
     </w:p>
     <w:p>
@@ -286,7 +457,6 @@
       <w:proofErr w:type="spellStart"/>
       <w:r>
         <w:rPr>
-          <w:rFonts w:ascii="Arial" w:hAnsi="Arial" w:eastAsia="Arial" w:cs="Arial"/>
           <w:color w:val="24303B"/>
           <w:lang w:val="fr-FR"/>
         </w:rPr>
@@ -295,7 +465,6 @@
       <w:proofErr w:type="spellEnd"/>
       <w:r>
         <w:rPr>
-          <w:rFonts w:ascii="Arial" w:hAnsi="Arial" w:eastAsia="Arial" w:cs="Arial"/>
           <w:color w:val="24303B"/>
           <w:lang w:val="fr-FR"/>
         </w:rPr>
@@ -303,7 +472,6 @@
       </w:r>
       <w:r>
         <w:rPr>
-          <w:rFonts w:ascii="Arial" w:hAnsi="Arial" w:eastAsia="Arial" w:cs="Arial"/>
           <w:color w:val="24303B"/>
           <w:lang w:val="fr-FR"/>
         </w:rPr>
@@ -312,7 +480,6 @@
       <w:proofErr w:type="spellStart"/>
       <w:r>
         <w:rPr>
-          <w:rFonts w:ascii="Arial" w:hAnsi="Arial" w:eastAsia="Arial" w:cs="Arial"/>
           <w:color w:val="24303B"/>
           <w:lang w:val="fr-FR"/>
         </w:rPr>
@@ -321,69 +488,38 @@
       <w:proofErr w:type="spellEnd"/>
       <w:r>
         <w:rPr>
-          <w:rFonts w:ascii="Arial" w:hAnsi="Arial" w:eastAsia="Arial" w:cs="Arial"/>
           <w:color w:val="24303B"/>
           <w:lang w:val="fr-FR"/>
         </w:rPr>
         <w:t xml:space="preserve"> (</w:t>
       </w:r>
-      <w:r>
-        <w:rPr>
-          <w:rFonts w:ascii="Arial" w:hAnsi="Arial" w:eastAsia="Arial" w:cs="Arial"/>
-          <w:color w:val="24303B"/>
-        </w:rPr>
-        <w:fldChar w:fldCharType="begin"/>
-      </w:r>
-      <w:r>
-        <w:rPr>
-          <w:rFonts w:ascii="Arial" w:hAnsi="Arial" w:eastAsia="Arial" w:cs="Arial"/>
+      <w:hyperlink r:id="rId10" w:history="1">
+        <w:r>
+          <w:rPr>
+            <w:rStyle w:val="Hyperlink"/>
+            <w:color w:val="24303B"/>
+            <w:lang w:val="fr-FR"/>
+          </w:rPr>
+          <w:t>https://my2.mcroberts.nl/</w:t>
+        </w:r>
+      </w:hyperlink>
+      <w:r>
+        <w:rPr>
           <w:color w:val="24303B"/>
           <w:lang w:val="fr-FR"/>
         </w:rPr>
-        <w:instrText>HYPERLINK "https://my2.mcroberts.nl/"</w:instrText>
-      </w:r>
-      <w:r>
-        <w:rPr>
-          <w:rFonts w:ascii="Arial" w:hAnsi="Arial" w:eastAsia="Arial" w:cs="Arial"/>
-          <w:color w:val="24303B"/>
-        </w:rPr>
-        <w:fldChar w:fldCharType="separate"/>
-      </w:r>
-      <w:r>
-        <w:rPr>
-          <w:rStyle w:val="Hyperlink"/>
-          <w:rFonts w:ascii="Arial" w:hAnsi="Arial" w:eastAsia="Arial" w:cs="Arial"/>
-          <w:color w:val="24303B"/>
+        <w:t>)</w:t>
+      </w:r>
+    </w:p>
+    <w:p>
+      <w:pPr>
+        <w:ind w:left="1788"/>
+        <w:rPr>
           <w:lang w:val="fr-FR"/>
         </w:rPr>
-        <w:t>https://my2.mcroberts.nl/</w:t>
-      </w:r>
-      <w:r>
-        <w:rPr>
-          <w:rFonts w:ascii="Arial" w:hAnsi="Arial" w:eastAsia="Arial" w:cs="Arial"/>
-          <w:color w:val="24303B"/>
-        </w:rPr>
-        <w:fldChar w:fldCharType="end"/>
-      </w:r>
-      <w:r>
-        <w:rPr>
-          <w:rFonts w:ascii="Arial" w:hAnsi="Arial" w:eastAsia="Arial" w:cs="Arial"/>
-          <w:color w:val="24303B"/>
-          <w:lang w:val="fr-FR"/>
-        </w:rPr>
-        <w:t>)</w:t>
-      </w:r>
-    </w:p>
-    <w:p>
-      <w:pPr>
-        <w:ind w:left="1788"/>
-        <w:rPr>
-          <w:lang w:val="fr-FR"/>
-        </w:rPr>
-      </w:pPr>
-      <w:r>
-        <w:rPr>
-          <w:rFonts w:ascii="Arial" w:hAnsi="Arial" w:eastAsia="Arial" w:cs="Arial"/>
+      </w:pPr>
+      <w:r>
+        <w:rPr>
           <w:noProof/>
           <w:color w:val="24303B"/>
           <w:lang w:val="fr-FR"/>
@@ -404,7 +540,7 @@
                     <pic:cNvPicPr/>
                   </pic:nvPicPr>
                   <pic:blipFill>
-                    <a:blip r:embed="rId7"/>
+                    <a:blip r:embed="rId11"/>
                     <a:stretch>
                       <a:fillRect/>
                     </a:stretch>
@@ -438,15 +574,29 @@
       </w:pPr>
       <w:r>
         <w:rPr>
-          <w:rFonts w:ascii="Arial" w:hAnsi="Arial" w:eastAsia="Arial" w:cs="Arial"/>
-          <w:color w:val="24303B"/>
-          <w:lang w:val="en-US"/>
-        </w:rPr>
-        <w:t xml:space="preserve">Choose a device : </w:t>
-      </w:r>
-      <w:r>
-        <w:rPr>
-          <w:rFonts w:ascii="Arial" w:hAnsi="Arial" w:eastAsia="Arial" w:cs="Arial"/>
+          <w:color w:val="24303B"/>
+          <w:lang w:val="en-US"/>
+        </w:rPr>
+        <w:t xml:space="preserve">Choose a </w:t>
+      </w:r>
+      <w:proofErr w:type="gramStart"/>
+      <w:r>
+        <w:rPr>
+          <w:color w:val="24303B"/>
+          <w:lang w:val="en-US"/>
+        </w:rPr>
+        <w:t>device :</w:t>
+      </w:r>
+      <w:proofErr w:type="gramEnd"/>
+      <w:r>
+        <w:rPr>
+          <w:color w:val="24303B"/>
+          <w:lang w:val="en-US"/>
+        </w:rPr>
+        <w:t xml:space="preserve"> </w:t>
+      </w:r>
+      <w:r>
+        <w:rPr>
           <w:color w:val="24303B"/>
           <w:lang w:val="en-US"/>
         </w:rPr>
@@ -454,7 +604,6 @@
       </w:r>
       <w:r>
         <w:rPr>
-          <w:rFonts w:ascii="Arial" w:hAnsi="Arial" w:eastAsia="Arial" w:cs="Arial"/>
           <w:color w:val="24303B"/>
           <w:lang w:val="en-US"/>
         </w:rPr>
@@ -474,7 +623,6 @@
       </w:pPr>
       <w:r>
         <w:rPr>
-          <w:rFonts w:ascii="Arial" w:hAnsi="Arial" w:eastAsia="Arial" w:cs="Arial"/>
           <w:color w:val="24303B"/>
           <w:lang w:val="en-US"/>
         </w:rPr>
@@ -494,7 +642,6 @@
       </w:pPr>
       <w:r>
         <w:rPr>
-          <w:rFonts w:ascii="Arial" w:hAnsi="Arial" w:eastAsia="Arial" w:cs="Arial"/>
           <w:color w:val="24303B"/>
           <w:lang w:val="en-US"/>
         </w:rPr>
@@ -510,7 +657,6 @@
       </w:pPr>
       <w:r>
         <w:rPr>
-          <w:rFonts w:ascii="Arial" w:hAnsi="Arial" w:eastAsia="Arial" w:cs="Arial"/>
           <w:noProof/>
           <w:color w:val="24303B"/>
           <w:lang w:val="en-US"/>
@@ -531,7 +677,7 @@
                     <pic:cNvPicPr/>
                   </pic:nvPicPr>
                   <pic:blipFill>
-                    <a:blip r:embed="rId8"/>
+                    <a:blip r:embed="rId12"/>
                     <a:stretch>
                       <a:fillRect/>
                     </a:stretch>
@@ -560,10 +706,10 @@
       </w:pPr>
       <w:r>
         <w:rPr>
-          <w:rFonts w:ascii="Arial" w:hAnsi="Arial" w:eastAsia="Arial" w:cs="Arial"/>
-          <w:color w:val="24303B"/>
-          <w:lang w:val="en-US"/>
-        </w:rPr>
+          <w:color w:val="24303B"/>
+          <w:lang w:val="en-US"/>
+        </w:rPr>
+        <w:lastRenderedPageBreak/>
         <w:tab/>
       </w:r>
     </w:p>
@@ -580,7 +726,6 @@
       </w:pPr>
       <w:r>
         <w:rPr>
-          <w:rFonts w:ascii="Arial" w:hAnsi="Arial" w:eastAsia="Arial" w:cs="Arial"/>
           <w:color w:val="24303B"/>
           <w:lang w:val="en-US"/>
         </w:rPr>
@@ -589,7 +734,6 @@
       <w:proofErr w:type="spellStart"/>
       <w:r>
         <w:rPr>
-          <w:rFonts w:ascii="Arial" w:hAnsi="Arial" w:eastAsia="Arial" w:cs="Arial"/>
           <w:color w:val="24303B"/>
           <w:lang w:val="en-US"/>
         </w:rPr>
@@ -606,7 +750,6 @@
       </w:pPr>
       <w:r>
         <w:rPr>
-          <w:rFonts w:ascii="Arial" w:hAnsi="Arial" w:eastAsia="Arial" w:cs="Arial"/>
           <w:noProof/>
           <w:color w:val="24303B"/>
           <w:lang w:val="en-US"/>
@@ -627,7 +770,7 @@
                     <pic:cNvPicPr/>
                   </pic:nvPicPr>
                   <pic:blipFill>
-                    <a:blip r:embed="rId9"/>
+                    <a:blip r:embed="rId13"/>
                     <a:stretch>
                       <a:fillRect/>
                     </a:stretch>
@@ -661,7 +804,6 @@
       </w:pPr>
       <w:r>
         <w:rPr>
-          <w:rFonts w:ascii="Arial" w:hAnsi="Arial" w:eastAsia="Arial" w:cs="Arial"/>
           <w:color w:val="24303B"/>
           <w:lang w:val="en-US"/>
         </w:rPr>
@@ -669,7 +811,6 @@
       </w:r>
       <w:r>
         <w:rPr>
-          <w:rFonts w:ascii="Arial" w:hAnsi="Arial" w:eastAsia="Arial" w:cs="Arial"/>
           <w:color w:val="24303B"/>
           <w:lang w:val="en-US"/>
         </w:rPr>
@@ -677,7 +818,6 @@
       </w:r>
       <w:r>
         <w:rPr>
-          <w:rFonts w:ascii="Arial" w:hAnsi="Arial" w:eastAsia="Arial" w:cs="Arial"/>
           <w:color w:val="24303B"/>
           <w:lang w:val="en-US"/>
         </w:rPr>
@@ -685,7 +825,6 @@
       </w:r>
       <w:r>
         <w:rPr>
-          <w:rFonts w:ascii="Arial" w:hAnsi="Arial" w:eastAsia="Arial" w:cs="Arial"/>
           <w:color w:val="24303B"/>
           <w:lang w:val="en-US"/>
         </w:rPr>
@@ -693,7 +832,6 @@
       </w:r>
       <w:r>
         <w:rPr>
-          <w:rFonts w:ascii="Arial" w:hAnsi="Arial" w:eastAsia="Arial" w:cs="Arial"/>
           <w:color w:val="24303B"/>
           <w:lang w:val="en-US"/>
         </w:rPr>
@@ -713,7 +851,6 @@
       </w:pPr>
       <w:r>
         <w:rPr>
-          <w:rFonts w:ascii="Arial" w:hAnsi="Arial" w:eastAsia="Arial" w:cs="Arial"/>
           <w:color w:val="24303B"/>
           <w:lang w:val="en-US"/>
         </w:rPr>
@@ -729,12 +866,10 @@
       </w:pPr>
       <w:r>
         <w:rPr>
-          <w:rFonts w:ascii="Arial" w:hAnsi="Arial" w:eastAsia="Arial" w:cs="Arial"/>
           <w:noProof/>
           <w:color w:val="24303B"/>
           <w:lang w:val="en-US"/>
         </w:rPr>
-        <w:lastRenderedPageBreak/>
         <w:drawing>
           <wp:inline distT="0" distB="0" distL="0" distR="0" wp14:anchorId="0951F4F7" wp14:editId="0101ED30">
             <wp:extent cx="3880236" cy="1062873"/>
@@ -751,7 +886,7 @@
                     <pic:cNvPicPr/>
                   </pic:nvPicPr>
                   <pic:blipFill>
-                    <a:blip r:embed="rId10"/>
+                    <a:blip r:embed="rId14"/>
                     <a:stretch>
                       <a:fillRect/>
                     </a:stretch>
@@ -785,7 +920,6 @@
       </w:pPr>
       <w:r>
         <w:rPr>
-          <w:rFonts w:ascii="Arial" w:hAnsi="Arial" w:eastAsia="Arial" w:cs="Arial"/>
           <w:color w:val="24303B"/>
           <w:lang w:val="en-US"/>
         </w:rPr>
@@ -799,18 +933,12 @@
           <w:ilvl w:val="2"/>
           <w:numId w:val="1"/>
         </w:numPr>
-        <w:suppressLineNumbers w:val="0"/>
-        <w:bidi w:val="0"/>
-        <w:spacing w:before="0" w:beforeAutospacing="off" w:after="160" w:afterAutospacing="off" w:line="259" w:lineRule="auto"/>
-        <w:ind w:left="2868" w:right="0" w:hanging="360"/>
-        <w:jc w:val="left"/>
-        <w:rPr>
-          <w:lang w:val="en-US"/>
-        </w:rPr>
-      </w:pPr>
-      <w:r>
-        <w:rPr>
-          <w:rFonts w:ascii="Arial" w:hAnsi="Arial" w:eastAsia="Arial" w:cs="Arial"/>
+        <w:rPr>
+          <w:lang w:val="en-US"/>
+        </w:rPr>
+      </w:pPr>
+      <w:r>
+        <w:rPr>
           <w:color w:val="24303B"/>
           <w:lang w:val="en-US"/>
         </w:rPr>
@@ -824,18 +952,12 @@
           <w:ilvl w:val="2"/>
           <w:numId w:val="1"/>
         </w:numPr>
-        <w:suppressLineNumbers w:val="0"/>
-        <w:bidi w:val="0"/>
-        <w:spacing w:before="0" w:beforeAutospacing="off" w:after="160" w:afterAutospacing="off" w:line="259" w:lineRule="auto"/>
-        <w:ind w:left="2868" w:right="0" w:hanging="360"/>
-        <w:jc w:val="left"/>
-        <w:rPr>
-          <w:lang w:val="en-US"/>
-        </w:rPr>
-      </w:pPr>
-      <w:r>
-        <w:rPr>
-          <w:rFonts w:ascii="Arial" w:hAnsi="Arial" w:eastAsia="Arial" w:cs="Arial"/>
+        <w:rPr>
+          <w:lang w:val="en-US"/>
+        </w:rPr>
+      </w:pPr>
+      <w:r>
+        <w:rPr>
           <w:color w:val="24303B"/>
           <w:lang w:val="en-US"/>
         </w:rPr>
@@ -855,7 +977,6 @@
       </w:pPr>
       <w:r>
         <w:rPr>
-          <w:rFonts w:ascii="Arial" w:hAnsi="Arial" w:eastAsia="Arial" w:cs="Arial"/>
           <w:color w:val="24303B"/>
           <w:lang w:val="en-US"/>
         </w:rPr>
@@ -875,7 +996,6 @@
       </w:pPr>
       <w:r>
         <w:rPr>
-          <w:rFonts w:ascii="Arial" w:hAnsi="Arial" w:eastAsia="Arial" w:cs="Arial"/>
           <w:color w:val="24303B"/>
           <w:lang w:val="en-US"/>
         </w:rPr>
@@ -884,7 +1004,6 @@
       <w:proofErr w:type="spellStart"/>
       <w:r>
         <w:rPr>
-          <w:rFonts w:ascii="Arial" w:hAnsi="Arial" w:eastAsia="Arial" w:cs="Arial"/>
           <w:color w:val="24303B"/>
           <w:lang w:val="en-US"/>
         </w:rPr>
@@ -893,7 +1012,6 @@
       <w:proofErr w:type="spellEnd"/>
       <w:r>
         <w:rPr>
-          <w:rFonts w:ascii="Arial" w:hAnsi="Arial" w:eastAsia="Arial" w:cs="Arial"/>
           <w:color w:val="24303B"/>
           <w:lang w:val="en-US"/>
         </w:rPr>
@@ -913,11 +1031,26 @@
       </w:pPr>
       <w:r>
         <w:rPr>
-          <w:rFonts w:ascii="Arial" w:hAnsi="Arial" w:eastAsia="Arial" w:cs="Arial"/>
-          <w:color w:val="24303B"/>
-          <w:lang w:val="en-US"/>
-        </w:rPr>
-        <w:t>Year of Birth: ‘1900’ (Click 1 down)</w:t>
+          <w:color w:val="24303B"/>
+          <w:lang w:val="en-US"/>
+        </w:rPr>
+        <w:t xml:space="preserve">Year of </w:t>
+      </w:r>
+      <w:proofErr w:type="gramStart"/>
+      <w:r>
+        <w:rPr>
+          <w:color w:val="24303B"/>
+          <w:lang w:val="en-US"/>
+        </w:rPr>
+        <w:t>Birth: ‘</w:t>
+      </w:r>
+      <w:proofErr w:type="gramEnd"/>
+      <w:r>
+        <w:rPr>
+          <w:color w:val="24303B"/>
+          <w:lang w:val="en-US"/>
+        </w:rPr>
+        <w:t>1900’ (Click 1 down)</w:t>
       </w:r>
     </w:p>
     <w:p>
@@ -931,13 +1064,21 @@
           <w:lang w:val="en-US"/>
         </w:rPr>
       </w:pPr>
-      <w:r>
-        <w:rPr>
-          <w:rFonts w:ascii="Arial" w:hAnsi="Arial" w:eastAsia="Arial" w:cs="Arial"/>
-          <w:color w:val="24303B"/>
-          <w:lang w:val="en-US"/>
-        </w:rPr>
-        <w:t>Weight: ‘See Participant’</w:t>
+      <w:proofErr w:type="gramStart"/>
+      <w:r>
+        <w:rPr>
+          <w:color w:val="24303B"/>
+          <w:lang w:val="en-US"/>
+        </w:rPr>
+        <w:t>Weight: ‘</w:t>
+      </w:r>
+      <w:proofErr w:type="gramEnd"/>
+      <w:r>
+        <w:rPr>
+          <w:color w:val="24303B"/>
+          <w:lang w:val="en-US"/>
+        </w:rPr>
+        <w:t>See Participant’</w:t>
       </w:r>
     </w:p>
     <w:p>
@@ -951,13 +1092,21 @@
           <w:lang w:val="en-US"/>
         </w:rPr>
       </w:pPr>
-      <w:r>
-        <w:rPr>
-          <w:rFonts w:ascii="Arial" w:hAnsi="Arial" w:eastAsia="Arial" w:cs="Arial"/>
-          <w:color w:val="24303B"/>
-          <w:lang w:val="en-US"/>
-        </w:rPr>
-        <w:t>Height: ‘See Participant’</w:t>
+      <w:proofErr w:type="gramStart"/>
+      <w:r>
+        <w:rPr>
+          <w:color w:val="24303B"/>
+          <w:lang w:val="en-US"/>
+        </w:rPr>
+        <w:t>Height: ‘</w:t>
+      </w:r>
+      <w:proofErr w:type="gramEnd"/>
+      <w:r>
+        <w:rPr>
+          <w:color w:val="24303B"/>
+          <w:lang w:val="en-US"/>
+        </w:rPr>
+        <w:t>See Participant’</w:t>
       </w:r>
     </w:p>
     <w:p>
@@ -971,13 +1120,21 @@
           <w:lang w:val="en-US"/>
         </w:rPr>
       </w:pPr>
-      <w:r>
-        <w:rPr>
-          <w:rFonts w:ascii="Arial" w:hAnsi="Arial" w:eastAsia="Arial" w:cs="Arial"/>
-          <w:color w:val="24303B"/>
-          <w:lang w:val="en-US"/>
-        </w:rPr>
-        <w:t>Gender: ‘See Participant’</w:t>
+      <w:proofErr w:type="gramStart"/>
+      <w:r>
+        <w:rPr>
+          <w:color w:val="24303B"/>
+          <w:lang w:val="en-US"/>
+        </w:rPr>
+        <w:t>Gender: ‘</w:t>
+      </w:r>
+      <w:proofErr w:type="gramEnd"/>
+      <w:r>
+        <w:rPr>
+          <w:color w:val="24303B"/>
+          <w:lang w:val="en-US"/>
+        </w:rPr>
+        <w:t>See Participant’</w:t>
       </w:r>
     </w:p>
     <w:p>
@@ -989,7 +1146,6 @@
       </w:pPr>
       <w:r>
         <w:rPr>
-          <w:rFonts w:ascii="Arial" w:hAnsi="Arial" w:eastAsia="Arial" w:cs="Arial"/>
           <w:noProof/>
           <w:color w:val="24303B"/>
           <w:lang w:val="en-US"/>
@@ -1010,7 +1166,7 @@
                     <pic:cNvPicPr/>
                   </pic:nvPicPr>
                   <pic:blipFill>
-                    <a:blip r:embed="rId11"/>
+                    <a:blip r:embed="rId15"/>
                     <a:stretch>
                       <a:fillRect/>
                     </a:stretch>
@@ -1044,7 +1200,6 @@
       </w:pPr>
       <w:r>
         <w:rPr>
-          <w:rFonts w:ascii="Arial" w:hAnsi="Arial" w:eastAsia="Arial" w:cs="Arial"/>
           <w:color w:val="24303B"/>
           <w:lang w:val="en-US"/>
         </w:rPr>
@@ -1052,7 +1207,6 @@
       </w:r>
       <w:r>
         <w:rPr>
-          <w:rFonts w:ascii="Arial" w:hAnsi="Arial" w:eastAsia="Arial" w:cs="Arial"/>
           <w:color w:val="24303B"/>
           <w:lang w:val="en-US"/>
         </w:rPr>
@@ -1060,11 +1214,26 @@
       </w:r>
       <w:r>
         <w:rPr>
-          <w:rFonts w:ascii="Arial" w:hAnsi="Arial" w:eastAsia="Arial" w:cs="Arial"/>
-          <w:color w:val="24303B"/>
-          <w:lang w:val="en-US"/>
-        </w:rPr>
-        <w:t>new visit: ‘1’ (Only 1 visit after 7 days)</w:t>
+          <w:color w:val="24303B"/>
+          <w:lang w:val="en-US"/>
+        </w:rPr>
+        <w:t xml:space="preserve">new </w:t>
+      </w:r>
+      <w:proofErr w:type="gramStart"/>
+      <w:r>
+        <w:rPr>
+          <w:color w:val="24303B"/>
+          <w:lang w:val="en-US"/>
+        </w:rPr>
+        <w:t>visit: ‘</w:t>
+      </w:r>
+      <w:proofErr w:type="gramEnd"/>
+      <w:r>
+        <w:rPr>
+          <w:color w:val="24303B"/>
+          <w:lang w:val="en-US"/>
+        </w:rPr>
+        <w:t>1’ (Only 1 visit after 7 days)</w:t>
       </w:r>
     </w:p>
     <w:p>
@@ -1076,11 +1245,11 @@
       </w:pPr>
       <w:r>
         <w:rPr>
-          <w:rFonts w:ascii="Arial" w:hAnsi="Arial" w:eastAsia="Arial" w:cs="Arial"/>
           <w:noProof/>
           <w:color w:val="24303B"/>
           <w:lang w:val="en-US"/>
         </w:rPr>
+        <w:lastRenderedPageBreak/>
         <w:drawing>
           <wp:inline distT="0" distB="0" distL="0" distR="0" wp14:anchorId="3F7FFAB0" wp14:editId="69846D17">
             <wp:extent cx="4099347" cy="2766336"/>
@@ -1097,7 +1266,7 @@
                     <pic:cNvPicPr/>
                   </pic:nvPicPr>
                   <pic:blipFill>
-                    <a:blip r:embed="rId12"/>
+                    <a:blip r:embed="rId16"/>
                     <a:stretch>
                       <a:fillRect/>
                     </a:stretch>
@@ -1131,7 +1300,6 @@
       </w:pPr>
       <w:r>
         <w:rPr>
-          <w:rFonts w:ascii="Arial" w:hAnsi="Arial" w:eastAsia="Arial" w:cs="Arial"/>
           <w:color w:val="24303B"/>
           <w:lang w:val="en-US"/>
         </w:rPr>
@@ -1148,12 +1316,10 @@
       </w:pPr>
       <w:r>
         <w:rPr>
-          <w:rFonts w:ascii="Arial" w:hAnsi="Arial" w:eastAsia="Arial" w:cs="Arial"/>
           <w:noProof/>
           <w:color w:val="24303B"/>
           <w:lang w:val="en-US"/>
         </w:rPr>
-        <w:lastRenderedPageBreak/>
         <w:drawing>
           <wp:inline distT="0" distB="0" distL="0" distR="0" wp14:anchorId="72CF63E8" wp14:editId="5D82F9C3">
             <wp:extent cx="4031311" cy="2183625"/>
@@ -1170,7 +1336,7 @@
                     <pic:cNvPicPr/>
                   </pic:nvPicPr>
                   <pic:blipFill>
-                    <a:blip r:embed="rId13"/>
+                    <a:blip r:embed="rId17"/>
                     <a:stretch>
                       <a:fillRect/>
                     </a:stretch>
@@ -1214,7 +1380,6 @@
       </w:pPr>
       <w:r>
         <w:rPr>
-          <w:rFonts w:ascii="Arial" w:hAnsi="Arial" w:eastAsia="Arial" w:cs="Arial"/>
           <w:noProof/>
           <w:color w:val="24303B"/>
           <w:lang w:val="en-US"/>
@@ -1243,7 +1408,7 @@
                     <pic:cNvPicPr/>
                   </pic:nvPicPr>
                   <pic:blipFill>
-                    <a:blip r:embed="rId14">
+                    <a:blip r:embed="rId18">
                       <a:extLst>
                         <a:ext uri="{28A0092B-C50C-407E-A947-70E740481C1C}">
                           <a14:useLocalDpi xmlns:a14="http://schemas.microsoft.com/office/drawing/2010/main" val="0"/>
@@ -1283,7 +1448,6 @@
       </w:pPr>
       <w:r>
         <w:rPr>
-          <w:rFonts w:ascii="Arial" w:hAnsi="Arial" w:eastAsia="Arial" w:cs="Arial"/>
           <w:color w:val="24303B"/>
           <w:lang w:val="en-US"/>
         </w:rPr>
@@ -1303,7 +1467,6 @@
       </w:pPr>
       <w:r>
         <w:rPr>
-          <w:rFonts w:ascii="Arial" w:hAnsi="Arial" w:eastAsia="Arial" w:cs="Arial"/>
           <w:color w:val="24303B"/>
           <w:lang w:val="en-US"/>
         </w:rPr>
@@ -1323,7 +1486,6 @@
       </w:pPr>
       <w:r>
         <w:rPr>
-          <w:rFonts w:ascii="Arial" w:hAnsi="Arial" w:eastAsia="Arial" w:cs="Arial"/>
           <w:color w:val="24303B"/>
           <w:lang w:val="en-US"/>
         </w:rPr>
@@ -1331,7 +1493,6 @@
       </w:r>
       <w:r>
         <w:rPr>
-          <w:rFonts w:ascii="Arial" w:hAnsi="Arial" w:eastAsia="Arial" w:cs="Arial"/>
           <w:color w:val="24303B"/>
           <w:lang w:val="en-US"/>
         </w:rPr>
@@ -1379,7 +1540,6 @@
       </w:pPr>
       <w:r>
         <w:rPr>
-          <w:rFonts w:ascii="Arial" w:hAnsi="Arial" w:eastAsia="Arial" w:cs="Arial"/>
           <w:color w:val="24303B"/>
           <w:lang w:val="en-US"/>
         </w:rPr>
@@ -1387,7 +1547,6 @@
       </w:r>
       <w:r>
         <w:rPr>
-          <w:rFonts w:ascii="Arial" w:hAnsi="Arial" w:eastAsia="Arial" w:cs="Arial"/>
           <w:color w:val="24303B"/>
           <w:lang w:val="en-US"/>
         </w:rPr>
@@ -1395,7 +1554,6 @@
       </w:r>
       <w:r>
         <w:rPr>
-          <w:rFonts w:ascii="Arial" w:hAnsi="Arial" w:eastAsia="Arial" w:cs="Arial"/>
           <w:color w:val="24303B"/>
           <w:lang w:val="en-US"/>
         </w:rPr>
@@ -1415,7 +1573,6 @@
       </w:pPr>
       <w:r>
         <w:rPr>
-          <w:rFonts w:ascii="Arial" w:hAnsi="Arial" w:eastAsia="Arial" w:cs="Arial"/>
           <w:color w:val="24303B"/>
           <w:lang w:val="en-US"/>
         </w:rPr>
@@ -1423,7 +1580,6 @@
       </w:r>
       <w:r>
         <w:rPr>
-          <w:rFonts w:ascii="Arial" w:hAnsi="Arial" w:eastAsia="Arial" w:cs="Arial"/>
           <w:color w:val="24303B"/>
           <w:lang w:val="en-US"/>
         </w:rPr>
@@ -1443,7 +1599,6 @@
       </w:pPr>
       <w:r>
         <w:rPr>
-          <w:rFonts w:ascii="Arial" w:hAnsi="Arial" w:eastAsia="Arial" w:cs="Arial"/>
           <w:color w:val="24303B"/>
           <w:lang w:val="en-US"/>
         </w:rPr>
@@ -1452,7 +1607,6 @@
       <w:proofErr w:type="spellStart"/>
       <w:r>
         <w:rPr>
-          <w:rFonts w:ascii="Arial" w:hAnsi="Arial" w:eastAsia="Arial" w:cs="Arial"/>
           <w:color w:val="24303B"/>
           <w:lang w:val="en-US"/>
         </w:rPr>
@@ -1461,7 +1615,6 @@
       <w:proofErr w:type="spellEnd"/>
       <w:r>
         <w:rPr>
-          <w:rFonts w:ascii="Arial" w:hAnsi="Arial" w:eastAsia="Arial" w:cs="Arial"/>
           <w:color w:val="24303B"/>
           <w:lang w:val="en-US"/>
         </w:rPr>
@@ -1481,7 +1634,6 @@
       </w:pPr>
       <w:r>
         <w:rPr>
-          <w:rFonts w:ascii="Arial" w:hAnsi="Arial" w:eastAsia="Arial" w:cs="Arial"/>
           <w:color w:val="24303B"/>
           <w:lang w:val="en-US"/>
         </w:rPr>
@@ -1497,11 +1649,11 @@
       </w:pPr>
       <w:r>
         <w:rPr>
-          <w:rFonts w:ascii="Arial" w:hAnsi="Arial" w:eastAsia="Arial" w:cs="Arial"/>
           <w:noProof/>
           <w:color w:val="24303B"/>
           <w:lang w:val="en-US"/>
         </w:rPr>
+        <w:lastRenderedPageBreak/>
         <w:drawing>
           <wp:inline distT="0" distB="0" distL="0" distR="0" wp14:anchorId="4BD472CD" wp14:editId="58E66EF4">
             <wp:extent cx="4271423" cy="1835898"/>
@@ -1518,7 +1670,7 @@
                     <pic:cNvPicPr/>
                   </pic:nvPicPr>
                   <pic:blipFill>
-                    <a:blip r:embed="rId15"/>
+                    <a:blip r:embed="rId19"/>
                     <a:stretch>
                       <a:fillRect/>
                     </a:stretch>
@@ -1552,13 +1704,12 @@
       </w:pPr>
       <w:r>
         <w:rPr>
-          <w:rFonts w:ascii="Arial" w:hAnsi="Arial" w:eastAsia="Arial" w:cs="Arial"/>
           <w:noProof/>
           <w:color w:val="24303B"/>
           <w:lang w:val="en-US"/>
         </w:rPr>
         <w:drawing>
-          <wp:anchor distT="0" distB="0" distL="114300" distR="114300" simplePos="0" relativeHeight="251659264" behindDoc="1" locked="0" layoutInCell="1" allowOverlap="1" wp14:anchorId="2009E2FF" wp14:editId="24BFF225">
+          <wp:anchor distT="0" distB="0" distL="114300" distR="114300" simplePos="0" relativeHeight="251658241" behindDoc="1" locked="0" layoutInCell="1" allowOverlap="1" wp14:anchorId="2009E2FF" wp14:editId="24BFF225">
             <wp:simplePos x="0" y="0"/>
             <wp:positionH relativeFrom="column">
               <wp:posOffset>2789252</wp:posOffset>
@@ -1581,7 +1732,7 @@
                     <pic:cNvPicPr/>
                   </pic:nvPicPr>
                   <pic:blipFill>
-                    <a:blip r:embed="rId16">
+                    <a:blip r:embed="rId20">
                       <a:extLst>
                         <a:ext uri="{28A0092B-C50C-407E-A947-70E740481C1C}">
                           <a14:useLocalDpi xmlns:a14="http://schemas.microsoft.com/office/drawing/2010/main" val="0"/>
@@ -1609,11 +1760,26 @@
       </w:r>
       <w:r>
         <w:rPr>
-          <w:rFonts w:ascii="Arial" w:hAnsi="Arial" w:eastAsia="Arial" w:cs="Arial"/>
-          <w:color w:val="24303B"/>
-          <w:lang w:val="en-US"/>
-        </w:rPr>
-        <w:t>Measurement statuses: all information about currently performing and performed measurements</w:t>
+          <w:color w:val="24303B"/>
+          <w:lang w:val="en-US"/>
+        </w:rPr>
+        <w:t xml:space="preserve">Measurement statuses: all information about currently performing </w:t>
+      </w:r>
+      <w:proofErr w:type="gramStart"/>
+      <w:r>
+        <w:rPr>
+          <w:color w:val="24303B"/>
+          <w:lang w:val="en-US"/>
+        </w:rPr>
+        <w:t>and performed</w:t>
+      </w:r>
+      <w:proofErr w:type="gramEnd"/>
+      <w:r>
+        <w:rPr>
+          <w:color w:val="24303B"/>
+          <w:lang w:val="en-US"/>
+        </w:rPr>
+        <w:t xml:space="preserve"> measurements</w:t>
       </w:r>
     </w:p>
     <w:p>
@@ -1629,7 +1795,6 @@
       </w:pPr>
       <w:r>
         <w:rPr>
-          <w:rFonts w:ascii="Arial" w:hAnsi="Arial" w:eastAsia="Arial" w:cs="Arial"/>
           <w:color w:val="24303B"/>
           <w:lang w:val="en-US"/>
         </w:rPr>
@@ -1694,11 +1859,9 @@
       </w:pPr>
       <w:r>
         <w:rPr>
-          <w:rFonts w:ascii="Arial" w:hAnsi="Arial" w:eastAsia="Arial" w:cs="Arial"/>
-          <w:color w:val="24303B"/>
-          <w:lang w:val="en-US"/>
-        </w:rPr>
-        <w:lastRenderedPageBreak/>
+          <w:color w:val="24303B"/>
+          <w:lang w:val="en-US"/>
+        </w:rPr>
         <w:t>Click ‘Overview’</w:t>
       </w:r>
     </w:p>
@@ -1711,7 +1874,6 @@
       </w:pPr>
       <w:r>
         <w:rPr>
-          <w:rFonts w:ascii="Arial" w:hAnsi="Arial" w:eastAsia="Arial" w:cs="Arial"/>
           <w:noProof/>
           <w:color w:val="24303B"/>
           <w:lang w:val="en-US"/>
@@ -1732,7 +1894,7 @@
                     <pic:cNvPicPr/>
                   </pic:nvPicPr>
                   <pic:blipFill>
-                    <a:blip r:embed="rId17"/>
+                    <a:blip r:embed="rId21"/>
                     <a:stretch>
                       <a:fillRect/>
                     </a:stretch>
@@ -1766,7 +1928,6 @@
       </w:pPr>
       <w:r>
         <w:rPr>
-          <w:rFonts w:ascii="Arial" w:hAnsi="Arial" w:eastAsia="Arial" w:cs="Arial"/>
           <w:color w:val="24303B"/>
           <w:lang w:val="en-US"/>
         </w:rPr>
@@ -1787,7 +1948,6 @@
       <w:proofErr w:type="spellStart"/>
       <w:r>
         <w:rPr>
-          <w:rFonts w:ascii="Arial" w:hAnsi="Arial" w:eastAsia="Arial" w:cs="Arial"/>
           <w:color w:val="24303B"/>
           <w:lang w:val="en-US"/>
         </w:rPr>
@@ -1796,7 +1956,6 @@
       <w:proofErr w:type="spellEnd"/>
       <w:r>
         <w:rPr>
-          <w:rFonts w:ascii="Arial" w:hAnsi="Arial" w:eastAsia="Arial" w:cs="Arial"/>
           <w:color w:val="24303B"/>
           <w:lang w:val="en-US"/>
         </w:rPr>
@@ -1816,7 +1975,6 @@
       </w:pPr>
       <w:r>
         <w:rPr>
-          <w:rFonts w:ascii="Arial" w:hAnsi="Arial" w:eastAsia="Arial" w:cs="Arial"/>
           <w:color w:val="24303B"/>
           <w:lang w:val="en-US"/>
         </w:rPr>
@@ -1825,7 +1983,6 @@
       <w:proofErr w:type="spellStart"/>
       <w:r>
         <w:rPr>
-          <w:rFonts w:ascii="Arial" w:hAnsi="Arial" w:eastAsia="Arial" w:cs="Arial"/>
           <w:color w:val="24303B"/>
           <w:lang w:val="en-US"/>
         </w:rPr>
@@ -1834,7 +1991,6 @@
       <w:proofErr w:type="spellEnd"/>
       <w:r>
         <w:rPr>
-          <w:rFonts w:ascii="Arial" w:hAnsi="Arial" w:eastAsia="Arial" w:cs="Arial"/>
           <w:color w:val="24303B"/>
           <w:lang w:val="en-US"/>
         </w:rPr>
@@ -1842,7 +1998,6 @@
       </w:r>
       <w:r>
         <w:rPr>
-          <w:rFonts w:ascii="Arial" w:hAnsi="Arial" w:eastAsia="Arial" w:cs="Arial"/>
           <w:color w:val="24303B"/>
           <w:lang w:val="en-US"/>
         </w:rPr>
@@ -1862,7 +2017,6 @@
       </w:pPr>
       <w:r>
         <w:rPr>
-          <w:rFonts w:ascii="Arial" w:hAnsi="Arial" w:eastAsia="Arial" w:cs="Arial"/>
           <w:color w:val="24303B"/>
           <w:lang w:val="en-US"/>
         </w:rPr>
@@ -1871,7 +2025,6 @@
       <w:proofErr w:type="spellStart"/>
       <w:r>
         <w:rPr>
-          <w:rFonts w:ascii="Arial" w:hAnsi="Arial" w:eastAsia="Arial" w:cs="Arial"/>
           <w:color w:val="24303B"/>
           <w:lang w:val="en-US"/>
         </w:rPr>
@@ -1880,7 +2033,6 @@
       <w:proofErr w:type="spellEnd"/>
       <w:r>
         <w:rPr>
-          <w:rFonts w:ascii="Arial" w:hAnsi="Arial" w:eastAsia="Arial" w:cs="Arial"/>
           <w:color w:val="24303B"/>
           <w:lang w:val="en-US"/>
         </w:rPr>
@@ -1901,7 +2053,6 @@
       <w:proofErr w:type="spellStart"/>
       <w:r>
         <w:rPr>
-          <w:rFonts w:ascii="Arial" w:hAnsi="Arial" w:eastAsia="Arial" w:cs="Arial"/>
           <w:color w:val="24303B"/>
           <w:lang w:val="en-US"/>
         </w:rPr>
@@ -1910,7 +2061,6 @@
       <w:proofErr w:type="spellEnd"/>
       <w:r>
         <w:rPr>
-          <w:rFonts w:ascii="Arial" w:hAnsi="Arial" w:eastAsia="Arial" w:cs="Arial"/>
           <w:color w:val="24303B"/>
           <w:lang w:val="en-US"/>
         </w:rPr>
@@ -1930,7 +2080,6 @@
       </w:pPr>
       <w:r>
         <w:rPr>
-          <w:rFonts w:ascii="Arial" w:hAnsi="Arial" w:eastAsia="Arial" w:cs="Arial"/>
           <w:color w:val="24303B"/>
           <w:lang w:val="en-US"/>
         </w:rPr>
@@ -1939,7 +2088,6 @@
       <w:proofErr w:type="spellStart"/>
       <w:r>
         <w:rPr>
-          <w:rFonts w:ascii="Arial" w:hAnsi="Arial" w:eastAsia="Arial" w:cs="Arial"/>
           <w:color w:val="24303B"/>
           <w:lang w:val="en-US"/>
         </w:rPr>
@@ -1948,7 +2096,6 @@
       <w:proofErr w:type="spellEnd"/>
       <w:r>
         <w:rPr>
-          <w:rFonts w:ascii="Arial" w:hAnsi="Arial" w:eastAsia="Arial" w:cs="Arial"/>
           <w:color w:val="24303B"/>
           <w:lang w:val="en-US"/>
         </w:rPr>
@@ -1977,7 +2124,6 @@
       </w:pPr>
       <w:r>
         <w:rPr>
-          <w:rFonts w:ascii="Arial" w:hAnsi="Arial" w:eastAsia="Arial" w:cs="Arial"/>
           <w:color w:val="24303B"/>
           <w:lang w:val="en-US"/>
         </w:rPr>
@@ -1997,7 +2143,6 @@
       </w:pPr>
       <w:r>
         <w:rPr>
-          <w:rFonts w:ascii="Arial" w:hAnsi="Arial" w:eastAsia="Arial" w:cs="Arial"/>
           <w:color w:val="24303B"/>
           <w:lang w:val="en-US"/>
         </w:rPr>
@@ -2014,7 +2159,6 @@
       </w:pPr>
       <w:r>
         <w:rPr>
-          <w:rFonts w:ascii="Arial" w:hAnsi="Arial" w:eastAsia="Arial" w:cs="Arial"/>
           <w:noProof/>
           <w:color w:val="24303B"/>
           <w:lang w:val="en-US"/>
@@ -2035,7 +2179,7 @@
                     <pic:cNvPicPr/>
                   </pic:nvPicPr>
                   <pic:blipFill>
-                    <a:blip r:embed="rId18"/>
+                    <a:blip r:embed="rId22"/>
                     <a:stretch>
                       <a:fillRect/>
                     </a:stretch>
@@ -2069,7 +2213,6 @@
       </w:pPr>
       <w:r>
         <w:rPr>
-          <w:rFonts w:ascii="Arial" w:hAnsi="Arial" w:eastAsia="Arial" w:cs="Arial"/>
           <w:color w:val="24303B"/>
           <w:lang w:val="en-US"/>
         </w:rPr>
@@ -2086,7 +2229,6 @@
       </w:pPr>
       <w:r>
         <w:rPr>
-          <w:rFonts w:ascii="Arial" w:hAnsi="Arial" w:eastAsia="Arial" w:cs="Arial"/>
           <w:noProof/>
           <w:color w:val="24303B"/>
           <w:lang w:val="en-US"/>
@@ -2107,7 +2249,7 @@
                     <pic:cNvPicPr/>
                   </pic:nvPicPr>
                   <pic:blipFill>
-                    <a:blip r:embed="rId19"/>
+                    <a:blip r:embed="rId23"/>
                     <a:stretch>
                       <a:fillRect/>
                     </a:stretch>
@@ -2141,10 +2283,10 @@
       </w:pPr>
       <w:r>
         <w:rPr>
-          <w:rFonts w:ascii="Arial" w:hAnsi="Arial" w:eastAsia="Arial" w:cs="Arial"/>
-          <w:color w:val="24303B"/>
-          <w:lang w:val="en-US"/>
-        </w:rPr>
+          <w:color w:val="24303B"/>
+          <w:lang w:val="en-US"/>
+        </w:rPr>
+        <w:lastRenderedPageBreak/>
         <w:t xml:space="preserve">Shared users </w:t>
       </w:r>
     </w:p>
@@ -2161,7 +2303,6 @@
       </w:pPr>
       <w:r>
         <w:rPr>
-          <w:rFonts w:ascii="Arial" w:hAnsi="Arial" w:eastAsia="Arial" w:cs="Arial"/>
           <w:color w:val="24303B"/>
           <w:lang w:val="en-US"/>
         </w:rPr>
@@ -2178,7 +2319,6 @@
       </w:pPr>
       <w:r>
         <w:rPr>
-          <w:rFonts w:ascii="Arial" w:hAnsi="Arial" w:eastAsia="Arial" w:cs="Arial"/>
           <w:noProof/>
           <w:color w:val="24303B"/>
           <w:lang w:val="en-US"/>
@@ -2199,7 +2339,7 @@
                     <pic:cNvPicPr/>
                   </pic:nvPicPr>
                   <pic:blipFill>
-                    <a:blip r:embed="rId20"/>
+                    <a:blip r:embed="rId24"/>
                     <a:stretch>
                       <a:fillRect/>
                     </a:stretch>
@@ -2240,7 +2380,6 @@
       </w:pPr>
       <w:r>
         <w:rPr>
-          <w:rFonts w:ascii="Arial" w:hAnsi="Arial" w:eastAsia="Arial" w:cs="Arial"/>
           <w:color w:val="24303B"/>
           <w:lang w:val="en-US"/>
         </w:rPr>
@@ -2248,7 +2387,6 @@
       </w:r>
       <w:r>
         <w:rPr>
-          <w:rFonts w:ascii="Arial" w:hAnsi="Arial" w:eastAsia="Arial" w:cs="Arial"/>
           <w:color w:val="24303B"/>
           <w:lang w:val="en-US"/>
         </w:rPr>
@@ -2268,13 +2406,12 @@
       </w:pPr>
       <w:r>
         <w:rPr>
-          <w:rFonts w:ascii="Arial" w:hAnsi="Arial" w:eastAsia="Arial" w:cs="Arial"/>
           <w:color w:val="24303B"/>
           <w:lang w:val="en-US"/>
         </w:rPr>
         <w:t xml:space="preserve">Check: </w:t>
       </w:r>
-      <w:hyperlink w:history="1" r:id="rId21">
+      <w:hyperlink r:id="rId25" w:history="1">
         <w:r>
           <w:rPr>
             <w:rStyle w:val="Hyperlink"/>
@@ -2297,11 +2434,33 @@
       </w:pPr>
       <w:r>
         <w:rPr>
-          <w:rFonts w:ascii="Arial" w:hAnsi="Arial" w:eastAsia="Arial" w:cs="Arial"/>
           <w:color w:val="24303B"/>
           <w:lang w:val="en-US"/>
         </w:rPr>
         <w:t xml:space="preserve">Fill in the form and send through e-mail </w:t>
+      </w:r>
+      <w:r>
+        <w:rPr>
+          <w:color w:val="24303B"/>
+          <w:lang w:val="en-US"/>
+        </w:rPr>
+        <w:t xml:space="preserve">( </w:t>
+      </w:r>
+      <w:hyperlink r:id="rId26" w:history="1">
+        <w:r>
+          <w:rPr>
+            <w:rStyle w:val="Hyperlink"/>
+            <w:lang w:val="en-US"/>
+          </w:rPr>
+          <w:t>janou.debuyser@kuleuven.be</w:t>
+        </w:r>
+      </w:hyperlink>
+      <w:r>
+        <w:rPr>
+          <w:color w:val="24303B"/>
+          <w:lang w:val="en-US"/>
+        </w:rPr>
+        <w:t xml:space="preserve">) </w:t>
       </w:r>
     </w:p>
     <w:p>
@@ -2321,7 +2480,6 @@
       </w:pPr>
       <w:r>
         <w:rPr>
-          <w:rFonts w:ascii="Arial" w:hAnsi="Arial" w:eastAsia="Arial" w:cs="Arial"/>
           <w:b/>
           <w:bCs/>
           <w:color w:val="24303B"/>
@@ -2331,7 +2489,6 @@
       </w:r>
       <w:r>
         <w:rPr>
-          <w:rFonts w:ascii="Arial" w:hAnsi="Arial" w:eastAsia="Arial" w:cs="Arial"/>
           <w:b/>
           <w:bCs/>
           <w:color w:val="24303B"/>
@@ -2341,7 +2498,6 @@
       </w:r>
       <w:r>
         <w:rPr>
-          <w:rFonts w:ascii="Arial" w:hAnsi="Arial" w:eastAsia="Arial" w:cs="Arial"/>
           <w:color w:val="24303B"/>
           <w:lang w:val="en-US"/>
         </w:rPr>
@@ -2349,7 +2505,6 @@
       </w:r>
       <w:r>
         <w:rPr>
-          <w:rFonts w:ascii="Arial" w:hAnsi="Arial" w:eastAsia="Arial" w:cs="Arial"/>
           <w:color w:val="24303B"/>
           <w:lang w:val="en-US"/>
         </w:rPr>
@@ -2357,7 +2512,6 @@
       </w:r>
       <w:r>
         <w:rPr>
-          <w:rFonts w:ascii="Arial" w:hAnsi="Arial" w:eastAsia="Arial" w:cs="Arial"/>
           <w:color w:val="24303B"/>
           <w:lang w:val="en-US"/>
         </w:rPr>
@@ -2365,7 +2519,6 @@
       </w:r>
       <w:r>
         <w:rPr>
-          <w:rFonts w:ascii="Arial" w:hAnsi="Arial" w:eastAsia="Arial" w:cs="Arial"/>
           <w:color w:val="24303B"/>
           <w:lang w:val="en-US"/>
         </w:rPr>
@@ -2373,24 +2526,16 @@
       </w:r>
       <w:r>
         <w:rPr>
-          <w:rFonts w:ascii="Arial" w:hAnsi="Arial" w:eastAsia="Arial" w:cs="Arial"/>
           <w:color w:val="24303B"/>
           <w:lang w:val="en-US"/>
         </w:rPr>
         <w:t>)</w:t>
       </w:r>
     </w:p>
-    <w:p>
-      <w:pPr>
-        <w:rPr>
-          <w:lang w:val="en-US"/>
-        </w:rPr>
-      </w:pPr>
-    </w:p>
     <w:sectPr>
-      <w:footerReference w:type="default" r:id="rId22"/>
-      <w:headerReference w:type="default" r:id="rId28"/>
-      <w:pgSz w:w="11906" w:h="16838" w:orient="portrait"/>
+      <w:headerReference w:type="default" r:id="rId27"/>
+      <w:footerReference w:type="default" r:id="rId28"/>
+      <w:pgSz w:w="11906" w:h="16838"/>
       <w:pgMar w:top="1417" w:right="1417" w:bottom="1417" w:left="1417" w:header="708" w:footer="708" w:gutter="0"/>
       <w:cols w:space="708"/>
       <w:docGrid w:linePitch="360"/>
@@ -2400,7 +2545,7 @@
 </file>
 
 <file path=word/endnotes.xml><?xml version="1.0" encoding="utf-8"?>
-<w:endnotes xmlns:wpc="http://schemas.microsoft.com/office/word/2010/wordprocessingCanvas" xmlns:cx="http://schemas.microsoft.com/office/drawing/2014/chartex" xmlns:cx1="http://schemas.microsoft.com/office/drawing/2015/9/8/chartex" xmlns:cx2="http://schemas.microsoft.com/office/drawing/2015/10/21/chartex" xmlns:cx3="http://schemas.microsoft.com/office/drawing/2016/5/9/chartex" xmlns:cx4="http://schemas.microsoft.com/office/drawing/2016/5/10/chartex" xmlns:cx5="http://schemas.microsoft.com/office/drawing/2016/5/11/chartex" xmlns:cx6="http://schemas.microsoft.com/office/drawing/2016/5/12/chartex" xmlns:cx7="http://schemas.microsoft.com/office/drawing/2016/5/13/chartex" xmlns:cx8="http://schemas.microsoft.com/office/drawing/2016/5/14/chartex" xmlns:mc="http://schemas.openxmlformats.org/markup-compatibility/2006" xmlns:aink="http://schemas.microsoft.com/office/drawing/2016/ink" xmlns:am3d="http://schemas.microsoft.com/office/drawing/2017/model3d" xmlns:o="urn:schemas-microsoft-com:office:office" xmlns:oel="http://schemas.microsoft.com/office/2019/extlst" xmlns:r="http://schemas.openxmlformats.org/officeDocument/2006/relationships" xmlns:m="http://schemas.openxmlformats.org/officeDocument/2006/math" xmlns:v="urn:schemas-microsoft-com:vml" xmlns:wp14="http://schemas.microsoft.com/office/word/2010/wordprocessingDrawing" xmlns:wp="http://schemas.openxmlformats.org/drawingml/2006/wordprocessingDrawing" xmlns:w10="urn:schemas-microsoft-com:office:word" xmlns:w="http://schemas.openxmlformats.org/wordprocessingml/2006/main" xmlns:w14="http://schemas.microsoft.com/office/word/2010/wordml" xmlns:w15="http://schemas.microsoft.com/office/word/2012/wordml" xmlns:w16cex="http://schemas.microsoft.com/office/word/2018/wordml/cex" xmlns:w16cid="http://schemas.microsoft.com/office/word/2016/wordml/cid" xmlns:w16="http://schemas.microsoft.com/office/word/2018/wordml" xmlns:w16du="http://schemas.microsoft.com/office/word/2023/wordml/word16du" xmlns:w16sdtdh="http://schemas.microsoft.com/office/word/2020/wordml/sdtdatahash" xmlns:w16sdtfl="http://schemas.microsoft.com/office/word/2024/wordml/sdtformatlock" xmlns:w16se="http://schemas.microsoft.com/office/word/2015/wordml/symex" xmlns:wpg="http://schemas.microsoft.com/office/word/2010/wordprocessingGroup" xmlns:wpi="http://schemas.microsoft.com/office/word/2010/wordprocessingInk" xmlns:wne="http://schemas.microsoft.com/office/word/2006/wordml" xmlns:wps="http://schemas.microsoft.com/office/word/2010/wordprocessingShape" mc:Ignorable="w14 w15 w16se w16cid w16 w16cex w16sdtdh w16sdtfl w16du wp14">
+<w:endnotes xmlns:wpc="http://schemas.microsoft.com/office/word/2010/wordprocessingCanvas" xmlns:cx="http://schemas.microsoft.com/office/drawing/2014/chartex" xmlns:cx1="http://schemas.microsoft.com/office/drawing/2015/9/8/chartex" xmlns:cx2="http://schemas.microsoft.com/office/drawing/2015/10/21/chartex" xmlns:cx3="http://schemas.microsoft.com/office/drawing/2016/5/9/chartex" xmlns:cx4="http://schemas.microsoft.com/office/drawing/2016/5/10/chartex" xmlns:cx5="http://schemas.microsoft.com/office/drawing/2016/5/11/chartex" xmlns:cx6="http://schemas.microsoft.com/office/drawing/2016/5/12/chartex" xmlns:cx7="http://schemas.microsoft.com/office/drawing/2016/5/13/chartex" xmlns:cx8="http://schemas.microsoft.com/office/drawing/2016/5/14/chartex" xmlns:mc="http://schemas.openxmlformats.org/markup-compatibility/2006" xmlns:aink="http://schemas.microsoft.com/office/drawing/2016/ink" xmlns:am3d="http://schemas.microsoft.com/office/drawing/2017/model3d" xmlns:o="urn:schemas-microsoft-com:office:office" xmlns:oel="http://schemas.microsoft.com/office/2019/extlst" xmlns:r="http://schemas.openxmlformats.org/officeDocument/2006/relationships" xmlns:m="http://schemas.openxmlformats.org/officeDocument/2006/math" xmlns:v="urn:schemas-microsoft-com:vml" xmlns:wp14="http://schemas.microsoft.com/office/word/2010/wordprocessingDrawing" xmlns:wp="http://schemas.openxmlformats.org/drawingml/2006/wordprocessingDrawing" xmlns:w10="urn:schemas-microsoft-com:office:word" xmlns:w="http://schemas.openxmlformats.org/wordprocessingml/2006/main" xmlns:w14="http://schemas.microsoft.com/office/word/2010/wordml" xmlns:w15="http://schemas.microsoft.com/office/word/2012/wordml" xmlns:w16cei="http://schemas.microsoft.com/office/word/2026/wordml/cei" xmlns:w16cex="http://schemas.microsoft.com/office/word/2018/wordml/cex" xmlns:w16cid="http://schemas.microsoft.com/office/word/2016/wordml/cid" xmlns:w16="http://schemas.microsoft.com/office/word/2018/wordml" xmlns:w16du="http://schemas.microsoft.com/office/word/2023/wordml/word16du" xmlns:w16sdtdh="http://schemas.microsoft.com/office/word/2020/wordml/sdtdatahash" xmlns:w16sdtfl="http://schemas.microsoft.com/office/word/2024/wordml/sdtformatlock" xmlns:w16se="http://schemas.microsoft.com/office/word/2015/wordml/symex" xmlns:wpg="http://schemas.microsoft.com/office/word/2010/wordprocessingGroup" xmlns:wpi="http://schemas.microsoft.com/office/word/2010/wordprocessingInk" xmlns:wne="http://schemas.microsoft.com/office/word/2006/wordml" xmlns:wps="http://schemas.microsoft.com/office/word/2010/wordprocessingShape" mc:Ignorable="w14 w15 w16se w16cid w16 w16cex w16sdtdh w16sdtfl w16du wp14">
   <w:endnote w:type="separator" w:id="-1">
     <w:p>
       <w:pPr>
@@ -2419,19 +2564,22 @@
 </file>
 
 <file path=word/footer1.xml><?xml version="1.0" encoding="utf-8"?>
-<w:ftr xmlns:wpc="http://schemas.microsoft.com/office/word/2010/wordprocessingCanvas" xmlns:cx="http://schemas.microsoft.com/office/drawing/2014/chartex" xmlns:cx1="http://schemas.microsoft.com/office/drawing/2015/9/8/chartex" xmlns:cx2="http://schemas.microsoft.com/office/drawing/2015/10/21/chartex" xmlns:cx3="http://schemas.microsoft.com/office/drawing/2016/5/9/chartex" xmlns:cx4="http://schemas.microsoft.com/office/drawing/2016/5/10/chartex" xmlns:cx5="http://schemas.microsoft.com/office/drawing/2016/5/11/chartex" xmlns:cx6="http://schemas.microsoft.com/office/drawing/2016/5/12/chartex" xmlns:cx7="http://schemas.microsoft.com/office/drawing/2016/5/13/chartex" xmlns:cx8="http://schemas.microsoft.com/office/drawing/2016/5/14/chartex" xmlns:mc="http://schemas.openxmlformats.org/markup-compatibility/2006" xmlns:aink="http://schemas.microsoft.com/office/drawing/2016/ink" xmlns:am3d="http://schemas.microsoft.com/office/drawing/2017/model3d" xmlns:o="urn:schemas-microsoft-com:office:office" xmlns:oel="http://schemas.microsoft.com/office/2019/extlst" xmlns:r="http://schemas.openxmlformats.org/officeDocument/2006/relationships" xmlns:m="http://schemas.openxmlformats.org/officeDocument/2006/math" xmlns:v="urn:schemas-microsoft-com:vml" xmlns:wp14="http://schemas.microsoft.com/office/word/2010/wordprocessingDrawing" xmlns:wp="http://schemas.openxmlformats.org/drawingml/2006/wordprocessingDrawing" xmlns:w10="urn:schemas-microsoft-com:office:word" xmlns:w="http://schemas.openxmlformats.org/wordprocessingml/2006/main" xmlns:w14="http://schemas.microsoft.com/office/word/2010/wordml" xmlns:w15="http://schemas.microsoft.com/office/word/2012/wordml" xmlns:w16cex="http://schemas.microsoft.com/office/word/2018/wordml/cex" xmlns:w16cid="http://schemas.microsoft.com/office/word/2016/wordml/cid" xmlns:w16="http://schemas.microsoft.com/office/word/2018/wordml" xmlns:w16du="http://schemas.microsoft.com/office/word/2023/wordml/word16du" xmlns:w16sdtdh="http://schemas.microsoft.com/office/word/2020/wordml/sdtdatahash" xmlns:w16sdtfl="http://schemas.microsoft.com/office/word/2024/wordml/sdtformatlock" xmlns:w16se="http://schemas.microsoft.com/office/word/2015/wordml/symex" xmlns:wpg="http://schemas.microsoft.com/office/word/2010/wordprocessingGroup" xmlns:wpi="http://schemas.microsoft.com/office/word/2010/wordprocessingInk" xmlns:wne="http://schemas.microsoft.com/office/word/2006/wordml" xmlns:wps="http://schemas.microsoft.com/office/word/2010/wordprocessingShape" mc:Ignorable="w14 w15 w16se w16cid w16 w16cex w16sdtdh w16sdtfl w16du wp14">
+<w:ftr xmlns:wpc="http://schemas.microsoft.com/office/word/2010/wordprocessingCanvas" xmlns:cx="http://schemas.microsoft.com/office/drawing/2014/chartex" xmlns:cx1="http://schemas.microsoft.com/office/drawing/2015/9/8/chartex" xmlns:cx2="http://schemas.microsoft.com/office/drawing/2015/10/21/chartex" xmlns:cx3="http://schemas.microsoft.com/office/drawing/2016/5/9/chartex" xmlns:cx4="http://schemas.microsoft.com/office/drawing/2016/5/10/chartex" xmlns:cx5="http://schemas.microsoft.com/office/drawing/2016/5/11/chartex" xmlns:cx6="http://schemas.microsoft.com/office/drawing/2016/5/12/chartex" xmlns:cx7="http://schemas.microsoft.com/office/drawing/2016/5/13/chartex" xmlns:cx8="http://schemas.microsoft.com/office/drawing/2016/5/14/chartex" xmlns:mc="http://schemas.openxmlformats.org/markup-compatibility/2006" xmlns:aink="http://schemas.microsoft.com/office/drawing/2016/ink" xmlns:am3d="http://schemas.microsoft.com/office/drawing/2017/model3d" xmlns:o="urn:schemas-microsoft-com:office:office" xmlns:oel="http://schemas.microsoft.com/office/2019/extlst" xmlns:r="http://schemas.openxmlformats.org/officeDocument/2006/relationships" xmlns:m="http://schemas.openxmlformats.org/officeDocument/2006/math" xmlns:v="urn:schemas-microsoft-com:vml" xmlns:wp14="http://schemas.microsoft.com/office/word/2010/wordprocessingDrawing" xmlns:wp="http://schemas.openxmlformats.org/drawingml/2006/wordprocessingDrawing" xmlns:w10="urn:schemas-microsoft-com:office:word" xmlns:w="http://schemas.openxmlformats.org/wordprocessingml/2006/main" xmlns:w14="http://schemas.microsoft.com/office/word/2010/wordml" xmlns:w15="http://schemas.microsoft.com/office/word/2012/wordml" xmlns:w16cei="http://schemas.microsoft.com/office/word/2026/wordml/cei" xmlns:w16cex="http://schemas.microsoft.com/office/word/2018/wordml/cex" xmlns:w16cid="http://schemas.microsoft.com/office/word/2016/wordml/cid" xmlns:w16="http://schemas.microsoft.com/office/word/2018/wordml" xmlns:w16du="http://schemas.microsoft.com/office/word/2023/wordml/word16du" xmlns:w16sdtdh="http://schemas.microsoft.com/office/word/2020/wordml/sdtdatahash" xmlns:w16sdtfl="http://schemas.microsoft.com/office/word/2024/wordml/sdtformatlock" xmlns:w16se="http://schemas.microsoft.com/office/word/2015/wordml/symex" xmlns:wpg="http://schemas.microsoft.com/office/word/2010/wordprocessingGroup" xmlns:wpi="http://schemas.microsoft.com/office/word/2010/wordprocessingInk" xmlns:wne="http://schemas.microsoft.com/office/word/2006/wordml" xmlns:wps="http://schemas.microsoft.com/office/word/2010/wordprocessingShape" mc:Ignorable="w14 w15 w16se w16cid w16 w16cex w16sdtdh w16sdtfl w16du wp14">
   <w:p>
     <w:pPr>
       <w:pBdr>
         <w:top w:val="single" w:sz="6" w:space="6" w:color="C4CED8"/>
       </w:pBdr>
+      <w:rPr>
+        <w:lang w:val="nl-BE"/>
+      </w:rPr>
     </w:pPr>
     <w:r>
       <w:rPr>
         <w:noProof/>
       </w:rPr>
       <w:drawing>
-        <wp:anchor distT="0" distB="0" distL="114300" distR="114300" simplePos="0" relativeHeight="251659264" behindDoc="0" locked="0" layoutInCell="1" allowOverlap="1" wp14:anchorId="4A8142CD" wp14:editId="6CB4EA88">
+        <wp:anchor distT="0" distB="0" distL="114300" distR="114300" simplePos="0" relativeHeight="251658241" behindDoc="0" locked="0" layoutInCell="1" allowOverlap="1" wp14:anchorId="4A8142CD" wp14:editId="6CB4EA88">
           <wp:simplePos x="0" y="0"/>
           <wp:positionH relativeFrom="column">
             <wp:posOffset>5351825</wp:posOffset>
@@ -2454,7 +2602,7 @@
                   <pic:cNvPicPr/>
                 </pic:nvPicPr>
                 <pic:blipFill rotWithShape="1">
-                  <a:blip r:embed="rIdTplImgC">
+                  <a:blip r:embed="rId1">
                     <a:extLst>
                       <a:ext uri="{28A0092B-C50C-407E-A947-70E740481C1C}">
                         <a14:useLocalDpi xmlns:a14="http://schemas.microsoft.com/office/drawing/2010/main" val="0"/>
@@ -2500,6 +2648,7 @@
         <w:color w:val="59636E"/>
         <w:sz w:val="16"/>
         <w:szCs w:val="16"/>
+        <w:lang w:val="nl-BE"/>
       </w:rPr>
       <w:t>PARADISE-</w:t>
     </w:r>
@@ -2509,6 +2658,7 @@
         <w:color w:val="59636E"/>
         <w:sz w:val="16"/>
         <w:szCs w:val="16"/>
+        <w:lang w:val="nl-BE"/>
       </w:rPr>
       <w:t>studie  ·</w:t>
     </w:r>
@@ -2518,8 +2668,29 @@
         <w:color w:val="59636E"/>
         <w:sz w:val="16"/>
         <w:szCs w:val="16"/>
-      </w:rPr>
-      <w:t xml:space="preserve">  eCRF 19b: Werkinstructie MoveMonitor (SOP Dynaport) </w:t>
+        <w:lang w:val="nl-BE"/>
+      </w:rPr>
+      <w:t xml:space="preserve">  eCRF 19b: Werkinstructie </w:t>
+    </w:r>
+    <w:proofErr w:type="spellStart"/>
+    <w:r>
+      <w:rPr>
+        <w:color w:val="59636E"/>
+        <w:sz w:val="16"/>
+        <w:szCs w:val="16"/>
+        <w:lang w:val="nl-BE"/>
+      </w:rPr>
+      <w:t>MoveMonitor</w:t>
+    </w:r>
+    <w:proofErr w:type="spellEnd"/>
+    <w:r>
+      <w:rPr>
+        <w:color w:val="59636E"/>
+        <w:sz w:val="16"/>
+        <w:szCs w:val="16"/>
+        <w:lang w:val="nl-BE"/>
+      </w:rPr>
+      <w:t xml:space="preserve"> (SOP Dynaport) </w:t>
     </w:r>
     <w:proofErr w:type="gramStart"/>
     <w:r>
@@ -2527,8 +2698,9 @@
         <w:color w:val="59636E"/>
         <w:sz w:val="16"/>
         <w:szCs w:val="16"/>
-      </w:rPr>
-      <w:t>·</w:t>
+        <w:lang w:val="nl-BE"/>
+      </w:rPr>
+      <w:t>·  Versie</w:t>
     </w:r>
     <w:proofErr w:type="gramEnd"/>
     <w:r>
@@ -2536,8 +2708,9 @@
         <w:color w:val="59636E"/>
         <w:sz w:val="16"/>
         <w:szCs w:val="16"/>
-      </w:rPr>
-      <w:t xml:space="preserve">  Versie </w:t>
+        <w:lang w:val="nl-BE"/>
+      </w:rPr>
+      <w:t xml:space="preserve"> </w:t>
     </w:r>
     <w:proofErr w:type="gramStart"/>
     <w:r>
@@ -2547,9 +2720,11 @@
         <w:color w:val="59636E"/>
         <w:sz w:val="16"/>
         <w:szCs w:val="16"/>
-      </w:rPr>
-      <w:t xml:space="preserve">[ </w:t>
+        <w:lang w:val="nl-BE"/>
+      </w:rPr>
+      <w:t>[ 1.0</w:t>
     </w:r>
+    <w:proofErr w:type="gramEnd"/>
     <w:r>
       <w:rPr>
         <w:i/>
@@ -2557,10 +2732,11 @@
         <w:color w:val="59636E"/>
         <w:sz w:val="16"/>
         <w:szCs w:val="16"/>
-      </w:rPr>
-      <w:t>1.0</w:t>
+        <w:lang w:val="nl-BE"/>
+      </w:rPr>
+      <w:t xml:space="preserve"> </w:t>
     </w:r>
-    <w:proofErr w:type="gramEnd"/>
+    <w:proofErr w:type="gramStart"/>
     <w:r>
       <w:rPr>
         <w:i/>
@@ -2568,8 +2744,28 @@
         <w:color w:val="59636E"/>
         <w:sz w:val="16"/>
         <w:szCs w:val="16"/>
-      </w:rPr>
-      <w:t xml:space="preserve"> </w:t>
+        <w:lang w:val="nl-BE"/>
+      </w:rPr>
+      <w:t>]</w:t>
+    </w:r>
+    <w:r>
+      <w:rPr>
+        <w:color w:val="59636E"/>
+        <w:sz w:val="16"/>
+        <w:szCs w:val="16"/>
+        <w:lang w:val="nl-BE"/>
+      </w:rPr>
+      <w:t xml:space="preserve">  ·</w:t>
+    </w:r>
+    <w:proofErr w:type="gramEnd"/>
+    <w:r>
+      <w:rPr>
+        <w:color w:val="59636E"/>
+        <w:sz w:val="16"/>
+        <w:szCs w:val="16"/>
+        <w:lang w:val="nl-BE"/>
+      </w:rPr>
+      <w:t xml:space="preserve">  </w:t>
     </w:r>
     <w:proofErr w:type="gramStart"/>
     <w:r>
@@ -2579,27 +2775,11 @@
         <w:color w:val="59636E"/>
         <w:sz w:val="16"/>
         <w:szCs w:val="16"/>
-      </w:rPr>
-      <w:t>]</w:t>
-    </w:r>
-    <w:r>
-      <w:rPr>
-        <w:color w:val="59636E"/>
-        <w:sz w:val="16"/>
-        <w:szCs w:val="16"/>
-      </w:rPr>
-      <w:t xml:space="preserve">  ·</w:t>
+        <w:lang w:val="nl-BE"/>
+      </w:rPr>
+      <w:t>[ 27</w:t>
     </w:r>
     <w:proofErr w:type="gramEnd"/>
-    <w:r>
-      <w:rPr>
-        <w:color w:val="59636E"/>
-        <w:sz w:val="16"/>
-        <w:szCs w:val="16"/>
-      </w:rPr>
-      <w:t xml:space="preserve">  </w:t>
-    </w:r>
-    <w:proofErr w:type="gramStart"/>
     <w:r>
       <w:rPr>
         <w:i/>
@@ -2607,9 +2787,11 @@
         <w:color w:val="59636E"/>
         <w:sz w:val="16"/>
         <w:szCs w:val="16"/>
-      </w:rPr>
-      <w:t xml:space="preserve">[ </w:t>
+        <w:lang w:val="nl-BE"/>
+      </w:rPr>
+      <w:t>/07/</w:t>
     </w:r>
+    <w:proofErr w:type="gramStart"/>
     <w:r>
       <w:rPr>
         <w:i/>
@@ -2617,47 +2799,17 @@
         <w:color w:val="59636E"/>
         <w:sz w:val="16"/>
         <w:szCs w:val="16"/>
-      </w:rPr>
-      <w:t>27</w:t>
+        <w:lang w:val="nl-BE"/>
+      </w:rPr>
+      <w:t>2026 ]</w:t>
     </w:r>
     <w:proofErr w:type="gramEnd"/>
     <w:r>
       <w:rPr>
-        <w:i/>
-        <w:iCs/>
         <w:color w:val="59636E"/>
         <w:sz w:val="16"/>
         <w:szCs w:val="16"/>
-      </w:rPr>
-      <w:t>/07/</w:t>
-    </w:r>
-    <w:proofErr w:type="gramStart"/>
-    <w:r>
-      <w:rPr>
-        <w:i/>
-        <w:iCs/>
-        <w:color w:val="59636E"/>
-        <w:sz w:val="16"/>
-        <w:szCs w:val="16"/>
-      </w:rPr>
-      <w:t>2026</w:t>
-    </w:r>
-    <w:r>
-      <w:rPr>
-        <w:i/>
-        <w:iCs/>
-        <w:color w:val="59636E"/>
-        <w:sz w:val="16"/>
-        <w:szCs w:val="16"/>
-      </w:rPr>
-      <w:t xml:space="preserve"> ]</w:t>
-    </w:r>
-    <w:proofErr w:type="gramEnd"/>
-    <w:r>
-      <w:rPr>
-        <w:color w:val="59636E"/>
-        <w:sz w:val="16"/>
-        <w:szCs w:val="16"/>
+        <w:lang w:val="nl-BE"/>
       </w:rPr>
       <w:t xml:space="preserve">  </w:t>
     </w:r>
@@ -2667,6 +2819,7 @@
         <w:color w:val="59636E"/>
         <w:sz w:val="16"/>
         <w:szCs w:val="16"/>
+        <w:lang w:val="nl-BE"/>
       </w:rPr>
       <w:t>·  Pagina</w:t>
     </w:r>
@@ -2676,6 +2829,7 @@
         <w:color w:val="59636E"/>
         <w:sz w:val="16"/>
         <w:szCs w:val="16"/>
+        <w:lang w:val="nl-BE"/>
       </w:rPr>
       <w:t xml:space="preserve"> </w:t>
     </w:r>
@@ -2692,6 +2846,7 @@
         <w:color w:val="59636E"/>
         <w:sz w:val="16"/>
         <w:szCs w:val="16"/>
+        <w:lang w:val="nl-BE"/>
       </w:rPr>
       <w:instrText>PAGE</w:instrText>
     </w:r>
@@ -2709,6 +2864,7 @@
         <w:color w:val="59636E"/>
         <w:sz w:val="16"/>
         <w:szCs w:val="16"/>
+        <w:lang w:val="nl-BE"/>
       </w:rPr>
       <w:t>1</w:t>
     </w:r>
@@ -2725,6 +2881,7 @@
         <w:color w:val="59636E"/>
         <w:sz w:val="16"/>
         <w:szCs w:val="16"/>
+        <w:lang w:val="nl-BE"/>
       </w:rPr>
       <w:t xml:space="preserve"> van </w:t>
     </w:r>
@@ -2741,6 +2898,7 @@
         <w:color w:val="59636E"/>
         <w:sz w:val="16"/>
         <w:szCs w:val="16"/>
+        <w:lang w:val="nl-BE"/>
       </w:rPr>
       <w:instrText>NUMPAGES</w:instrText>
     </w:r>
@@ -2758,6 +2916,7 @@
         <w:color w:val="59636E"/>
         <w:sz w:val="16"/>
         <w:szCs w:val="16"/>
+        <w:lang w:val="nl-BE"/>
       </w:rPr>
       <w:t>2</w:t>
     </w:r>
@@ -2774,7 +2933,7 @@
 </file>
 
 <file path=word/footnotes.xml><?xml version="1.0" encoding="utf-8"?>
-<w:footnotes xmlns:wpc="http://schemas.microsoft.com/office/word/2010/wordprocessingCanvas" xmlns:cx="http://schemas.microsoft.com/office/drawing/2014/chartex" xmlns:cx1="http://schemas.microsoft.com/office/drawing/2015/9/8/chartex" xmlns:cx2="http://schemas.microsoft.com/office/drawing/2015/10/21/chartex" xmlns:cx3="http://schemas.microsoft.com/office/drawing/2016/5/9/chartex" xmlns:cx4="http://schemas.microsoft.com/office/drawing/2016/5/10/chartex" xmlns:cx5="http://schemas.microsoft.com/office/drawing/2016/5/11/chartex" xmlns:cx6="http://schemas.microsoft.com/office/drawing/2016/5/12/chartex" xmlns:cx7="http://schemas.microsoft.com/office/drawing/2016/5/13/chartex" xmlns:cx8="http://schemas.microsoft.com/office/drawing/2016/5/14/chartex" xmlns:mc="http://schemas.openxmlformats.org/markup-compatibility/2006" xmlns:aink="http://schemas.microsoft.com/office/drawing/2016/ink" xmlns:am3d="http://schemas.microsoft.com/office/drawing/2017/model3d" xmlns:o="urn:schemas-microsoft-com:office:office" xmlns:oel="http://schemas.microsoft.com/office/2019/extlst" xmlns:r="http://schemas.openxmlformats.org/officeDocument/2006/relationships" xmlns:m="http://schemas.openxmlformats.org/officeDocument/2006/math" xmlns:v="urn:schemas-microsoft-com:vml" xmlns:wp14="http://schemas.microsoft.com/office/word/2010/wordprocessingDrawing" xmlns:wp="http://schemas.openxmlformats.org/drawingml/2006/wordprocessingDrawing" xmlns:w10="urn:schemas-microsoft-com:office:word" xmlns:w="http://schemas.openxmlformats.org/wordprocessingml/2006/main" xmlns:w14="http://schemas.microsoft.com/office/word/2010/wordml" xmlns:w15="http://schemas.microsoft.com/office/word/2012/wordml" xmlns:w16cex="http://schemas.microsoft.com/office/word/2018/wordml/cex" xmlns:w16cid="http://schemas.microsoft.com/office/word/2016/wordml/cid" xmlns:w16="http://schemas.microsoft.com/office/word/2018/wordml" xmlns:w16du="http://schemas.microsoft.com/office/word/2023/wordml/word16du" xmlns:w16sdtdh="http://schemas.microsoft.com/office/word/2020/wordml/sdtdatahash" xmlns:w16sdtfl="http://schemas.microsoft.com/office/word/2024/wordml/sdtformatlock" xmlns:w16se="http://schemas.microsoft.com/office/word/2015/wordml/symex" xmlns:wpg="http://schemas.microsoft.com/office/word/2010/wordprocessingGroup" xmlns:wpi="http://schemas.microsoft.com/office/word/2010/wordprocessingInk" xmlns:wne="http://schemas.microsoft.com/office/word/2006/wordml" xmlns:wps="http://schemas.microsoft.com/office/word/2010/wordprocessingShape" mc:Ignorable="w14 w15 w16se w16cid w16 w16cex w16sdtdh w16sdtfl w16du wp14">
+<w:footnotes xmlns:wpc="http://schemas.microsoft.com/office/word/2010/wordprocessingCanvas" xmlns:cx="http://schemas.microsoft.com/office/drawing/2014/chartex" xmlns:cx1="http://schemas.microsoft.com/office/drawing/2015/9/8/chartex" xmlns:cx2="http://schemas.microsoft.com/office/drawing/2015/10/21/chartex" xmlns:cx3="http://schemas.microsoft.com/office/drawing/2016/5/9/chartex" xmlns:cx4="http://schemas.microsoft.com/office/drawing/2016/5/10/chartex" xmlns:cx5="http://schemas.microsoft.com/office/drawing/2016/5/11/chartex" xmlns:cx6="http://schemas.microsoft.com/office/drawing/2016/5/12/chartex" xmlns:cx7="http://schemas.microsoft.com/office/drawing/2016/5/13/chartex" xmlns:cx8="http://schemas.microsoft.com/office/drawing/2016/5/14/chartex" xmlns:mc="http://schemas.openxmlformats.org/markup-compatibility/2006" xmlns:aink="http://schemas.microsoft.com/office/drawing/2016/ink" xmlns:am3d="http://schemas.microsoft.com/office/drawing/2017/model3d" xmlns:o="urn:schemas-microsoft-com:office:office" xmlns:oel="http://schemas.microsoft.com/office/2019/extlst" xmlns:r="http://schemas.openxmlformats.org/officeDocument/2006/relationships" xmlns:m="http://schemas.openxmlformats.org/officeDocument/2006/math" xmlns:v="urn:schemas-microsoft-com:vml" xmlns:wp14="http://schemas.microsoft.com/office/word/2010/wordprocessingDrawing" xmlns:wp="http://schemas.openxmlformats.org/drawingml/2006/wordprocessingDrawing" xmlns:w10="urn:schemas-microsoft-com:office:word" xmlns:w="http://schemas.openxmlformats.org/wordprocessingml/2006/main" xmlns:w14="http://schemas.microsoft.com/office/word/2010/wordml" xmlns:w15="http://schemas.microsoft.com/office/word/2012/wordml" xmlns:w16cei="http://schemas.microsoft.com/office/word/2026/wordml/cei" xmlns:w16cex="http://schemas.microsoft.com/office/word/2018/wordml/cex" xmlns:w16cid="http://schemas.microsoft.com/office/word/2016/wordml/cid" xmlns:w16="http://schemas.microsoft.com/office/word/2018/wordml" xmlns:w16du="http://schemas.microsoft.com/office/word/2023/wordml/word16du" xmlns:w16sdtdh="http://schemas.microsoft.com/office/word/2020/wordml/sdtdatahash" xmlns:w16sdtfl="http://schemas.microsoft.com/office/word/2024/wordml/sdtformatlock" xmlns:w16se="http://schemas.microsoft.com/office/word/2015/wordml/symex" xmlns:wpg="http://schemas.microsoft.com/office/word/2010/wordprocessingGroup" xmlns:wpi="http://schemas.microsoft.com/office/word/2010/wordprocessingInk" xmlns:wne="http://schemas.microsoft.com/office/word/2006/wordml" xmlns:wps="http://schemas.microsoft.com/office/word/2010/wordprocessingShape" mc:Ignorable="w14 w15 w16se w16cid w16 w16cex w16sdtdh w16sdtfl w16du wp14">
   <w:footnote w:type="separator" w:id="-1">
     <w:p>
       <w:pPr>
@@ -2793,7 +2952,7 @@
 </file>
 
 <file path=word/header1.xml><?xml version="1.0" encoding="utf-8"?>
-<w:hdr xmlns:wpc="http://schemas.microsoft.com/office/word/2010/wordprocessingCanvas" xmlns:cx="http://schemas.microsoft.com/office/drawing/2014/chartex" xmlns:cx1="http://schemas.microsoft.com/office/drawing/2015/9/8/chartex" xmlns:cx2="http://schemas.microsoft.com/office/drawing/2015/10/21/chartex" xmlns:cx3="http://schemas.microsoft.com/office/drawing/2016/5/9/chartex" xmlns:cx4="http://schemas.microsoft.com/office/drawing/2016/5/10/chartex" xmlns:cx5="http://schemas.microsoft.com/office/drawing/2016/5/11/chartex" xmlns:cx6="http://schemas.microsoft.com/office/drawing/2016/5/12/chartex" xmlns:cx7="http://schemas.microsoft.com/office/drawing/2016/5/13/chartex" xmlns:cx8="http://schemas.microsoft.com/office/drawing/2016/5/14/chartex" xmlns:mc="http://schemas.openxmlformats.org/markup-compatibility/2006" xmlns:aink="http://schemas.microsoft.com/office/drawing/2016/ink" xmlns:am3d="http://schemas.microsoft.com/office/drawing/2017/model3d" xmlns:o="urn:schemas-microsoft-com:office:office" xmlns:oel="http://schemas.microsoft.com/office/2019/extlst" xmlns:r="http://schemas.openxmlformats.org/officeDocument/2006/relationships" xmlns:m="http://schemas.openxmlformats.org/officeDocument/2006/math" xmlns:v="urn:schemas-microsoft-com:vml" xmlns:wp14="http://schemas.microsoft.com/office/word/2010/wordprocessingDrawing" xmlns:wp="http://schemas.openxmlformats.org/drawingml/2006/wordprocessingDrawing" xmlns:w10="urn:schemas-microsoft-com:office:word" xmlns:w="http://schemas.openxmlformats.org/wordprocessingml/2006/main" xmlns:w14="http://schemas.microsoft.com/office/word/2010/wordml" xmlns:w15="http://schemas.microsoft.com/office/word/2012/wordml" xmlns:w16cex="http://schemas.microsoft.com/office/word/2018/wordml/cex" xmlns:w16cid="http://schemas.microsoft.com/office/word/2016/wordml/cid" xmlns:w16="http://schemas.microsoft.com/office/word/2018/wordml" xmlns:w16du="http://schemas.microsoft.com/office/word/2023/wordml/word16du" xmlns:w16sdtdh="http://schemas.microsoft.com/office/word/2020/wordml/sdtdatahash" xmlns:w16sdtfl="http://schemas.microsoft.com/office/word/2024/wordml/sdtformatlock" xmlns:w16se="http://schemas.microsoft.com/office/word/2015/wordml/symex" xmlns:wpg="http://schemas.microsoft.com/office/word/2010/wordprocessingGroup" xmlns:wpi="http://schemas.microsoft.com/office/word/2010/wordprocessingInk" xmlns:wne="http://schemas.microsoft.com/office/word/2006/wordml" xmlns:wps="http://schemas.microsoft.com/office/word/2010/wordprocessingShape" mc:Ignorable="w14 w15 w16se w16cid w16 w16cex w16sdtdh w16sdtfl w16du wp14">
+<w:hdr xmlns:wpc="http://schemas.microsoft.com/office/word/2010/wordprocessingCanvas" xmlns:cx="http://schemas.microsoft.com/office/drawing/2014/chartex" xmlns:cx1="http://schemas.microsoft.com/office/drawing/2015/9/8/chartex" xmlns:cx2="http://schemas.microsoft.com/office/drawing/2015/10/21/chartex" xmlns:cx3="http://schemas.microsoft.com/office/drawing/2016/5/9/chartex" xmlns:cx4="http://schemas.microsoft.com/office/drawing/2016/5/10/chartex" xmlns:cx5="http://schemas.microsoft.com/office/drawing/2016/5/11/chartex" xmlns:cx6="http://schemas.microsoft.com/office/drawing/2016/5/12/chartex" xmlns:cx7="http://schemas.microsoft.com/office/drawing/2016/5/13/chartex" xmlns:cx8="http://schemas.microsoft.com/office/drawing/2016/5/14/chartex" xmlns:mc="http://schemas.openxmlformats.org/markup-compatibility/2006" xmlns:aink="http://schemas.microsoft.com/office/drawing/2016/ink" xmlns:am3d="http://schemas.microsoft.com/office/drawing/2017/model3d" xmlns:o="urn:schemas-microsoft-com:office:office" xmlns:oel="http://schemas.microsoft.com/office/2019/extlst" xmlns:r="http://schemas.openxmlformats.org/officeDocument/2006/relationships" xmlns:m="http://schemas.openxmlformats.org/officeDocument/2006/math" xmlns:v="urn:schemas-microsoft-com:vml" xmlns:wp14="http://schemas.microsoft.com/office/word/2010/wordprocessingDrawing" xmlns:wp="http://schemas.openxmlformats.org/drawingml/2006/wordprocessingDrawing" xmlns:w10="urn:schemas-microsoft-com:office:word" xmlns:w="http://schemas.openxmlformats.org/wordprocessingml/2006/main" xmlns:w14="http://schemas.microsoft.com/office/word/2010/wordml" xmlns:w15="http://schemas.microsoft.com/office/word/2012/wordml" xmlns:w16cei="http://schemas.microsoft.com/office/word/2026/wordml/cei" xmlns:w16cex="http://schemas.microsoft.com/office/word/2018/wordml/cex" xmlns:w16cid="http://schemas.microsoft.com/office/word/2016/wordml/cid" xmlns:w16="http://schemas.microsoft.com/office/word/2018/wordml" xmlns:w16du="http://schemas.microsoft.com/office/word/2023/wordml/word16du" xmlns:w16sdtdh="http://schemas.microsoft.com/office/word/2020/wordml/sdtdatahash" xmlns:w16sdtfl="http://schemas.microsoft.com/office/word/2024/wordml/sdtformatlock" xmlns:w16se="http://schemas.microsoft.com/office/word/2015/wordml/symex" xmlns:wpg="http://schemas.microsoft.com/office/word/2010/wordprocessingGroup" xmlns:wpi="http://schemas.microsoft.com/office/word/2010/wordprocessingInk" xmlns:wne="http://schemas.microsoft.com/office/word/2006/wordml" xmlns:wps="http://schemas.microsoft.com/office/word/2010/wordprocessingShape" mc:Ignorable="w14 w15 w16se w16cid w16 w16cex w16sdtdh w16sdtfl w16du wp14">
   <w:p>
     <w:pPr>
       <w:pStyle w:val="Koptekst"/>
@@ -2840,7 +2999,7 @@
                   <pic:cNvPicPr/>
                 </pic:nvPicPr>
                 <pic:blipFill>
-                  <a:blip r:embed="rIdTplImgA">
+                  <a:blip r:embed="rId1">
                     <a:extLst>
                       <a:ext uri="{28A0092B-C50C-407E-A947-70E740481C1C}">
                         <a14:useLocalDpi xmlns:a14="http://schemas.microsoft.com/office/drawing/2010/main" val="0"/>
@@ -2892,7 +3051,7 @@
                   <pic:cNvPicPr/>
                 </pic:nvPicPr>
                 <pic:blipFill>
-                  <a:blip r:embed="rIdTplImgB">
+                  <a:blip r:embed="rId2">
                     <a:extLst>
                       <a:ext uri="{28A0092B-C50C-407E-A947-70E740481C1C}">
                         <a14:useLocalDpi xmlns:a14="http://schemas.microsoft.com/office/drawing/2010/main" val="0"/>
@@ -2923,7 +3082,7 @@
 </file>
 
 <file path=word/numbering.xml><?xml version="1.0" encoding="utf-8"?>
-<w:numbering xmlns:wpc="http://schemas.microsoft.com/office/word/2010/wordprocessingCanvas" xmlns:cx="http://schemas.microsoft.com/office/drawing/2014/chartex" xmlns:cx1="http://schemas.microsoft.com/office/drawing/2015/9/8/chartex" xmlns:cx2="http://schemas.microsoft.com/office/drawing/2015/10/21/chartex" xmlns:cx3="http://schemas.microsoft.com/office/drawing/2016/5/9/chartex" xmlns:cx4="http://schemas.microsoft.com/office/drawing/2016/5/10/chartex" xmlns:cx5="http://schemas.microsoft.com/office/drawing/2016/5/11/chartex" xmlns:cx6="http://schemas.microsoft.com/office/drawing/2016/5/12/chartex" xmlns:cx7="http://schemas.microsoft.com/office/drawing/2016/5/13/chartex" xmlns:cx8="http://schemas.microsoft.com/office/drawing/2016/5/14/chartex" xmlns:mc="http://schemas.openxmlformats.org/markup-compatibility/2006" xmlns:aink="http://schemas.microsoft.com/office/drawing/2016/ink" xmlns:am3d="http://schemas.microsoft.com/office/drawing/2017/model3d" xmlns:o="urn:schemas-microsoft-com:office:office" xmlns:oel="http://schemas.microsoft.com/office/2019/extlst" xmlns:r="http://schemas.openxmlformats.org/officeDocument/2006/relationships" xmlns:m="http://schemas.openxmlformats.org/officeDocument/2006/math" xmlns:v="urn:schemas-microsoft-com:vml" xmlns:wp14="http://schemas.microsoft.com/office/word/2010/wordprocessingDrawing" xmlns:wp="http://schemas.openxmlformats.org/drawingml/2006/wordprocessingDrawing" xmlns:w10="urn:schemas-microsoft-com:office:word" xmlns:w="http://schemas.openxmlformats.org/wordprocessingml/2006/main" xmlns:w14="http://schemas.microsoft.com/office/word/2010/wordml" xmlns:w15="http://schemas.microsoft.com/office/word/2012/wordml" xmlns:w16cex="http://schemas.microsoft.com/office/word/2018/wordml/cex" xmlns:w16cid="http://schemas.microsoft.com/office/word/2016/wordml/cid" xmlns:w16="http://schemas.microsoft.com/office/word/2018/wordml" xmlns:w16du="http://schemas.microsoft.com/office/word/2023/wordml/word16du" xmlns:w16sdtdh="http://schemas.microsoft.com/office/word/2020/wordml/sdtdatahash" xmlns:w16sdtfl="http://schemas.microsoft.com/office/word/2024/wordml/sdtformatlock" xmlns:w16se="http://schemas.microsoft.com/office/word/2015/wordml/symex" xmlns:wpg="http://schemas.microsoft.com/office/word/2010/wordprocessingGroup" xmlns:wpi="http://schemas.microsoft.com/office/word/2010/wordprocessingInk" xmlns:wne="http://schemas.microsoft.com/office/word/2006/wordml" xmlns:wps="http://schemas.microsoft.com/office/word/2010/wordprocessingShape" mc:Ignorable="w14 w15 w16se w16cid w16 w16cex w16sdtdh w16sdtfl w16du wp14">
+<w:numbering xmlns:wpc="http://schemas.microsoft.com/office/word/2010/wordprocessingCanvas" xmlns:cx="http://schemas.microsoft.com/office/drawing/2014/chartex" xmlns:cx1="http://schemas.microsoft.com/office/drawing/2015/9/8/chartex" xmlns:cx2="http://schemas.microsoft.com/office/drawing/2015/10/21/chartex" xmlns:cx3="http://schemas.microsoft.com/office/drawing/2016/5/9/chartex" xmlns:cx4="http://schemas.microsoft.com/office/drawing/2016/5/10/chartex" xmlns:cx5="http://schemas.microsoft.com/office/drawing/2016/5/11/chartex" xmlns:cx6="http://schemas.microsoft.com/office/drawing/2016/5/12/chartex" xmlns:cx7="http://schemas.microsoft.com/office/drawing/2016/5/13/chartex" xmlns:cx8="http://schemas.microsoft.com/office/drawing/2016/5/14/chartex" xmlns:mc="http://schemas.openxmlformats.org/markup-compatibility/2006" xmlns:aink="http://schemas.microsoft.com/office/drawing/2016/ink" xmlns:am3d="http://schemas.microsoft.com/office/drawing/2017/model3d" xmlns:o="urn:schemas-microsoft-com:office:office" xmlns:oel="http://schemas.microsoft.com/office/2019/extlst" xmlns:r="http://schemas.openxmlformats.org/officeDocument/2006/relationships" xmlns:m="http://schemas.openxmlformats.org/officeDocument/2006/math" xmlns:v="urn:schemas-microsoft-com:vml" xmlns:wp14="http://schemas.microsoft.com/office/word/2010/wordprocessingDrawing" xmlns:wp="http://schemas.openxmlformats.org/drawingml/2006/wordprocessingDrawing" xmlns:w10="urn:schemas-microsoft-com:office:word" xmlns:w="http://schemas.openxmlformats.org/wordprocessingml/2006/main" xmlns:w14="http://schemas.microsoft.com/office/word/2010/wordml" xmlns:w15="http://schemas.microsoft.com/office/word/2012/wordml" xmlns:w16cei="http://schemas.microsoft.com/office/word/2026/wordml/cei" xmlns:w16cex="http://schemas.microsoft.com/office/word/2018/wordml/cex" xmlns:w16cid="http://schemas.microsoft.com/office/word/2016/wordml/cid" xmlns:w16="http://schemas.microsoft.com/office/word/2018/wordml" xmlns:w16du="http://schemas.microsoft.com/office/word/2023/wordml/word16du" xmlns:w16sdtdh="http://schemas.microsoft.com/office/word/2020/wordml/sdtdatahash" xmlns:w16sdtfl="http://schemas.microsoft.com/office/word/2024/wordml/sdtformatlock" xmlns:w16se="http://schemas.microsoft.com/office/word/2015/wordml/symex" xmlns:wpg="http://schemas.microsoft.com/office/word/2010/wordprocessingGroup" xmlns:wpi="http://schemas.microsoft.com/office/word/2010/wordprocessingInk" xmlns:wne="http://schemas.microsoft.com/office/word/2006/wordml" xmlns:wps="http://schemas.microsoft.com/office/word/2010/wordprocessingShape" mc:Ignorable="w14 w15 w16se w16cid w16 w16cex w16sdtdh w16sdtfl w16du wp14">
   <w:abstractNum w:abstractNumId="0" w15:restartNumberingAfterBreak="0">
     <w:nsid w:val="07E456E1"/>
     <w:multiLevelType w:val="hybridMultilevel"/>
@@ -2937,7 +3096,7 @@
         <w:ind w:left="1788" w:hanging="360"/>
       </w:pPr>
       <w:rPr>
-        <w:rFonts w:hint="default" w:ascii="Wingdings" w:hAnsi="Wingdings" w:eastAsiaTheme="minorHAnsi" w:cstheme="minorBidi"/>
+        <w:rFonts w:ascii="Wingdings" w:eastAsiaTheme="minorHAnsi" w:hAnsi="Wingdings" w:cstheme="minorBidi" w:hint="default"/>
       </w:rPr>
     </w:lvl>
     <w:lvl w:ilvl="1" w:tplc="08130003">
@@ -2949,7 +3108,7 @@
         <w:ind w:left="2508" w:hanging="360"/>
       </w:pPr>
       <w:rPr>
-        <w:rFonts w:hint="default" w:ascii="Courier New" w:hAnsi="Courier New" w:cs="Courier New"/>
+        <w:rFonts w:ascii="Courier New" w:hAnsi="Courier New" w:cs="Courier New" w:hint="default"/>
       </w:rPr>
     </w:lvl>
     <w:lvl w:ilvl="2" w:tplc="08130005" w:tentative="1">
@@ -2961,7 +3120,7 @@
         <w:ind w:left="3228" w:hanging="360"/>
       </w:pPr>
       <w:rPr>
-        <w:rFonts w:hint="default" w:ascii="Wingdings" w:hAnsi="Wingdings"/>
+        <w:rFonts w:ascii="Wingdings" w:hAnsi="Wingdings" w:hint="default"/>
       </w:rPr>
     </w:lvl>
     <w:lvl w:ilvl="3" w:tplc="08130001" w:tentative="1">
@@ -2973,7 +3132,7 @@
         <w:ind w:left="3948" w:hanging="360"/>
       </w:pPr>
       <w:rPr>
-        <w:rFonts w:hint="default" w:ascii="Symbol" w:hAnsi="Symbol"/>
+        <w:rFonts w:ascii="Symbol" w:hAnsi="Symbol" w:hint="default"/>
       </w:rPr>
     </w:lvl>
     <w:lvl w:ilvl="4" w:tplc="08130003" w:tentative="1">
@@ -2985,7 +3144,7 @@
         <w:ind w:left="4668" w:hanging="360"/>
       </w:pPr>
       <w:rPr>
-        <w:rFonts w:hint="default" w:ascii="Courier New" w:hAnsi="Courier New" w:cs="Courier New"/>
+        <w:rFonts w:ascii="Courier New" w:hAnsi="Courier New" w:cs="Courier New" w:hint="default"/>
       </w:rPr>
     </w:lvl>
     <w:lvl w:ilvl="5" w:tplc="08130005" w:tentative="1">
@@ -2997,7 +3156,7 @@
         <w:ind w:left="5388" w:hanging="360"/>
       </w:pPr>
       <w:rPr>
-        <w:rFonts w:hint="default" w:ascii="Wingdings" w:hAnsi="Wingdings"/>
+        <w:rFonts w:ascii="Wingdings" w:hAnsi="Wingdings" w:hint="default"/>
       </w:rPr>
     </w:lvl>
     <w:lvl w:ilvl="6" w:tplc="08130001" w:tentative="1">
@@ -3009,7 +3168,7 @@
         <w:ind w:left="6108" w:hanging="360"/>
       </w:pPr>
       <w:rPr>
-        <w:rFonts w:hint="default" w:ascii="Symbol" w:hAnsi="Symbol"/>
+        <w:rFonts w:ascii="Symbol" w:hAnsi="Symbol" w:hint="default"/>
       </w:rPr>
     </w:lvl>
     <w:lvl w:ilvl="7" w:tplc="08130003" w:tentative="1">
@@ -3021,7 +3180,7 @@
         <w:ind w:left="6828" w:hanging="360"/>
       </w:pPr>
       <w:rPr>
-        <w:rFonts w:hint="default" w:ascii="Courier New" w:hAnsi="Courier New" w:cs="Courier New"/>
+        <w:rFonts w:ascii="Courier New" w:hAnsi="Courier New" w:cs="Courier New" w:hint="default"/>
       </w:rPr>
     </w:lvl>
     <w:lvl w:ilvl="8" w:tplc="08130005" w:tentative="1">
@@ -3033,7 +3192,7 @@
         <w:ind w:left="7548" w:hanging="360"/>
       </w:pPr>
       <w:rPr>
-        <w:rFonts w:hint="default" w:ascii="Wingdings" w:hAnsi="Wingdings"/>
+        <w:rFonts w:ascii="Wingdings" w:hAnsi="Wingdings" w:hint="default"/>
       </w:rPr>
     </w:lvl>
   </w:abstractNum>
@@ -3050,7 +3209,7 @@
         <w:ind w:left="1428" w:hanging="360"/>
       </w:pPr>
       <w:rPr>
-        <w:rFonts w:hint="default" w:ascii="Symbol" w:hAnsi="Symbol"/>
+        <w:rFonts w:ascii="Symbol" w:hAnsi="Symbol" w:hint="default"/>
       </w:rPr>
     </w:lvl>
     <w:lvl w:ilvl="1" w:tplc="08130003">
@@ -3062,7 +3221,7 @@
         <w:ind w:left="2148" w:hanging="360"/>
       </w:pPr>
       <w:rPr>
-        <w:rFonts w:hint="default" w:ascii="Courier New" w:hAnsi="Courier New" w:cs="Courier New"/>
+        <w:rFonts w:ascii="Courier New" w:hAnsi="Courier New" w:cs="Courier New" w:hint="default"/>
       </w:rPr>
     </w:lvl>
     <w:lvl w:ilvl="2" w:tplc="08130005">
@@ -3074,7 +3233,7 @@
         <w:ind w:left="2868" w:hanging="360"/>
       </w:pPr>
       <w:rPr>
-        <w:rFonts w:hint="default" w:ascii="Wingdings" w:hAnsi="Wingdings"/>
+        <w:rFonts w:ascii="Wingdings" w:hAnsi="Wingdings" w:hint="default"/>
       </w:rPr>
     </w:lvl>
     <w:lvl w:ilvl="3" w:tplc="08130001" w:tentative="1">
@@ -3086,7 +3245,7 @@
         <w:ind w:left="3588" w:hanging="360"/>
       </w:pPr>
       <w:rPr>
-        <w:rFonts w:hint="default" w:ascii="Symbol" w:hAnsi="Symbol"/>
+        <w:rFonts w:ascii="Symbol" w:hAnsi="Symbol" w:hint="default"/>
       </w:rPr>
     </w:lvl>
     <w:lvl w:ilvl="4" w:tplc="08130003" w:tentative="1">
@@ -3098,7 +3257,7 @@
         <w:ind w:left="4308" w:hanging="360"/>
       </w:pPr>
       <w:rPr>
-        <w:rFonts w:hint="default" w:ascii="Courier New" w:hAnsi="Courier New" w:cs="Courier New"/>
+        <w:rFonts w:ascii="Courier New" w:hAnsi="Courier New" w:cs="Courier New" w:hint="default"/>
       </w:rPr>
     </w:lvl>
     <w:lvl w:ilvl="5" w:tplc="08130005" w:tentative="1">
@@ -3110,7 +3269,7 @@
         <w:ind w:left="5028" w:hanging="360"/>
       </w:pPr>
       <w:rPr>
-        <w:rFonts w:hint="default" w:ascii="Wingdings" w:hAnsi="Wingdings"/>
+        <w:rFonts w:ascii="Wingdings" w:hAnsi="Wingdings" w:hint="default"/>
       </w:rPr>
     </w:lvl>
     <w:lvl w:ilvl="6" w:tplc="08130001" w:tentative="1">
@@ -3122,7 +3281,7 @@
         <w:ind w:left="5748" w:hanging="360"/>
       </w:pPr>
       <w:rPr>
-        <w:rFonts w:hint="default" w:ascii="Symbol" w:hAnsi="Symbol"/>
+        <w:rFonts w:ascii="Symbol" w:hAnsi="Symbol" w:hint="default"/>
       </w:rPr>
     </w:lvl>
     <w:lvl w:ilvl="7" w:tplc="08130003" w:tentative="1">
@@ -3134,7 +3293,7 @@
         <w:ind w:left="6468" w:hanging="360"/>
       </w:pPr>
       <w:rPr>
-        <w:rFonts w:hint="default" w:ascii="Courier New" w:hAnsi="Courier New" w:cs="Courier New"/>
+        <w:rFonts w:ascii="Courier New" w:hAnsi="Courier New" w:cs="Courier New" w:hint="default"/>
       </w:rPr>
     </w:lvl>
     <w:lvl w:ilvl="8" w:tplc="08130005" w:tentative="1">
@@ -3146,7 +3305,7 @@
         <w:ind w:left="7188" w:hanging="360"/>
       </w:pPr>
       <w:rPr>
-        <w:rFonts w:hint="default" w:ascii="Wingdings" w:hAnsi="Wingdings"/>
+        <w:rFonts w:ascii="Wingdings" w:hAnsi="Wingdings" w:hint="default"/>
       </w:rPr>
     </w:lvl>
   </w:abstractNum>
@@ -3249,7 +3408,7 @@
         <w:ind w:left="2508" w:hanging="360"/>
       </w:pPr>
       <w:rPr>
-        <w:rFonts w:hint="default" w:ascii="Courier New" w:hAnsi="Courier New" w:cs="Courier New"/>
+        <w:rFonts w:ascii="Courier New" w:hAnsi="Courier New" w:cs="Courier New" w:hint="default"/>
       </w:rPr>
     </w:lvl>
     <w:lvl w:ilvl="1" w:tplc="08130003" w:tentative="1">
@@ -3261,7 +3420,7 @@
         <w:ind w:left="3228" w:hanging="360"/>
       </w:pPr>
       <w:rPr>
-        <w:rFonts w:hint="default" w:ascii="Courier New" w:hAnsi="Courier New" w:cs="Courier New"/>
+        <w:rFonts w:ascii="Courier New" w:hAnsi="Courier New" w:cs="Courier New" w:hint="default"/>
       </w:rPr>
     </w:lvl>
     <w:lvl w:ilvl="2" w:tplc="08130005" w:tentative="1">
@@ -3273,7 +3432,7 @@
         <w:ind w:left="3948" w:hanging="360"/>
       </w:pPr>
       <w:rPr>
-        <w:rFonts w:hint="default" w:ascii="Wingdings" w:hAnsi="Wingdings"/>
+        <w:rFonts w:ascii="Wingdings" w:hAnsi="Wingdings" w:hint="default"/>
       </w:rPr>
     </w:lvl>
     <w:lvl w:ilvl="3" w:tplc="08130001" w:tentative="1">
@@ -3285,7 +3444,7 @@
         <w:ind w:left="4668" w:hanging="360"/>
       </w:pPr>
       <w:rPr>
-        <w:rFonts w:hint="default" w:ascii="Symbol" w:hAnsi="Symbol"/>
+        <w:rFonts w:ascii="Symbol" w:hAnsi="Symbol" w:hint="default"/>
       </w:rPr>
     </w:lvl>
     <w:lvl w:ilvl="4" w:tplc="08130003" w:tentative="1">
@@ -3297,7 +3456,7 @@
         <w:ind w:left="5388" w:hanging="360"/>
       </w:pPr>
       <w:rPr>
-        <w:rFonts w:hint="default" w:ascii="Courier New" w:hAnsi="Courier New" w:cs="Courier New"/>
+        <w:rFonts w:ascii="Courier New" w:hAnsi="Courier New" w:cs="Courier New" w:hint="default"/>
       </w:rPr>
     </w:lvl>
     <w:lvl w:ilvl="5" w:tplc="08130005" w:tentative="1">
@@ -3309,7 +3468,7 @@
         <w:ind w:left="6108" w:hanging="360"/>
       </w:pPr>
       <w:rPr>
-        <w:rFonts w:hint="default" w:ascii="Wingdings" w:hAnsi="Wingdings"/>
+        <w:rFonts w:ascii="Wingdings" w:hAnsi="Wingdings" w:hint="default"/>
       </w:rPr>
     </w:lvl>
     <w:lvl w:ilvl="6" w:tplc="08130001" w:tentative="1">
@@ -3321,7 +3480,7 @@
         <w:ind w:left="6828" w:hanging="360"/>
       </w:pPr>
       <w:rPr>
-        <w:rFonts w:hint="default" w:ascii="Symbol" w:hAnsi="Symbol"/>
+        <w:rFonts w:ascii="Symbol" w:hAnsi="Symbol" w:hint="default"/>
       </w:rPr>
     </w:lvl>
     <w:lvl w:ilvl="7" w:tplc="08130003" w:tentative="1">
@@ -3333,7 +3492,7 @@
         <w:ind w:left="7548" w:hanging="360"/>
       </w:pPr>
       <w:rPr>
-        <w:rFonts w:hint="default" w:ascii="Courier New" w:hAnsi="Courier New" w:cs="Courier New"/>
+        <w:rFonts w:ascii="Courier New" w:hAnsi="Courier New" w:cs="Courier New" w:hint="default"/>
       </w:rPr>
     </w:lvl>
     <w:lvl w:ilvl="8" w:tplc="08130005" w:tentative="1">
@@ -3345,7 +3504,156 @@
         <w:ind w:left="8268" w:hanging="360"/>
       </w:pPr>
       <w:rPr>
-        <w:rFonts w:hint="default" w:ascii="Wingdings" w:hAnsi="Wingdings"/>
+        <w:rFonts w:ascii="Wingdings" w:hAnsi="Wingdings" w:hint="default"/>
+      </w:rPr>
+    </w:lvl>
+  </w:abstractNum>
+  <w:abstractNum w:abstractNumId="4" w15:restartNumberingAfterBreak="0">
+    <w:nsid w:val="308B0DDF"/>
+    <w:multiLevelType w:val="multilevel"/>
+    <w:tmpl w:val="B712BA32"/>
+    <w:lvl w:ilvl="0">
+      <w:start w:val="1"/>
+      <w:numFmt w:val="bullet"/>
+      <w:lvlText w:val=""/>
+      <w:lvlJc w:val="left"/>
+      <w:pPr>
+        <w:tabs>
+          <w:tab w:val="num" w:pos="720"/>
+        </w:tabs>
+        <w:ind w:left="720" w:hanging="360"/>
+      </w:pPr>
+      <w:rPr>
+        <w:rFonts w:ascii="Symbol" w:hAnsi="Symbol" w:hint="default"/>
+        <w:sz w:val="20"/>
+      </w:rPr>
+    </w:lvl>
+    <w:lvl w:ilvl="1">
+      <w:start w:val="1"/>
+      <w:numFmt w:val="bullet"/>
+      <w:lvlText w:val="o"/>
+      <w:lvlJc w:val="left"/>
+      <w:pPr>
+        <w:tabs>
+          <w:tab w:val="num" w:pos="1440"/>
+        </w:tabs>
+        <w:ind w:left="1440" w:hanging="360"/>
+      </w:pPr>
+      <w:rPr>
+        <w:rFonts w:ascii="Courier New" w:hAnsi="Courier New" w:cs="Times New Roman" w:hint="default"/>
+        <w:sz w:val="20"/>
+      </w:rPr>
+    </w:lvl>
+    <w:lvl w:ilvl="2">
+      <w:start w:val="1"/>
+      <w:numFmt w:val="bullet"/>
+      <w:lvlText w:val=""/>
+      <w:lvlJc w:val="left"/>
+      <w:pPr>
+        <w:tabs>
+          <w:tab w:val="num" w:pos="2160"/>
+        </w:tabs>
+        <w:ind w:left="2160" w:hanging="360"/>
+      </w:pPr>
+      <w:rPr>
+        <w:rFonts w:ascii="Wingdings" w:hAnsi="Wingdings" w:hint="default"/>
+        <w:sz w:val="20"/>
+      </w:rPr>
+    </w:lvl>
+    <w:lvl w:ilvl="3">
+      <w:start w:val="1"/>
+      <w:numFmt w:val="bullet"/>
+      <w:lvlText w:val=""/>
+      <w:lvlJc w:val="left"/>
+      <w:pPr>
+        <w:tabs>
+          <w:tab w:val="num" w:pos="2880"/>
+        </w:tabs>
+        <w:ind w:left="2880" w:hanging="360"/>
+      </w:pPr>
+      <w:rPr>
+        <w:rFonts w:ascii="Wingdings" w:hAnsi="Wingdings" w:hint="default"/>
+        <w:sz w:val="20"/>
+      </w:rPr>
+    </w:lvl>
+    <w:lvl w:ilvl="4">
+      <w:start w:val="1"/>
+      <w:numFmt w:val="bullet"/>
+      <w:lvlText w:val=""/>
+      <w:lvlJc w:val="left"/>
+      <w:pPr>
+        <w:tabs>
+          <w:tab w:val="num" w:pos="3600"/>
+        </w:tabs>
+        <w:ind w:left="3600" w:hanging="360"/>
+      </w:pPr>
+      <w:rPr>
+        <w:rFonts w:ascii="Wingdings" w:hAnsi="Wingdings" w:hint="default"/>
+        <w:sz w:val="20"/>
+      </w:rPr>
+    </w:lvl>
+    <w:lvl w:ilvl="5">
+      <w:start w:val="1"/>
+      <w:numFmt w:val="bullet"/>
+      <w:lvlText w:val=""/>
+      <w:lvlJc w:val="left"/>
+      <w:pPr>
+        <w:tabs>
+          <w:tab w:val="num" w:pos="4320"/>
+        </w:tabs>
+        <w:ind w:left="4320" w:hanging="360"/>
+      </w:pPr>
+      <w:rPr>
+        <w:rFonts w:ascii="Wingdings" w:hAnsi="Wingdings" w:hint="default"/>
+        <w:sz w:val="20"/>
+      </w:rPr>
+    </w:lvl>
+    <w:lvl w:ilvl="6">
+      <w:start w:val="1"/>
+      <w:numFmt w:val="bullet"/>
+      <w:lvlText w:val=""/>
+      <w:lvlJc w:val="left"/>
+      <w:pPr>
+        <w:tabs>
+          <w:tab w:val="num" w:pos="5040"/>
+        </w:tabs>
+        <w:ind w:left="5040" w:hanging="360"/>
+      </w:pPr>
+      <w:rPr>
+        <w:rFonts w:ascii="Wingdings" w:hAnsi="Wingdings" w:hint="default"/>
+        <w:sz w:val="20"/>
+      </w:rPr>
+    </w:lvl>
+    <w:lvl w:ilvl="7">
+      <w:start w:val="1"/>
+      <w:numFmt w:val="bullet"/>
+      <w:lvlText w:val=""/>
+      <w:lvlJc w:val="left"/>
+      <w:pPr>
+        <w:tabs>
+          <w:tab w:val="num" w:pos="5760"/>
+        </w:tabs>
+        <w:ind w:left="5760" w:hanging="360"/>
+      </w:pPr>
+      <w:rPr>
+        <w:rFonts w:ascii="Wingdings" w:hAnsi="Wingdings" w:hint="default"/>
+        <w:sz w:val="20"/>
+      </w:rPr>
+    </w:lvl>
+    <w:lvl w:ilvl="8">
+      <w:start w:val="1"/>
+      <w:numFmt w:val="bullet"/>
+      <w:lvlText w:val=""/>
+      <w:lvlJc w:val="left"/>
+      <w:pPr>
+        <w:tabs>
+          <w:tab w:val="num" w:pos="6480"/>
+        </w:tabs>
+        <w:ind w:left="6480" w:hanging="360"/>
+      </w:pPr>
+      <w:rPr>
+        <w:rFonts w:ascii="Wingdings" w:hAnsi="Wingdings" w:hint="default"/>
+        <w:sz w:val="20"/>
       </w:rPr>
     </w:lvl>
   </w:abstractNum>
@@ -3361,6 +3669,18 @@
   <w:num w:numId="4" w16cid:durableId="1924603048">
     <w:abstractNumId w:val="2"/>
   </w:num>
+  <w:num w:numId="5" w16cid:durableId="485442598">
+    <w:abstractNumId w:val="4"/>
+    <w:lvlOverride w:ilvl="0"/>
+    <w:lvlOverride w:ilvl="1"/>
+    <w:lvlOverride w:ilvl="2"/>
+    <w:lvlOverride w:ilvl="3"/>
+    <w:lvlOverride w:ilvl="4"/>
+    <w:lvlOverride w:ilvl="5"/>
+    <w:lvlOverride w:ilvl="6"/>
+    <w:lvlOverride w:ilvl="7"/>
+    <w:lvlOverride w:ilvl="8"/>
+  </w:num>
 </w:numbering>
 </file>
 
@@ -3369,7 +3689,7 @@
   <w:docDefaults>
     <w:rPrDefault>
       <w:rPr>
-        <w:rFonts w:asciiTheme="minorHAnsi" w:hAnsiTheme="minorHAnsi" w:eastAsiaTheme="minorHAnsi" w:cstheme="minorBidi"/>
+        <w:rFonts w:asciiTheme="minorHAnsi" w:eastAsiaTheme="minorHAnsi" w:hAnsiTheme="minorHAnsi" w:cstheme="minorBidi"/>
         <w:kern w:val="2"/>
         <w:sz w:val="22"/>
         <w:szCs w:val="22"/>
@@ -3386,14 +3706,14 @@
   <w:latentStyles w:defLockedState="0" w:defUIPriority="99" w:defSemiHidden="0" w:defUnhideWhenUsed="0" w:defQFormat="0" w:count="376">
     <w:lsdException w:name="Normal" w:uiPriority="0" w:qFormat="1"/>
     <w:lsdException w:name="heading 1" w:uiPriority="9" w:qFormat="1"/>
-    <w:lsdException w:name="heading 2" w:uiPriority="9" w:semiHidden="1" w:unhideWhenUsed="1" w:qFormat="1"/>
-    <w:lsdException w:name="heading 3" w:uiPriority="9" w:semiHidden="1" w:unhideWhenUsed="1" w:qFormat="1"/>
-    <w:lsdException w:name="heading 4" w:uiPriority="9" w:semiHidden="1" w:unhideWhenUsed="1" w:qFormat="1"/>
-    <w:lsdException w:name="heading 5" w:uiPriority="9" w:semiHidden="1" w:unhideWhenUsed="1" w:qFormat="1"/>
-    <w:lsdException w:name="heading 6" w:uiPriority="9" w:semiHidden="1" w:unhideWhenUsed="1" w:qFormat="1"/>
-    <w:lsdException w:name="heading 7" w:uiPriority="9" w:semiHidden="1" w:unhideWhenUsed="1" w:qFormat="1"/>
-    <w:lsdException w:name="heading 8" w:uiPriority="9" w:semiHidden="1" w:unhideWhenUsed="1" w:qFormat="1"/>
-    <w:lsdException w:name="heading 9" w:uiPriority="9" w:semiHidden="1" w:unhideWhenUsed="1" w:qFormat="1"/>
+    <w:lsdException w:name="heading 2" w:semiHidden="1" w:uiPriority="9" w:unhideWhenUsed="1" w:qFormat="1"/>
+    <w:lsdException w:name="heading 3" w:semiHidden="1" w:uiPriority="9" w:unhideWhenUsed="1" w:qFormat="1"/>
+    <w:lsdException w:name="heading 4" w:semiHidden="1" w:uiPriority="9" w:unhideWhenUsed="1" w:qFormat="1"/>
+    <w:lsdException w:name="heading 5" w:semiHidden="1" w:uiPriority="9" w:unhideWhenUsed="1" w:qFormat="1"/>
+    <w:lsdException w:name="heading 6" w:semiHidden="1" w:uiPriority="9" w:unhideWhenUsed="1" w:qFormat="1"/>
+    <w:lsdException w:name="heading 7" w:semiHidden="1" w:uiPriority="9" w:unhideWhenUsed="1" w:qFormat="1"/>
+    <w:lsdException w:name="heading 8" w:semiHidden="1" w:uiPriority="9" w:unhideWhenUsed="1" w:qFormat="1"/>
+    <w:lsdException w:name="heading 9" w:semiHidden="1" w:uiPriority="9" w:unhideWhenUsed="1" w:qFormat="1"/>
     <w:lsdException w:name="index 1" w:semiHidden="1" w:unhideWhenUsed="1"/>
     <w:lsdException w:name="index 2" w:semiHidden="1" w:unhideWhenUsed="1"/>
     <w:lsdException w:name="index 3" w:semiHidden="1" w:unhideWhenUsed="1"/>
@@ -3403,22 +3723,22 @@
     <w:lsdException w:name="index 7" w:semiHidden="1" w:unhideWhenUsed="1"/>
     <w:lsdException w:name="index 8" w:semiHidden="1" w:unhideWhenUsed="1"/>
     <w:lsdException w:name="index 9" w:semiHidden="1" w:unhideWhenUsed="1"/>
-    <w:lsdException w:name="toc 1" w:uiPriority="39" w:semiHidden="1" w:unhideWhenUsed="1"/>
-    <w:lsdException w:name="toc 2" w:uiPriority="39" w:semiHidden="1" w:unhideWhenUsed="1"/>
-    <w:lsdException w:name="toc 3" w:uiPriority="39" w:semiHidden="1" w:unhideWhenUsed="1"/>
-    <w:lsdException w:name="toc 4" w:uiPriority="39" w:semiHidden="1" w:unhideWhenUsed="1"/>
-    <w:lsdException w:name="toc 5" w:uiPriority="39" w:semiHidden="1" w:unhideWhenUsed="1"/>
-    <w:lsdException w:name="toc 6" w:uiPriority="39" w:semiHidden="1" w:unhideWhenUsed="1"/>
-    <w:lsdException w:name="toc 7" w:uiPriority="39" w:semiHidden="1" w:unhideWhenUsed="1"/>
-    <w:lsdException w:name="toc 8" w:uiPriority="39" w:semiHidden="1" w:unhideWhenUsed="1"/>
-    <w:lsdException w:name="toc 9" w:uiPriority="39" w:semiHidden="1" w:unhideWhenUsed="1"/>
+    <w:lsdException w:name="toc 1" w:semiHidden="1" w:uiPriority="39" w:unhideWhenUsed="1"/>
+    <w:lsdException w:name="toc 2" w:semiHidden="1" w:uiPriority="39" w:unhideWhenUsed="1"/>
+    <w:lsdException w:name="toc 3" w:semiHidden="1" w:uiPriority="39" w:unhideWhenUsed="1"/>
+    <w:lsdException w:name="toc 4" w:semiHidden="1" w:uiPriority="39" w:unhideWhenUsed="1"/>
+    <w:lsdException w:name="toc 5" w:semiHidden="1" w:uiPriority="39" w:unhideWhenUsed="1"/>
+    <w:lsdException w:name="toc 6" w:semiHidden="1" w:uiPriority="39" w:unhideWhenUsed="1"/>
+    <w:lsdException w:name="toc 7" w:semiHidden="1" w:uiPriority="39" w:unhideWhenUsed="1"/>
+    <w:lsdException w:name="toc 8" w:semiHidden="1" w:uiPriority="39" w:unhideWhenUsed="1"/>
+    <w:lsdException w:name="toc 9" w:semiHidden="1" w:uiPriority="39" w:unhideWhenUsed="1"/>
     <w:lsdException w:name="Normal Indent" w:semiHidden="1" w:unhideWhenUsed="1"/>
     <w:lsdException w:name="footnote text" w:semiHidden="1" w:unhideWhenUsed="1"/>
     <w:lsdException w:name="annotation text" w:semiHidden="1" w:unhideWhenUsed="1"/>
     <w:lsdException w:name="header" w:semiHidden="1" w:unhideWhenUsed="1"/>
     <w:lsdException w:name="footer" w:semiHidden="1" w:unhideWhenUsed="1"/>
     <w:lsdException w:name="index heading" w:semiHidden="1" w:unhideWhenUsed="1"/>
-    <w:lsdException w:name="caption" w:uiPriority="35" w:semiHidden="1" w:unhideWhenUsed="1" w:qFormat="1"/>
+    <w:lsdException w:name="caption" w:semiHidden="1" w:uiPriority="35" w:unhideWhenUsed="1" w:qFormat="1"/>
     <w:lsdException w:name="table of figures" w:semiHidden="1" w:unhideWhenUsed="1"/>
     <w:lsdException w:name="envelope address" w:semiHidden="1" w:unhideWhenUsed="1"/>
     <w:lsdException w:name="envelope return" w:semiHidden="1" w:unhideWhenUsed="1"/>
@@ -3449,7 +3769,7 @@
     <w:lsdException w:name="Title" w:uiPriority="10" w:qFormat="1"/>
     <w:lsdException w:name="Closing" w:semiHidden="1" w:unhideWhenUsed="1"/>
     <w:lsdException w:name="Signature" w:semiHidden="1" w:unhideWhenUsed="1"/>
-    <w:lsdException w:name="Default Paragraph Font" w:uiPriority="1" w:semiHidden="1" w:unhideWhenUsed="1"/>
+    <w:lsdException w:name="Default Paragraph Font" w:semiHidden="1" w:uiPriority="1" w:unhideWhenUsed="1"/>
     <w:lsdException w:name="Body Text" w:semiHidden="1" w:unhideWhenUsed="1"/>
     <w:lsdException w:name="Body Text Indent" w:semiHidden="1" w:unhideWhenUsed="1"/>
     <w:lsdException w:name="List Continue" w:semiHidden="1" w:unhideWhenUsed="1"/>
@@ -3649,8 +3969,8 @@
     <w:lsdException w:name="Subtle Reference" w:uiPriority="31" w:qFormat="1"/>
     <w:lsdException w:name="Intense Reference" w:uiPriority="32" w:qFormat="1"/>
     <w:lsdException w:name="Book Title" w:uiPriority="33" w:qFormat="1"/>
-    <w:lsdException w:name="Bibliography" w:uiPriority="37" w:semiHidden="1" w:unhideWhenUsed="1"/>
-    <w:lsdException w:name="TOC Heading" w:uiPriority="39" w:semiHidden="1" w:unhideWhenUsed="1" w:qFormat="1"/>
+    <w:lsdException w:name="Bibliography" w:semiHidden="1" w:uiPriority="37" w:unhideWhenUsed="1"/>
+    <w:lsdException w:name="TOC Heading" w:semiHidden="1" w:uiPriority="39" w:unhideWhenUsed="1" w:qFormat="1"/>
     <w:lsdException w:name="Plain Table 1" w:uiPriority="41"/>
     <w:lsdException w:name="Plain Table 2" w:uiPriority="42"/>
     <w:lsdException w:name="Plain Table 3" w:uiPriority="43"/>
@@ -3761,11 +4081,11 @@
     <w:lsdException w:name="Unresolved Mention" w:semiHidden="1" w:unhideWhenUsed="1"/>
     <w:lsdException w:name="Smart Link" w:semiHidden="1" w:unhideWhenUsed="1"/>
   </w:latentStyles>
-  <w:style w:type="paragraph" w:styleId="Standaard" w:default="1">
+  <w:style w:type="paragraph" w:default="1" w:styleId="Standaard">
     <w:name w:val="Normal"/>
     <w:qFormat/>
     <w:rPr>
-      <w:rFonts w:ascii="Arial" w:hAnsi="Arial" w:eastAsia="Arial" w:cs="Arial"/>
+      <w:rFonts w:ascii="Arial" w:eastAsia="Arial" w:hAnsi="Arial" w:cs="Arial"/>
       <w:lang w:val="en-GB"/>
     </w:rPr>
   </w:style>
@@ -3784,7 +4104,7 @@
       <w:outlineLvl w:val="0"/>
     </w:pPr>
     <w:rPr>
-      <w:rFonts w:asciiTheme="majorHAnsi" w:hAnsiTheme="majorHAnsi" w:eastAsiaTheme="majorEastAsia" w:cstheme="majorBidi"/>
+      <w:rFonts w:asciiTheme="majorHAnsi" w:eastAsiaTheme="majorEastAsia" w:hAnsiTheme="majorHAnsi" w:cstheme="majorBidi"/>
       <w:color w:val="0F4761" w:themeColor="accent1" w:themeShade="BF"/>
       <w:sz w:val="40"/>
       <w:szCs w:val="40"/>
@@ -3807,7 +4127,7 @@
       <w:outlineLvl w:val="1"/>
     </w:pPr>
     <w:rPr>
-      <w:rFonts w:asciiTheme="majorHAnsi" w:hAnsiTheme="majorHAnsi" w:eastAsiaTheme="majorEastAsia" w:cstheme="majorBidi"/>
+      <w:rFonts w:asciiTheme="majorHAnsi" w:eastAsiaTheme="majorEastAsia" w:hAnsiTheme="majorHAnsi" w:cstheme="majorBidi"/>
       <w:color w:val="0F4761" w:themeColor="accent1" w:themeShade="BF"/>
       <w:sz w:val="32"/>
       <w:szCs w:val="32"/>
@@ -3968,13 +4288,13 @@
       <w:color w:val="272727" w:themeColor="text1" w:themeTint="D8"/>
     </w:rPr>
   </w:style>
-  <w:style w:type="character" w:styleId="Standaardalinea-lettertype" w:default="1">
+  <w:style w:type="character" w:default="1" w:styleId="Standaardalinea-lettertype">
     <w:name w:val="Default Paragraph Font"/>
     <w:uiPriority w:val="1"/>
     <w:semiHidden/>
     <w:unhideWhenUsed/>
   </w:style>
-  <w:style w:type="table" w:styleId="Standaardtabel" w:default="1">
+  <w:style w:type="table" w:default="1" w:styleId="Standaardtabel">
     <w:name w:val="Normal Table"/>
     <w:uiPriority w:val="99"/>
     <w:semiHidden/>
@@ -3989,27 +4309,27 @@
       </w:tblCellMar>
     </w:tblPr>
   </w:style>
-  <w:style w:type="numbering" w:styleId="Geenlijst" w:default="1">
+  <w:style w:type="numbering" w:default="1" w:styleId="Geenlijst">
     <w:name w:val="No List"/>
     <w:uiPriority w:val="99"/>
     <w:semiHidden/>
     <w:unhideWhenUsed/>
   </w:style>
-  <w:style w:type="character" w:styleId="Kop1Char" w:customStyle="1">
+  <w:style w:type="character" w:customStyle="1" w:styleId="Kop1Char">
     <w:name w:val="Kop 1 Char"/>
     <w:basedOn w:val="Standaardalinea-lettertype"/>
     <w:link w:val="Kop1"/>
     <w:uiPriority w:val="9"/>
     <w:rsid w:val="006E0D34"/>
     <w:rPr>
-      <w:rFonts w:asciiTheme="majorHAnsi" w:hAnsiTheme="majorHAnsi" w:eastAsiaTheme="majorEastAsia" w:cstheme="majorBidi"/>
+      <w:rFonts w:asciiTheme="majorHAnsi" w:eastAsiaTheme="majorEastAsia" w:hAnsiTheme="majorHAnsi" w:cstheme="majorBidi"/>
       <w:color w:val="0F4761" w:themeColor="accent1" w:themeShade="BF"/>
       <w:sz w:val="40"/>
       <w:szCs w:val="40"/>
       <w:lang w:val="en-GB"/>
     </w:rPr>
   </w:style>
-  <w:style w:type="character" w:styleId="Kop2Char" w:customStyle="1">
+  <w:style w:type="character" w:customStyle="1" w:styleId="Kop2Char">
     <w:name w:val="Kop 2 Char"/>
     <w:basedOn w:val="Standaardalinea-lettertype"/>
     <w:link w:val="Kop2"/>
@@ -4017,14 +4337,14 @@
     <w:semiHidden/>
     <w:rsid w:val="006E0D34"/>
     <w:rPr>
-      <w:rFonts w:asciiTheme="majorHAnsi" w:hAnsiTheme="majorHAnsi" w:eastAsiaTheme="majorEastAsia" w:cstheme="majorBidi"/>
+      <w:rFonts w:asciiTheme="majorHAnsi" w:eastAsiaTheme="majorEastAsia" w:hAnsiTheme="majorHAnsi" w:cstheme="majorBidi"/>
       <w:color w:val="0F4761" w:themeColor="accent1" w:themeShade="BF"/>
       <w:sz w:val="32"/>
       <w:szCs w:val="32"/>
       <w:lang w:val="en-GB"/>
     </w:rPr>
   </w:style>
-  <w:style w:type="character" w:styleId="Kop3Char" w:customStyle="1">
+  <w:style w:type="character" w:customStyle="1" w:styleId="Kop3Char">
     <w:name w:val="Kop 3 Char"/>
     <w:basedOn w:val="Standaardalinea-lettertype"/>
     <w:link w:val="Kop3"/>
@@ -4039,7 +4359,7 @@
       <w:lang w:val="en-GB"/>
     </w:rPr>
   </w:style>
-  <w:style w:type="character" w:styleId="Kop4Char" w:customStyle="1">
+  <w:style w:type="character" w:customStyle="1" w:styleId="Kop4Char">
     <w:name w:val="Kop 4 Char"/>
     <w:basedOn w:val="Standaardalinea-lettertype"/>
     <w:link w:val="Kop4"/>
@@ -4054,7 +4374,7 @@
       <w:lang w:val="en-GB"/>
     </w:rPr>
   </w:style>
-  <w:style w:type="character" w:styleId="Kop5Char" w:customStyle="1">
+  <w:style w:type="character" w:customStyle="1" w:styleId="Kop5Char">
     <w:name w:val="Kop 5 Char"/>
     <w:basedOn w:val="Standaardalinea-lettertype"/>
     <w:link w:val="Kop5"/>
@@ -4067,7 +4387,7 @@
       <w:lang w:val="en-GB"/>
     </w:rPr>
   </w:style>
-  <w:style w:type="character" w:styleId="Kop6Char" w:customStyle="1">
+  <w:style w:type="character" w:customStyle="1" w:styleId="Kop6Char">
     <w:name w:val="Kop 6 Char"/>
     <w:basedOn w:val="Standaardalinea-lettertype"/>
     <w:link w:val="Kop6"/>
@@ -4082,7 +4402,7 @@
       <w:lang w:val="en-GB"/>
     </w:rPr>
   </w:style>
-  <w:style w:type="character" w:styleId="Kop7Char" w:customStyle="1">
+  <w:style w:type="character" w:customStyle="1" w:styleId="Kop7Char">
     <w:name w:val="Kop 7 Char"/>
     <w:basedOn w:val="Standaardalinea-lettertype"/>
     <w:link w:val="Kop7"/>
@@ -4095,7 +4415,7 @@
       <w:lang w:val="en-GB"/>
     </w:rPr>
   </w:style>
-  <w:style w:type="character" w:styleId="Kop8Char" w:customStyle="1">
+  <w:style w:type="character" w:customStyle="1" w:styleId="Kop8Char">
     <w:name w:val="Kop 8 Char"/>
     <w:basedOn w:val="Standaardalinea-lettertype"/>
     <w:link w:val="Kop8"/>
@@ -4110,7 +4430,7 @@
       <w:lang w:val="en-GB"/>
     </w:rPr>
   </w:style>
-  <w:style w:type="character" w:styleId="Kop9Char" w:customStyle="1">
+  <w:style w:type="character" w:customStyle="1" w:styleId="Kop9Char">
     <w:name w:val="Kop 9 Char"/>
     <w:basedOn w:val="Standaardalinea-lettertype"/>
     <w:link w:val="Kop9"/>
@@ -4136,21 +4456,21 @@
       <w:contextualSpacing/>
     </w:pPr>
     <w:rPr>
-      <w:rFonts w:asciiTheme="majorHAnsi" w:hAnsiTheme="majorHAnsi" w:eastAsiaTheme="majorEastAsia" w:cstheme="majorBidi"/>
+      <w:rFonts w:asciiTheme="majorHAnsi" w:eastAsiaTheme="majorEastAsia" w:hAnsiTheme="majorHAnsi" w:cstheme="majorBidi"/>
       <w:spacing w:val="-10"/>
       <w:kern w:val="28"/>
       <w:sz w:val="56"/>
       <w:szCs w:val="56"/>
     </w:rPr>
   </w:style>
-  <w:style w:type="character" w:styleId="TitelChar" w:customStyle="1">
+  <w:style w:type="character" w:customStyle="1" w:styleId="TitelChar">
     <w:name w:val="Titel Char"/>
     <w:basedOn w:val="Standaardalinea-lettertype"/>
     <w:link w:val="Titel"/>
     <w:uiPriority w:val="10"/>
     <w:rsid w:val="006E0D34"/>
     <w:rPr>
-      <w:rFonts w:asciiTheme="majorHAnsi" w:hAnsiTheme="majorHAnsi" w:eastAsiaTheme="majorEastAsia" w:cstheme="majorBidi"/>
+      <w:rFonts w:asciiTheme="majorHAnsi" w:eastAsiaTheme="majorEastAsia" w:hAnsiTheme="majorHAnsi" w:cstheme="majorBidi"/>
       <w:spacing w:val="-10"/>
       <w:kern w:val="28"/>
       <w:sz w:val="56"/>
@@ -4179,7 +4499,7 @@
       <w:szCs w:val="28"/>
     </w:rPr>
   </w:style>
-  <w:style w:type="character" w:styleId="OndertitelChar" w:customStyle="1">
+  <w:style w:type="character" w:customStyle="1" w:styleId="OndertitelChar">
     <w:name w:val="Ondertitel Char"/>
     <w:basedOn w:val="Standaardalinea-lettertype"/>
     <w:link w:val="Ondertitel"/>
@@ -4212,7 +4532,7 @@
       <w:color w:val="404040" w:themeColor="text1" w:themeTint="BF"/>
     </w:rPr>
   </w:style>
-  <w:style w:type="character" w:styleId="CitaatChar" w:customStyle="1">
+  <w:style w:type="character" w:customStyle="1" w:styleId="CitaatChar">
     <w:name w:val="Citaat Char"/>
     <w:basedOn w:val="Standaardalinea-lettertype"/>
     <w:link w:val="Citaat"/>
@@ -4258,8 +4578,8 @@
     <w:rsid w:val="006E0D34"/>
     <w:pPr>
       <w:pBdr>
-        <w:top w:val="single" w:color="0F4761" w:themeColor="accent1" w:themeShade="BF" w:sz="4" w:space="10"/>
-        <w:bottom w:val="single" w:color="0F4761" w:themeColor="accent1" w:themeShade="BF" w:sz="4" w:space="10"/>
+        <w:top w:val="single" w:sz="4" w:space="10" w:color="0F4761" w:themeColor="accent1" w:themeShade="BF"/>
+        <w:bottom w:val="single" w:sz="4" w:space="10" w:color="0F4761" w:themeColor="accent1" w:themeShade="BF"/>
       </w:pBdr>
       <w:spacing w:before="360" w:after="360"/>
       <w:ind w:left="864" w:right="864"/>
@@ -4271,7 +4591,7 @@
       <w:color w:val="0F4761" w:themeColor="accent1" w:themeShade="BF"/>
     </w:rPr>
   </w:style>
-  <w:style w:type="character" w:styleId="DuidelijkcitaatChar" w:customStyle="1">
+  <w:style w:type="character" w:customStyle="1" w:styleId="DuidelijkcitaatChar">
     <w:name w:val="Duidelijk citaat Char"/>
     <w:basedOn w:val="Standaardalinea-lettertype"/>
     <w:link w:val="Duidelijkcitaat"/>
@@ -4336,7 +4656,7 @@
       <w:spacing w:after="0" w:line="240" w:lineRule="auto"/>
     </w:pPr>
   </w:style>
-  <w:style w:type="character" w:styleId="KoptekstChar" w:customStyle="1">
+  <w:style w:type="character" w:customStyle="1" w:styleId="KoptekstChar">
     <w:name w:val="Koptekst Char"/>
     <w:basedOn w:val="Standaardalinea-lettertype"/>
     <w:link w:val="Koptekst"/>
@@ -4361,7 +4681,7 @@
       <w:spacing w:after="0" w:line="240" w:lineRule="auto"/>
     </w:pPr>
   </w:style>
-  <w:style w:type="character" w:styleId="VoettekstChar" w:customStyle="1">
+  <w:style w:type="character" w:customStyle="1" w:styleId="VoettekstChar">
     <w:name w:val="Voettekst Char"/>
     <w:basedOn w:val="Standaardalinea-lettertype"/>
     <w:link w:val="Voettekst"/>
@@ -4375,7 +4695,7 @@
 </file>
 
 <file path=word/theme/theme1.xml><?xml version="1.0" encoding="utf-8"?>
-<a:theme xmlns:a="http://schemas.openxmlformats.org/drawingml/2006/main" xmlns:thm15="http://schemas.microsoft.com/office/thememl/2012/main" name="Kantoorthema">
+<a:theme xmlns:a="http://schemas.openxmlformats.org/drawingml/2006/main" name="Kantoorthema">
   <a:themeElements>
     <a:clrScheme name="Office">
       <a:dk1>
@@ -4670,6 +4990,12 @@
 </file>
 
 <file path=customXml/item1.xml><?xml version="1.0" encoding="utf-8"?>
+<p:properties xmlns:p="http://schemas.microsoft.com/office/2006/metadata/properties" xmlns:xsi="http://www.w3.org/2001/XMLSchema-instance" xmlns:pc="http://schemas.microsoft.com/office/infopath/2007/PartnerControls">
+  <documentManagement/>
+</p:properties>
+</file>
+
+<file path=customXml/item2.xml><?xml version="1.0" encoding="utf-8"?>
 <ct:contentTypeSchema xmlns:ct="http://schemas.microsoft.com/office/2006/metadata/contentType" xmlns:ma="http://schemas.microsoft.com/office/2006/metadata/properties/metaAttributes" ct:_="" ma:_="" ma:contentTypeName="Document" ma:contentTypeID="0x010100F1B33D7B57FFEC4BB77B5001C5B93838" ma:contentTypeVersion="6" ma:contentTypeDescription="Een nieuw document maken." ma:contentTypeScope="" ma:versionID="59579db12405a868ad0e92c5e4f74ae1">
   <xsd:schema xmlns:xsd="http://www.w3.org/2001/XMLSchema" xmlns:xs="http://www.w3.org/2001/XMLSchema" xmlns:p="http://schemas.microsoft.com/office/2006/metadata/properties" xmlns:ns2="f44e6bd5-09db-4117-8b15-adf399208dc6" targetNamespace="http://schemas.microsoft.com/office/2006/metadata/properties" ma:root="true" ma:fieldsID="98cf673e6ff17a9b7a889e3f7df574b2" ns2:_="">
     <xsd:import namespace="f44e6bd5-09db-4117-8b15-adf399208dc6"/>
@@ -4825,7 +5151,7 @@
 </ct:contentTypeSchema>
 </file>
 
-<file path=customXml/item2.xml><?xml version="1.0" encoding="utf-8"?>
+<file path=customXml/item3.xml><?xml version="1.0" encoding="utf-8"?>
 <?mso-contentType ?>
 <FormTemplates xmlns="http://schemas.microsoft.com/sharepoint/v3/contenttype/forms">
   <Display>DocumentLibraryForm</Display>
@@ -4834,20 +5160,37 @@
 </FormTemplates>
 </file>
 
-<file path=customXml/item3.xml><?xml version="1.0" encoding="utf-8"?>
-<p:properties xmlns:p="http://schemas.microsoft.com/office/2006/metadata/properties" xmlns:xsi="http://www.w3.org/2001/XMLSchema-instance" xmlns:pc="http://schemas.microsoft.com/office/infopath/2007/PartnerControls">
-  <documentManagement/>
-</p:properties>
-</file>
-
 <file path=customXml/itemProps1.xml><?xml version="1.0" encoding="utf-8"?>
-<ds:datastoreItem xmlns:ds="http://schemas.openxmlformats.org/officeDocument/2006/customXml" ds:itemID="{29F54C12-FB31-40D1-916D-84A896860771}"/>
+<ds:datastoreItem xmlns:ds="http://schemas.openxmlformats.org/officeDocument/2006/customXml" ds:itemID="{6520E8FB-EBB2-4E90-B6A9-72D9F6DFD0F1}">
+  <ds:schemaRefs>
+    <ds:schemaRef ds:uri="http://schemas.microsoft.com/office/2006/metadata/properties"/>
+    <ds:schemaRef ds:uri="http://schemas.microsoft.com/office/infopath/2007/PartnerControls"/>
+  </ds:schemaRefs>
+</ds:datastoreItem>
 </file>
 
 <file path=customXml/itemProps2.xml><?xml version="1.0" encoding="utf-8"?>
-<ds:datastoreItem xmlns:ds="http://schemas.openxmlformats.org/officeDocument/2006/customXml" ds:itemID="{170B967D-CD36-40F1-8638-FE4548ECBB1B}"/>
+<ds:datastoreItem xmlns:ds="http://schemas.openxmlformats.org/officeDocument/2006/customXml" ds:itemID="{29F54C12-FB31-40D1-916D-84A896860771}">
+  <ds:schemaRefs>
+    <ds:schemaRef ds:uri="http://schemas.microsoft.com/office/2006/metadata/contentType"/>
+    <ds:schemaRef ds:uri="http://schemas.microsoft.com/office/2006/metadata/properties/metaAttributes"/>
+    <ds:schemaRef ds:uri="http://www.w3.org/2001/XMLSchema"/>
+    <ds:schemaRef ds:uri="http://schemas.microsoft.com/office/2006/metadata/properties"/>
+    <ds:schemaRef ds:uri="f44e6bd5-09db-4117-8b15-adf399208dc6"/>
+    <ds:schemaRef ds:uri="http://schemas.microsoft.com/office/2006/documentManagement/types"/>
+    <ds:schemaRef ds:uri="http://schemas.microsoft.com/office/infopath/2007/PartnerControls"/>
+    <ds:schemaRef ds:uri="http://schemas.openxmlformats.org/package/2006/metadata/core-properties"/>
+    <ds:schemaRef ds:uri="http://purl.org/dc/elements/1.1/"/>
+    <ds:schemaRef ds:uri="http://purl.org/dc/terms/"/>
+    <ds:schemaRef ds:uri="http://schemas.microsoft.com/internal/obd"/>
+  </ds:schemaRefs>
+</ds:datastoreItem>
 </file>
 
 <file path=customXml/itemProps3.xml><?xml version="1.0" encoding="utf-8"?>
-<ds:datastoreItem xmlns:ds="http://schemas.openxmlformats.org/officeDocument/2006/customXml" ds:itemID="{6520E8FB-EBB2-4E90-B6A9-72D9F6DFD0F1}"/>
+<ds:datastoreItem xmlns:ds="http://schemas.openxmlformats.org/officeDocument/2006/customXml" ds:itemID="{170B967D-CD36-40F1-8638-FE4548ECBB1B}">
+  <ds:schemaRefs>
+    <ds:schemaRef ds:uri="http://schemas.microsoft.com/sharepoint/v3/contenttype/forms"/>
+  </ds:schemaRefs>
+</ds:datastoreItem>
 </file>